--- a/Tyler/.Net Angular/Tyler_Roberts.docx
+++ b/Tyler/.Net Angular/Tyler_Roberts.docx
@@ -6,6 +6,7 @@
       <w:pPr>
         <w:spacing w:after="40"/>
       </w:pPr>
+      <w:bookmarkStart w:id="0" w:name="_GoBack"/>
       <w:r>
         <w:rPr>
           <w:b/>
@@ -44,9 +45,55 @@
           <w:sz w:val="19"/>
           <w:szCs w:val="19"/>
         </w:rPr>
-        <w:t>tyler.roberts.1991@outlook.com | linkedin.com/in/tyler-roberts-a7b0953a0 | Florida, United States | +1 (305) 676-4408</w:t>
-      </w:r>
-    </w:p>
+        <w:t>tylerroberts.dev@oudook.com</w:t>
+      </w:r>
+      <w:r>
+        <w:rPr>
+          <w:rFonts w:ascii="Arial" w:eastAsia="Arial" w:hAnsi="Arial" w:cs="Arial"/>
+          <w:color w:val="4B5563"/>
+          <w:sz w:val="19"/>
+          <w:szCs w:val="19"/>
+        </w:rPr>
+        <w:t xml:space="preserve"> </w:t>
+      </w:r>
+      <w:r>
+        <w:rPr>
+          <w:rFonts w:ascii="Arial" w:eastAsia="Arial" w:hAnsi="Arial" w:cs="Arial"/>
+          <w:color w:val="4B5563"/>
+          <w:sz w:val="19"/>
+          <w:szCs w:val="19"/>
+        </w:rPr>
+        <w:t xml:space="preserve">| </w:t>
+      </w:r>
+      <w:r>
+        <w:rPr>
+          <w:rFonts w:ascii="Arial" w:eastAsia="Arial" w:hAnsi="Arial" w:cs="Arial"/>
+          <w:color w:val="4B5563"/>
+          <w:sz w:val="19"/>
+          <w:szCs w:val="19"/>
+        </w:rPr>
+        <w:t xml:space="preserve">linkedin.com/in/tyler-roberts-3b839b3a9/ </w:t>
+      </w:r>
+      <w:r>
+        <w:rPr>
+          <w:rFonts w:ascii="Arial" w:eastAsia="Arial" w:hAnsi="Arial" w:cs="Arial"/>
+          <w:color w:val="4B5563"/>
+          <w:sz w:val="19"/>
+          <w:szCs w:val="19"/>
+        </w:rPr>
+        <w:t xml:space="preserve">| Florida, United States | </w:t>
+      </w:r>
+      <w:r>
+        <w:rPr>
+          <w:rFonts w:ascii="Arial" w:eastAsia="Arial" w:hAnsi="Arial" w:cs="Arial"/>
+          <w:color w:val="4B5563"/>
+          <w:sz w:val="19"/>
+          <w:szCs w:val="19"/>
+        </w:rPr>
+        <w:t>+1 (725) 258-7943</w:t>
+      </w:r>
+    </w:p>
+    <w:bookmarkEnd w:id="0"/>
     <w:p>
       <w:pPr>
         <w:pBdr>
@@ -97,8 +144,9 @@
           <w:sz w:val="21"/>
           <w:szCs w:val="21"/>
         </w:rPr>
-        <w:t xml:space="preserve"> platforms and enterprise applications using .NET, C#, Angular, Node.js, and AWS. Strong background building production-grade backend services, scalable REST APIs, and modern </w:t>
-      </w:r>
+        <w:t xml:space="preserve"> platforms and enterprise applications using .NET, C#, Angular, Node.js, and AWS. Strong background building production-grade backend services, scalable REST APIs, and modern frontend interfaces with a focus on reliability, performance, and </w:t>
+      </w:r>
+      <w:proofErr w:type="spellStart"/>
       <w:r>
         <w:rPr>
           <w:rFonts w:ascii="Arial" w:eastAsia="Arial" w:hAnsi="Arial" w:cs="Arial"/>
@@ -106,9 +154,9 @@
           <w:sz w:val="21"/>
           <w:szCs w:val="21"/>
         </w:rPr>
-        <w:t xml:space="preserve">frontend interfaces with a focus on reliability, performance, and </w:t>
-      </w:r>
-      <w:proofErr w:type="spellStart"/>
+        <w:t>observability</w:t>
+      </w:r>
+      <w:proofErr w:type="spellEnd"/>
       <w:r>
         <w:rPr>
           <w:rFonts w:ascii="Arial" w:eastAsia="Arial" w:hAnsi="Arial" w:cs="Arial"/>
@@ -116,9 +164,9 @@
           <w:sz w:val="21"/>
           <w:szCs w:val="21"/>
         </w:rPr>
-        <w:t>observability</w:t>
-      </w:r>
-      <w:proofErr w:type="spellEnd"/>
+        <w:t xml:space="preserve"> in distributed systems. </w:t>
+      </w:r>
+      <w:proofErr w:type="gramStart"/>
       <w:r>
         <w:rPr>
           <w:rFonts w:ascii="Arial" w:eastAsia="Arial" w:hAnsi="Arial" w:cs="Arial"/>
@@ -126,9 +174,9 @@
           <w:sz w:val="21"/>
           <w:szCs w:val="21"/>
         </w:rPr>
-        <w:t xml:space="preserve"> in distributed systems. </w:t>
-      </w:r>
-      <w:proofErr w:type="gramStart"/>
+        <w:t>Proven ability to own complex B2B integrations end-to-end, including API design, authentication, data validation, background processing, and operational monitoring.</w:t>
+      </w:r>
+      <w:proofErr w:type="gramEnd"/>
       <w:r>
         <w:rPr>
           <w:rFonts w:ascii="Arial" w:eastAsia="Arial" w:hAnsi="Arial" w:cs="Arial"/>
@@ -136,8 +184,9 @@
           <w:sz w:val="21"/>
           <w:szCs w:val="21"/>
         </w:rPr>
-        <w:t>Proven ability to own complex B2B integrations end-to-end, including API design, authentication, data validation, background processing, and operational</w:t>
-      </w:r>
+        <w:t xml:space="preserve"> </w:t>
+      </w:r>
+      <w:proofErr w:type="gramStart"/>
       <w:r>
         <w:rPr>
           <w:rFonts w:ascii="Arial" w:eastAsia="Arial" w:hAnsi="Arial" w:cs="Arial"/>
@@ -145,7 +194,7 @@
           <w:sz w:val="21"/>
           <w:szCs w:val="21"/>
         </w:rPr>
-        <w:t xml:space="preserve"> monitoring.</w:t>
+        <w:t>Experienced modernizing legacy .NET applications into maintainable service-oriented architectures, improving deployment safety through CI/CD, automated testing, and infrastructure as code.</w:t>
       </w:r>
       <w:proofErr w:type="gramEnd"/>
       <w:r>
@@ -165,36 +214,7 @@
           <w:sz w:val="21"/>
           <w:szCs w:val="21"/>
         </w:rPr>
-        <w:t>Experienced modernizing legacy .NET applications into maintainable service-oriented architectures, improving deployment safety through CI/CD, automated testing, and infrastructure as code.</w:t>
-      </w:r>
-      <w:proofErr w:type="gramEnd"/>
-      <w:r>
-        <w:rPr>
-          <w:rFonts w:ascii="Arial" w:eastAsia="Arial" w:hAnsi="Arial" w:cs="Arial"/>
-          <w:color w:val="111111"/>
-          <w:sz w:val="21"/>
-          <w:szCs w:val="21"/>
-        </w:rPr>
-        <w:t xml:space="preserve"> </w:t>
-      </w:r>
-      <w:proofErr w:type="gramStart"/>
-      <w:r>
-        <w:rPr>
-          <w:rFonts w:ascii="Arial" w:eastAsia="Arial" w:hAnsi="Arial" w:cs="Arial"/>
-          <w:color w:val="111111"/>
-          <w:sz w:val="21"/>
-          <w:szCs w:val="21"/>
-        </w:rPr>
-        <w:t>Adept at collaborating with product and domain stakeho</w:t>
-      </w:r>
-      <w:r>
-        <w:rPr>
-          <w:rFonts w:ascii="Arial" w:eastAsia="Arial" w:hAnsi="Arial" w:cs="Arial"/>
-          <w:color w:val="111111"/>
-          <w:sz w:val="21"/>
-          <w:szCs w:val="21"/>
-        </w:rPr>
-        <w:t>lders to translate ambiguous requirements into secure, compliant, and scalable solutions while operating with high autonomy and end-to-end ownership.</w:t>
+        <w:t>Adept at collaborating with product and domain stakeholders to translate ambiguous requirements into secure, compliant, and scalable solutions while operating with high autonomy and end-to-end ownership.</w:t>
       </w:r>
       <w:proofErr w:type="gramEnd"/>
     </w:p>
@@ -241,12 +261,6 @@
         <w:gridCol w:w="2545"/>
       </w:tblGrid>
       <w:tr>
-        <w:tblPrEx>
-          <w:tblCellMar>
-            <w:top w:w="0" w:type="dxa"/>
-            <w:bottom w:w="0" w:type="dxa"/>
-          </w:tblCellMar>
-        </w:tblPrEx>
         <w:tc>
           <w:tcPr>
             <w:tcW w:w="1250" w:type="pct"/>
@@ -369,12 +383,6 @@
         </w:tc>
       </w:tr>
       <w:tr>
-        <w:tblPrEx>
-          <w:tblCellMar>
-            <w:top w:w="0" w:type="dxa"/>
-            <w:bottom w:w="0" w:type="dxa"/>
-          </w:tblCellMar>
-        </w:tblPrEx>
         <w:tc>
           <w:tcPr>
             <w:tcW w:w="1250" w:type="pct"/>
@@ -499,12 +507,6 @@
         </w:tc>
       </w:tr>
       <w:tr>
-        <w:tblPrEx>
-          <w:tblCellMar>
-            <w:top w:w="0" w:type="dxa"/>
-            <w:bottom w:w="0" w:type="dxa"/>
-          </w:tblCellMar>
-        </w:tblPrEx>
         <w:tc>
           <w:tcPr>
             <w:tcW w:w="1250" w:type="pct"/>
@@ -633,12 +635,6 @@
         </w:tc>
       </w:tr>
       <w:tr>
-        <w:tblPrEx>
-          <w:tblCellMar>
-            <w:top w:w="0" w:type="dxa"/>
-            <w:bottom w:w="0" w:type="dxa"/>
-          </w:tblCellMar>
-        </w:tblPrEx>
         <w:tc>
           <w:tcPr>
             <w:tcW w:w="1250" w:type="pct"/>
@@ -761,12 +757,6 @@
         </w:tc>
       </w:tr>
       <w:tr>
-        <w:tblPrEx>
-          <w:tblCellMar>
-            <w:top w:w="0" w:type="dxa"/>
-            <w:bottom w:w="0" w:type="dxa"/>
-          </w:tblCellMar>
-        </w:tblPrEx>
         <w:tc>
           <w:tcPr>
             <w:tcW w:w="1250" w:type="pct"/>
@@ -889,12 +879,6 @@
         </w:tc>
       </w:tr>
       <w:tr>
-        <w:tblPrEx>
-          <w:tblCellMar>
-            <w:top w:w="0" w:type="dxa"/>
-            <w:bottom w:w="0" w:type="dxa"/>
-          </w:tblCellMar>
-        </w:tblPrEx>
         <w:tc>
           <w:tcPr>
             <w:tcW w:w="1250" w:type="pct"/>
@@ -1017,12 +1001,6 @@
         </w:tc>
       </w:tr>
       <w:tr>
-        <w:tblPrEx>
-          <w:tblCellMar>
-            <w:top w:w="0" w:type="dxa"/>
-            <w:bottom w:w="0" w:type="dxa"/>
-          </w:tblCellMar>
-        </w:tblPrEx>
         <w:tc>
           <w:tcPr>
             <w:tcW w:w="1250" w:type="pct"/>
@@ -1147,12 +1125,6 @@
         </w:tc>
       </w:tr>
       <w:tr>
-        <w:tblPrEx>
-          <w:tblCellMar>
-            <w:top w:w="0" w:type="dxa"/>
-            <w:bottom w:w="0" w:type="dxa"/>
-          </w:tblCellMar>
-        </w:tblPrEx>
         <w:tc>
           <w:tcPr>
             <w:tcW w:w="1250" w:type="pct"/>
@@ -1277,12 +1249,6 @@
         </w:tc>
       </w:tr>
       <w:tr>
-        <w:tblPrEx>
-          <w:tblCellMar>
-            <w:top w:w="0" w:type="dxa"/>
-            <w:bottom w:w="0" w:type="dxa"/>
-          </w:tblCellMar>
-        </w:tblPrEx>
         <w:tc>
           <w:tcPr>
             <w:tcW w:w="1250" w:type="pct"/>
@@ -1407,12 +1373,6 @@
         </w:tc>
       </w:tr>
       <w:tr>
-        <w:tblPrEx>
-          <w:tblCellMar>
-            <w:top w:w="0" w:type="dxa"/>
-            <w:bottom w:w="0" w:type="dxa"/>
-          </w:tblCellMar>
-        </w:tblPrEx>
         <w:tc>
           <w:tcPr>
             <w:tcW w:w="1250" w:type="pct"/>
@@ -1537,12 +1497,6 @@
         </w:tc>
       </w:tr>
       <w:tr>
-        <w:tblPrEx>
-          <w:tblCellMar>
-            <w:top w:w="0" w:type="dxa"/>
-            <w:bottom w:w="0" w:type="dxa"/>
-          </w:tblCellMar>
-        </w:tblPrEx>
         <w:tc>
           <w:tcPr>
             <w:tcW w:w="1250" w:type="pct"/>
@@ -1669,12 +1623,6 @@
         </w:tc>
       </w:tr>
       <w:tr>
-        <w:tblPrEx>
-          <w:tblCellMar>
-            <w:top w:w="0" w:type="dxa"/>
-            <w:bottom w:w="0" w:type="dxa"/>
-          </w:tblCellMar>
-        </w:tblPrEx>
         <w:tc>
           <w:tcPr>
             <w:tcW w:w="1250" w:type="pct"/>
@@ -1797,12 +1745,6 @@
         </w:tc>
       </w:tr>
       <w:tr>
-        <w:tblPrEx>
-          <w:tblCellMar>
-            <w:top w:w="0" w:type="dxa"/>
-            <w:bottom w:w="0" w:type="dxa"/>
-          </w:tblCellMar>
-        </w:tblPrEx>
         <w:tc>
           <w:tcPr>
             <w:tcW w:w="1250" w:type="pct"/>
@@ -1925,12 +1867,6 @@
         </w:tc>
       </w:tr>
       <w:tr>
-        <w:tblPrEx>
-          <w:tblCellMar>
-            <w:top w:w="0" w:type="dxa"/>
-            <w:bottom w:w="0" w:type="dxa"/>
-          </w:tblCellMar>
-        </w:tblPrEx>
         <w:tc>
           <w:tcPr>
             <w:tcW w:w="1250" w:type="pct"/>
@@ -2066,12 +2002,6 @@
         </w:tc>
       </w:tr>
       <w:tr>
-        <w:tblPrEx>
-          <w:tblCellMar>
-            <w:top w:w="0" w:type="dxa"/>
-            <w:bottom w:w="0" w:type="dxa"/>
-          </w:tblCellMar>
-        </w:tblPrEx>
         <w:tc>
           <w:tcPr>
             <w:tcW w:w="1250" w:type="pct"/>
@@ -2196,12 +2126,6 @@
         </w:tc>
       </w:tr>
       <w:tr>
-        <w:tblPrEx>
-          <w:tblCellMar>
-            <w:top w:w="0" w:type="dxa"/>
-            <w:bottom w:w="0" w:type="dxa"/>
-          </w:tblCellMar>
-        </w:tblPrEx>
         <w:tc>
           <w:tcPr>
             <w:tcW w:w="1250" w:type="pct"/>
@@ -2435,14 +2359,7 @@
           <w:rFonts w:ascii="Arial" w:eastAsia="Arial" w:hAnsi="Arial" w:cs="Arial"/>
           <w:color w:val="111111"/>
         </w:rPr>
-        <w:t xml:space="preserve"> product modules by designing .NET and Node.js services, defining API contracts, and shipping Angular-based UI flows that reduced customer on</w:t>
-      </w:r>
-      <w:r>
-        <w:rPr>
-          <w:rFonts w:ascii="Arial" w:eastAsia="Arial" w:hAnsi="Arial" w:cs="Arial"/>
-          <w:color w:val="111111"/>
-        </w:rPr>
-        <w:t>boarding friction across enterprise tenants.</w:t>
+        <w:t xml:space="preserve"> product modules by designing .NET and Node.js services, defining API contracts, and shipping Angular-based UI flows that reduced customer onboarding friction across enterprise tenants.</w:t>
       </w:r>
     </w:p>
     <w:p>
@@ -2456,14 +2373,7 @@
           <w:rFonts w:ascii="Arial" w:eastAsia="Arial" w:hAnsi="Arial" w:cs="Arial"/>
           <w:color w:val="111111"/>
         </w:rPr>
-        <w:t xml:space="preserve">- Designed and implemented scalable REST APIs with versioning, validation, and backward compatibility strategies, ensuring external clients could adopt changes safely without breaking production integrations or </w:t>
-      </w:r>
-      <w:r>
-        <w:rPr>
-          <w:rFonts w:ascii="Arial" w:eastAsia="Arial" w:hAnsi="Arial" w:cs="Arial"/>
-          <w:color w:val="111111"/>
-        </w:rPr>
-        <w:t>automated workflows.</w:t>
+        <w:t>- Designed and implemented scalable REST APIs with versioning, validation, and backward compatibility strategies, ensuring external clients could adopt changes safely without breaking production integrations or automated workflows.</w:t>
       </w:r>
     </w:p>
     <w:p>
@@ -2491,14 +2401,7 @@
           <w:rFonts w:ascii="Arial" w:eastAsia="Arial" w:hAnsi="Arial" w:cs="Arial"/>
           <w:color w:val="111111"/>
         </w:rPr>
-        <w:t>- Built secur</w:t>
-      </w:r>
-      <w:r>
-        <w:rPr>
-          <w:rFonts w:ascii="Arial" w:eastAsia="Arial" w:hAnsi="Arial" w:cs="Arial"/>
-          <w:color w:val="111111"/>
-        </w:rPr>
-        <w:t>e authentication and authorization patterns across services using token-based flows and role-driven permissions, aligning access controls with real customer tenancy rules and audit expectations.</w:t>
+        <w:t>- Built secure authentication and authorization patterns across services using token-based flows and role-driven permissions, aligning access controls with real customer tenancy rules and audit expectations.</w:t>
       </w:r>
     </w:p>
     <w:p>
@@ -2542,14 +2445,7 @@
           <w:rFonts w:ascii="Arial" w:eastAsia="Arial" w:hAnsi="Arial" w:cs="Arial"/>
           <w:color w:val="111111"/>
         </w:rPr>
-        <w:t>- Optimized database access paths by impr</w:t>
-      </w:r>
-      <w:r>
-        <w:rPr>
-          <w:rFonts w:ascii="Arial" w:eastAsia="Arial" w:hAnsi="Arial" w:cs="Arial"/>
-          <w:color w:val="111111"/>
-        </w:rPr>
-        <w:t>oving indexing strategy, rewriting high-cost queries, and tuning ORM usage, which reduced p95 API latency and stabilized performance under peak traffic windows.</w:t>
+        <w:t>- Optimized database access paths by improving indexing strategy, rewriting high-cost queries, and tuning ORM usage, which reduced p95 API latency and stabilized performance under peak traffic windows.</w:t>
       </w:r>
     </w:p>
     <w:p>
@@ -2563,14 +2459,7 @@
           <w:rFonts w:ascii="Arial" w:eastAsia="Arial" w:hAnsi="Arial" w:cs="Arial"/>
           <w:color w:val="111111"/>
         </w:rPr>
-        <w:t>- Introduced structured logging, correlation IDs, and actionable metrics for critical request p</w:t>
-      </w:r>
-      <w:r>
-        <w:rPr>
-          <w:rFonts w:ascii="Arial" w:eastAsia="Arial" w:hAnsi="Arial" w:cs="Arial"/>
-          <w:color w:val="111111"/>
-        </w:rPr>
-        <w:t>aths, enabling faster incident triage and measurable reductions in mean time to detection and recovery.</w:t>
+        <w:t>- Introduced structured logging, correlation IDs, and actionable metrics for critical request paths, enabling faster incident triage and measurable reductions in mean time to detection and recovery.</w:t>
       </w:r>
     </w:p>
     <w:p>
@@ -2600,14 +2489,7 @@
           <w:rFonts w:ascii="Arial" w:eastAsia="Arial" w:hAnsi="Arial" w:cs="Arial"/>
           <w:color w:val="111111"/>
         </w:rPr>
-        <w:t xml:space="preserve"> handling, signature verification, payload normalization, and dead-letter</w:t>
-      </w:r>
-      <w:r>
-        <w:rPr>
-          <w:rFonts w:ascii="Arial" w:eastAsia="Arial" w:hAnsi="Arial" w:cs="Arial"/>
-          <w:color w:val="111111"/>
-        </w:rPr>
-        <w:t xml:space="preserve"> flows so data exchange remained reliable under partner instability.</w:t>
+        <w:t xml:space="preserve"> handling, signature verification, payload normalization, and dead-letter flows so data exchange remained reliable under partner instability.</w:t>
       </w:r>
     </w:p>
     <w:p>
@@ -2622,14 +2504,7 @@
           <w:color w:val="111111"/>
         </w:rPr>
         <w:lastRenderedPageBreak/>
-        <w:t>- Hardened API reliability through circuit-breaker patterns, timeout policies, and defensive parsing, preventing cascading failures when dependent services degraded or returned inconsiste</w:t>
-      </w:r>
-      <w:r>
-        <w:rPr>
-          <w:rFonts w:ascii="Arial" w:eastAsia="Arial" w:hAnsi="Arial" w:cs="Arial"/>
-          <w:color w:val="111111"/>
-        </w:rPr>
-        <w:t>nt payloads.</w:t>
+        <w:t>- Hardened API reliability through circuit-breaker patterns, timeout policies, and defensive parsing, preventing cascading failures when dependent services degraded or returned inconsistent payloads.</w:t>
       </w:r>
     </w:p>
     <w:p>
@@ -2657,14 +2532,7 @@
           <w:rFonts w:ascii="Arial" w:eastAsia="Arial" w:hAnsi="Arial" w:cs="Arial"/>
           <w:color w:val="111111"/>
         </w:rPr>
-        <w:t>- Improved deployment s</w:t>
-      </w:r>
-      <w:r>
-        <w:rPr>
-          <w:rFonts w:ascii="Arial" w:eastAsia="Arial" w:hAnsi="Arial" w:cs="Arial"/>
-          <w:color w:val="111111"/>
-        </w:rPr>
-        <w:t>afety by expanding automated test coverage and adding build-time quality gates, reducing production regressions and increasing confidence during frequent releases.</w:t>
+        <w:t>- Improved deployment safety by expanding automated test coverage and adding build-time quality gates, reducing production regressions and increasing confidence during frequent releases.</w:t>
       </w:r>
     </w:p>
     <w:p>
@@ -2678,14 +2546,7 @@
           <w:rFonts w:ascii="Arial" w:eastAsia="Arial" w:hAnsi="Arial" w:cs="Arial"/>
           <w:color w:val="111111"/>
         </w:rPr>
-        <w:t>- Built reusable Angular forms and validation utilities for complex workflows, ensuring cons</w:t>
-      </w:r>
-      <w:r>
-        <w:rPr>
-          <w:rFonts w:ascii="Arial" w:eastAsia="Arial" w:hAnsi="Arial" w:cs="Arial"/>
-          <w:color w:val="111111"/>
-        </w:rPr>
-        <w:t>istent UX behavior while supporting dynamic rules driven by configuration and server-side constraints.</w:t>
+        <w:t>- Built reusable Angular forms and validation utilities for complex workflows, ensuring consistent UX behavior while supporting dynamic rules driven by configuration and server-side constraints.</w:t>
       </w:r>
     </w:p>
     <w:p>
@@ -2699,14 +2560,7 @@
           <w:rFonts w:ascii="Arial" w:eastAsia="Arial" w:hAnsi="Arial" w:cs="Arial"/>
           <w:color w:val="111111"/>
         </w:rPr>
-        <w:t>- Implemented secure file upload and processing pipelines with size limits, malware scanning hooks, and strict content validation, preventing common atta</w:t>
-      </w:r>
-      <w:r>
-        <w:rPr>
-          <w:rFonts w:ascii="Arial" w:eastAsia="Arial" w:hAnsi="Arial" w:cs="Arial"/>
-          <w:color w:val="111111"/>
-        </w:rPr>
-        <w:t>ck vectors while meeting business needs.</w:t>
+        <w:t>- Implemented secure file upload and processing pipelines with size limits, malware scanning hooks, and strict content validation, preventing common attack vectors while meeting business needs.</w:t>
       </w:r>
     </w:p>
     <w:p>
@@ -2839,14 +2693,7 @@
           <w:rFonts w:ascii="Arial" w:eastAsia="Arial" w:hAnsi="Arial" w:cs="Arial"/>
           <w:color w:val="111111"/>
         </w:rPr>
-        <w:t xml:space="preserve">- Implemented REST endpoints and service-layer </w:t>
-      </w:r>
-      <w:r>
-        <w:rPr>
-          <w:rFonts w:ascii="Arial" w:eastAsia="Arial" w:hAnsi="Arial" w:cs="Arial"/>
-          <w:color w:val="111111"/>
-        </w:rPr>
-        <w:t>business logic with careful validation and error handling, ensuring predictable API behavior for frontend consumption and external client integrations.</w:t>
+        <w:t>- Implemented REST endpoints and service-layer business logic with careful validation and error handling, ensuring predictable API behavior for frontend consumption and external client integrations.</w:t>
       </w:r>
     </w:p>
     <w:p>
@@ -2876,14 +2723,7 @@
           <w:rFonts w:ascii="Arial" w:eastAsia="Arial" w:hAnsi="Arial" w:cs="Arial"/>
           <w:color w:val="111111"/>
         </w:rPr>
-        <w:t>-driven state and reusable UI patterns, reducing duplicated logi</w:t>
-      </w:r>
-      <w:r>
-        <w:rPr>
-          <w:rFonts w:ascii="Arial" w:eastAsia="Arial" w:hAnsi="Arial" w:cs="Arial"/>
-          <w:color w:val="111111"/>
-        </w:rPr>
-        <w:t>c across pages and improving delivery speed for new feature requests.</w:t>
+        <w:t>-driven state and reusable UI patterns, reducing duplicated logic across pages and improving delivery speed for new feature requests.</w:t>
       </w:r>
     </w:p>
     <w:p>
@@ -2897,14 +2737,7 @@
           <w:rFonts w:ascii="Arial" w:eastAsia="Arial" w:hAnsi="Arial" w:cs="Arial"/>
           <w:color w:val="111111"/>
         </w:rPr>
-        <w:t>- Created reporting and export features that combined database aggregation with API pagination, enabling large datasets to be delivered reliably without timeouts or memory spikes in prod</w:t>
-      </w:r>
-      <w:r>
-        <w:rPr>
-          <w:rFonts w:ascii="Arial" w:eastAsia="Arial" w:hAnsi="Arial" w:cs="Arial"/>
-          <w:color w:val="111111"/>
-        </w:rPr>
-        <w:t>uction.</w:t>
+        <w:t>- Created reporting and export features that combined database aggregation with API pagination, enabling large datasets to be delivered reliably without timeouts or memory spikes in production.</w:t>
       </w:r>
     </w:p>
     <w:p>
@@ -2932,14 +2765,7 @@
           <w:rFonts w:ascii="Arial" w:eastAsia="Arial" w:hAnsi="Arial" w:cs="Arial"/>
           <w:color w:val="111111"/>
         </w:rPr>
-        <w:t>- Refactored legacy modules by isolating shared serv</w:t>
-      </w:r>
-      <w:r>
-        <w:rPr>
-          <w:rFonts w:ascii="Arial" w:eastAsia="Arial" w:hAnsi="Arial" w:cs="Arial"/>
-          <w:color w:val="111111"/>
-        </w:rPr>
-        <w:t>ices and introducing clear boundaries between UI, domain logic, and data access, which reduced regression risk during iterative enhancements.</w:t>
+        <w:t>- Refactored legacy modules by isolating shared services and introducing clear boundaries between UI, domain logic, and data access, which reduced regression risk during iterative enhancements.</w:t>
       </w:r>
     </w:p>
     <w:p>
@@ -2953,14 +2779,7 @@
           <w:rFonts w:ascii="Arial" w:eastAsia="Arial" w:hAnsi="Arial" w:cs="Arial"/>
           <w:color w:val="111111"/>
         </w:rPr>
-        <w:t>- Implemented automated tests for key backend flows and critical UI interactions, improving release confidence and</w:t>
-      </w:r>
-      <w:r>
-        <w:rPr>
-          <w:rFonts w:ascii="Arial" w:eastAsia="Arial" w:hAnsi="Arial" w:cs="Arial"/>
-          <w:color w:val="111111"/>
-        </w:rPr>
-        <w:t xml:space="preserve"> reducing production bug frequency during high-change delivery cycles.</w:t>
+        <w:t>- Implemented automated tests for key backend flows and critical UI interactions, improving release confidence and reducing production bug frequency during high-change delivery cycles.</w:t>
       </w:r>
     </w:p>
     <w:p>
@@ -2988,14 +2807,7 @@
           <w:rFonts w:ascii="Arial" w:eastAsia="Arial" w:hAnsi="Arial" w:cs="Arial"/>
           <w:color w:val="111111"/>
         </w:rPr>
-        <w:t xml:space="preserve">- </w:t>
-      </w:r>
-      <w:r>
-        <w:rPr>
-          <w:rFonts w:ascii="Arial" w:eastAsia="Arial" w:hAnsi="Arial" w:cs="Arial"/>
-          <w:color w:val="111111"/>
-        </w:rPr>
-        <w:t>Collaborated directly with designers and stakeholders to implement pixel-accurate layouts and accessibility improvements, ensuring production pages behaved consistently across devices and browsers.</w:t>
+        <w:t>- Collaborated directly with designers and stakeholders to implement pixel-accurate layouts and accessibility improvements, ensuring production pages behaved consistently across devices and browsers.</w:t>
       </w:r>
     </w:p>
     <w:p>
@@ -3009,14 +2821,7 @@
           <w:rFonts w:ascii="Arial" w:eastAsia="Arial" w:hAnsi="Arial" w:cs="Arial"/>
           <w:color w:val="111111"/>
         </w:rPr>
-        <w:t>- Established consistent API response shapes and error con</w:t>
-      </w:r>
-      <w:r>
-        <w:rPr>
-          <w:rFonts w:ascii="Arial" w:eastAsia="Arial" w:hAnsi="Arial" w:cs="Arial"/>
-          <w:color w:val="111111"/>
-        </w:rPr>
-        <w:t>ventions across services, simplifying frontend development and enabling faster debugging when unexpected runtime conditions occurred.</w:t>
+        <w:t>- Established consistent API response shapes and error conventions across services, simplifying frontend development and enabling faster debugging when unexpected runtime conditions occurred.</w:t>
       </w:r>
     </w:p>
     <w:p>
@@ -3030,14 +2835,7 @@
           <w:rFonts w:ascii="Arial" w:eastAsia="Arial" w:hAnsi="Arial" w:cs="Arial"/>
           <w:color w:val="111111"/>
         </w:rPr>
-        <w:t>- Supported production operations by diagnosing incidents with logs and metrics, deploying hotfixes safely, and documentin</w:t>
-      </w:r>
-      <w:r>
-        <w:rPr>
-          <w:rFonts w:ascii="Arial" w:eastAsia="Arial" w:hAnsi="Arial" w:cs="Arial"/>
-          <w:color w:val="111111"/>
-        </w:rPr>
-        <w:t>g root causes so recurring issues were prevented rather than repeatedly patched.</w:t>
+        <w:t>- Supported production operations by diagnosing incidents with logs and metrics, deploying hotfixes safely, and documenting root causes so recurring issues were prevented rather than repeatedly patched.</w:t>
       </w:r>
     </w:p>
     <w:p>
@@ -3115,14 +2913,7 @@
           <w:rFonts w:ascii="Arial" w:eastAsia="Arial" w:hAnsi="Arial" w:cs="Arial"/>
           <w:color w:val="111111"/>
         </w:rPr>
-        <w:t>- Built server-side APIs and integratio</w:t>
-      </w:r>
-      <w:r>
-        <w:rPr>
-          <w:rFonts w:ascii="Arial" w:eastAsia="Arial" w:hAnsi="Arial" w:cs="Arial"/>
-          <w:color w:val="111111"/>
-        </w:rPr>
-        <w:t>n endpoints with consistent validation and error handling, enabling dependable communication between web applications and downstream business systems.</w:t>
+        <w:t>- Built server-side APIs and integration endpoints with consistent validation and error handling, enabling dependable communication between web applications and downstream business systems.</w:t>
       </w:r>
     </w:p>
     <w:p>
@@ -3152,14 +2943,7 @@
           <w:rFonts w:ascii="Arial" w:eastAsia="Arial" w:hAnsi="Arial" w:cs="Arial"/>
           <w:color w:val="111111"/>
         </w:rPr>
-        <w:t xml:space="preserve">-based UI enhancements for data-heavy screens, improving usability through better </w:t>
-      </w:r>
-      <w:r>
-        <w:rPr>
-          <w:rFonts w:ascii="Arial" w:eastAsia="Arial" w:hAnsi="Arial" w:cs="Arial"/>
-          <w:color w:val="111111"/>
-        </w:rPr>
-        <w:t>client-side validation, smoother interactions, and reduced round trips to the server.</w:t>
+        <w:t>-based UI enhancements for data-heavy screens, improving usability through better client-side validation, smoother interactions, and reduced round trips to the server.</w:t>
       </w:r>
     </w:p>
     <w:p>
@@ -3173,14 +2957,7 @@
           <w:rFonts w:ascii="Arial" w:eastAsia="Arial" w:hAnsi="Arial" w:cs="Arial"/>
           <w:color w:val="111111"/>
         </w:rPr>
-        <w:t>- Improved database reliability by refining schema designs, adding appropriate indexes, and optimizing stored procedures, which reduced query times and stabilized perform</w:t>
-      </w:r>
-      <w:r>
-        <w:rPr>
-          <w:rFonts w:ascii="Arial" w:eastAsia="Arial" w:hAnsi="Arial" w:cs="Arial"/>
-          <w:color w:val="111111"/>
-        </w:rPr>
-        <w:t>ance for high-usage workflows.</w:t>
+        <w:t>- Improved database reliability by refining schema designs, adding appropriate indexes, and optimizing stored procedures, which reduced query times and stabilized performance for high-usage workflows.</w:t>
       </w:r>
     </w:p>
     <w:p>
@@ -3208,14 +2985,7 @@
           <w:rFonts w:ascii="Arial" w:eastAsia="Arial" w:hAnsi="Arial" w:cs="Arial"/>
           <w:color w:val="111111"/>
         </w:rPr>
-        <w:t>- Diagnosed and fixed production issues</w:t>
-      </w:r>
-      <w:r>
-        <w:rPr>
-          <w:rFonts w:ascii="Arial" w:eastAsia="Arial" w:hAnsi="Arial" w:cs="Arial"/>
-          <w:color w:val="111111"/>
-        </w:rPr>
-        <w:t xml:space="preserve"> by tracing logs, reproducing defects, and deploying targeted patches, ensuring minimal downtime and consistent service for business users.</w:t>
+        <w:t>- Diagnosed and fixed production issues by tracing logs, reproducing defects, and deploying targeted patches, ensuring minimal downtime and consistent service for business users.</w:t>
       </w:r>
     </w:p>
     <w:p>
@@ -3245,17 +3015,8 @@
           <w:rFonts w:ascii="Arial" w:eastAsia="Arial" w:hAnsi="Arial" w:cs="Arial"/>
           <w:color w:val="111111"/>
         </w:rPr>
-        <w:t xml:space="preserve"> and standardizing environment configuratio</w:t>
-      </w:r>
-      <w:r>
-        <w:rPr>
-          <w:rFonts w:ascii="Arial" w:eastAsia="Arial" w:hAnsi="Arial" w:cs="Arial"/>
-          <w:color w:val="111111"/>
-        </w:rPr>
-        <w:t>n, improving repeatability and reducing manual errors during production rollouts.</w:t>
-      </w:r>
-      <w:bookmarkStart w:id="0" w:name="_GoBack"/>
-      <w:bookmarkEnd w:id="0"/>
+        <w:t xml:space="preserve"> and standardizing environment configuration, improving repeatability and reducing manual errors during production rollouts.</w:t>
+      </w:r>
     </w:p>
     <w:p>
       <w:pPr>

--- a/Tyler/.Net Angular/Tyler_Roberts.docx
+++ b/Tyler/.Net Angular/Tyler_Roberts.docx
@@ -44,55 +44,8 @@
           <w:sz w:val="19"/>
           <w:szCs w:val="19"/>
         </w:rPr>
-        <w:t>tylerroberts.dev@oudook.com</w:t>
-      </w:r>
-      <w:r>
-        <w:rPr>
-          <w:rFonts w:ascii="Arial" w:eastAsia="Arial" w:hAnsi="Arial" w:cs="Arial"/>
-          <w:color w:val="4B5563"/>
-          <w:sz w:val="19"/>
-          <w:szCs w:val="19"/>
-        </w:rPr>
-        <w:t xml:space="preserve"> </w:t>
-      </w:r>
-      <w:r>
-        <w:rPr>
-          <w:rFonts w:ascii="Arial" w:eastAsia="Arial" w:hAnsi="Arial" w:cs="Arial"/>
-          <w:color w:val="4B5563"/>
-          <w:sz w:val="19"/>
-          <w:szCs w:val="19"/>
-        </w:rPr>
-        <w:t xml:space="preserve">| </w:t>
-      </w:r>
-      <w:r>
-        <w:rPr>
-          <w:rFonts w:ascii="Arial" w:eastAsia="Arial" w:hAnsi="Arial" w:cs="Arial"/>
-          <w:color w:val="4B5563"/>
-          <w:sz w:val="19"/>
-          <w:szCs w:val="19"/>
-        </w:rPr>
-        <w:t xml:space="preserve">linkedin.com/in/tyler-roberts-3b839b3a9/ </w:t>
-      </w:r>
-      <w:r>
-        <w:rPr>
-          <w:rFonts w:ascii="Arial" w:eastAsia="Arial" w:hAnsi="Arial" w:cs="Arial"/>
-          <w:color w:val="4B5563"/>
-          <w:sz w:val="19"/>
-          <w:szCs w:val="19"/>
-        </w:rPr>
-        <w:t xml:space="preserve">| Florida, United States | </w:t>
-      </w:r>
-      <w:r>
-        <w:rPr>
-          <w:rFonts w:ascii="Arial" w:eastAsia="Arial" w:hAnsi="Arial" w:cs="Arial"/>
-          <w:color w:val="4B5563"/>
-          <w:sz w:val="19"/>
-          <w:szCs w:val="19"/>
-        </w:rPr>
-        <w:t>+1 (321) 376-7095</w:t>
-      </w:r>
-      <w:bookmarkStart w:id="0" w:name="_GoBack"/>
-      <w:bookmarkEnd w:id="0"/>
+        <w:t>tylerrdev@outlook.com | linkedin.com/in/tyler-roberts-76a8193b2/ | Florida, United States | +1 (321) 376-7095</w:t>
+      </w:r>
     </w:p>
     <w:p>
       <w:pPr>
@@ -101,6 +54,8 @@
         </w:pBdr>
         <w:spacing w:before="120" w:after="80"/>
       </w:pPr>
+      <w:bookmarkStart w:id="0" w:name="_GoBack"/>
+      <w:bookmarkEnd w:id="0"/>
       <w:r>
         <w:rPr>
           <w:b/>
@@ -157,21 +112,7 @@
         <w:rPr>
           <w:rFonts w:ascii="Arial" w:hAnsi="Arial" w:cs="Arial"/>
         </w:rPr>
-        <w:t xml:space="preserve"> </w:t>
-      </w:r>
-      <w:proofErr w:type="spellStart"/>
-      <w:r>
-        <w:rPr>
-          <w:rFonts w:ascii="Arial" w:hAnsi="Arial" w:cs="Arial"/>
-        </w:rPr>
-        <w:t>SaaS</w:t>
-      </w:r>
-      <w:proofErr w:type="spellEnd"/>
-      <w:r>
-        <w:rPr>
-          <w:rFonts w:ascii="Arial" w:hAnsi="Arial" w:cs="Arial"/>
-        </w:rPr>
-        <w:t xml:space="preserve"> and enterprise platforms across </w:t>
+        <w:t xml:space="preserve"> SaaS and enterprise platforms across </w:t>
       </w:r>
       <w:r>
         <w:rPr>
@@ -238,7 +179,6 @@
         </w:rPr>
         <w:t xml:space="preserve">, </w:t>
       </w:r>
-      <w:proofErr w:type="spellStart"/>
       <w:r>
         <w:rPr>
           <w:rStyle w:val="Strong"/>
@@ -246,7 +186,6 @@
         </w:rPr>
         <w:t>observability</w:t>
       </w:r>
-      <w:proofErr w:type="spellEnd"/>
       <w:r>
         <w:rPr>
           <w:rFonts w:ascii="Arial" w:hAnsi="Arial" w:cs="Arial"/>
@@ -279,7 +218,6 @@
         </w:rPr>
         <w:t xml:space="preserve"> to </w:t>
       </w:r>
-      <w:proofErr w:type="spellStart"/>
       <w:r>
         <w:rPr>
           <w:rStyle w:val="Strong"/>
@@ -287,7 +225,6 @@
         </w:rPr>
         <w:t>webhooks</w:t>
       </w:r>
-      <w:proofErr w:type="spellEnd"/>
       <w:r>
         <w:rPr>
           <w:rFonts w:ascii="Arial" w:hAnsi="Arial" w:cs="Arial"/>
@@ -366,7 +303,6 @@
         </w:rPr>
         <w:t xml:space="preserve">, </w:t>
       </w:r>
-      <w:proofErr w:type="spellStart"/>
       <w:r>
         <w:rPr>
           <w:rStyle w:val="Strong"/>
@@ -374,7 +310,6 @@
         </w:rPr>
         <w:t>IaC</w:t>
       </w:r>
-      <w:proofErr w:type="spellEnd"/>
       <w:r>
         <w:rPr>
           <w:rFonts w:ascii="Arial" w:hAnsi="Arial" w:cs="Arial"/>
@@ -443,7 +378,6 @@
         </w:rPr>
         <w:t xml:space="preserve">, </w:t>
       </w:r>
-      <w:proofErr w:type="spellStart"/>
       <w:r>
         <w:rPr>
           <w:rStyle w:val="Strong"/>
@@ -452,7 +386,6 @@
         </w:rPr>
         <w:t>AngularJS</w:t>
       </w:r>
-      <w:proofErr w:type="spellEnd"/>
       <w:r>
         <w:rPr>
           <w:rFonts w:ascii="Arial" w:hAnsi="Arial" w:cs="Arial"/>
@@ -490,7 +423,6 @@
         </w:rPr>
         <w:t xml:space="preserve">, </w:t>
       </w:r>
-      <w:proofErr w:type="spellStart"/>
       <w:r>
         <w:rPr>
           <w:rStyle w:val="Strong"/>
@@ -499,7 +431,6 @@
         </w:rPr>
         <w:t>TypeScript</w:t>
       </w:r>
-      <w:proofErr w:type="spellEnd"/>
       <w:r>
         <w:rPr>
           <w:rFonts w:ascii="Arial" w:hAnsi="Arial" w:cs="Arial"/>
@@ -522,7 +453,6 @@
         </w:rPr>
         <w:t xml:space="preserve">, </w:t>
       </w:r>
-      <w:proofErr w:type="spellStart"/>
       <w:r>
         <w:rPr>
           <w:rStyle w:val="Strong"/>
@@ -531,15 +461,13 @@
         </w:rPr>
         <w:t>RxJS</w:t>
       </w:r>
-      <w:proofErr w:type="spellEnd"/>
-      <w:r>
-        <w:rPr>
-          <w:rFonts w:ascii="Arial" w:hAnsi="Arial" w:cs="Arial"/>
-          <w:sz w:val="20"/>
-        </w:rPr>
-        <w:t xml:space="preserve">, </w:t>
-      </w:r>
-      <w:proofErr w:type="spellStart"/>
+      <w:r>
+        <w:rPr>
+          <w:rFonts w:ascii="Arial" w:hAnsi="Arial" w:cs="Arial"/>
+          <w:sz w:val="20"/>
+        </w:rPr>
+        <w:t xml:space="preserve">, </w:t>
+      </w:r>
       <w:r>
         <w:rPr>
           <w:rStyle w:val="Strong"/>
@@ -548,7 +476,6 @@
         </w:rPr>
         <w:t>NgRx</w:t>
       </w:r>
-      <w:proofErr w:type="spellEnd"/>
       <w:r>
         <w:rPr>
           <w:rFonts w:ascii="Arial" w:hAnsi="Arial" w:cs="Arial"/>
@@ -695,57 +622,8 @@
           <w:rFonts w:ascii="Arial" w:hAnsi="Arial" w:cs="Arial"/>
           <w:sz w:val="20"/>
         </w:rPr>
-        <w:t xml:space="preserve">, API design, validation, pagination/filtering/sorting, </w:t>
-      </w:r>
-      <w:proofErr w:type="spellStart"/>
-      <w:r>
-        <w:rPr>
-          <w:rFonts w:ascii="Arial" w:hAnsi="Arial" w:cs="Arial"/>
-          <w:sz w:val="20"/>
-        </w:rPr>
-        <w:t>idempotency</w:t>
-      </w:r>
-      <w:proofErr w:type="spellEnd"/>
-      <w:r>
-        <w:rPr>
-          <w:rFonts w:ascii="Arial" w:hAnsi="Arial" w:cs="Arial"/>
-          <w:sz w:val="20"/>
-        </w:rPr>
-        <w:t xml:space="preserve"> &amp; safe retries, background jobs, </w:t>
-      </w:r>
-      <w:proofErr w:type="spellStart"/>
-      <w:r>
-        <w:rPr>
-          <w:rFonts w:ascii="Arial" w:hAnsi="Arial" w:cs="Arial"/>
-          <w:sz w:val="20"/>
-        </w:rPr>
-        <w:t>webhooks</w:t>
-      </w:r>
-      <w:proofErr w:type="spellEnd"/>
-      <w:r>
-        <w:rPr>
-          <w:rFonts w:ascii="Arial" w:hAnsi="Arial" w:cs="Arial"/>
-          <w:sz w:val="20"/>
-        </w:rPr>
-        <w:t xml:space="preserve">, </w:t>
-      </w:r>
-      <w:proofErr w:type="spellStart"/>
-      <w:r>
-        <w:rPr>
-          <w:rFonts w:ascii="Arial" w:hAnsi="Arial" w:cs="Arial"/>
-          <w:sz w:val="20"/>
-        </w:rPr>
-        <w:t>WebSockets</w:t>
-      </w:r>
-      <w:proofErr w:type="spellEnd"/>
-      <w:r>
-        <w:rPr>
-          <w:rFonts w:ascii="Arial" w:hAnsi="Arial" w:cs="Arial"/>
-          <w:sz w:val="20"/>
-        </w:rPr>
-        <w:t xml:space="preserve">, domain modeling, </w:t>
-      </w:r>
-      <w:proofErr w:type="spellStart"/>
+        <w:t xml:space="preserve">, API design, validation, pagination/filtering/sorting, idempotency &amp; safe retries, background jobs, webhooks, WebSockets, domain modeling, </w:t>
+      </w:r>
       <w:r>
         <w:rPr>
           <w:rStyle w:val="Strong"/>
@@ -754,7 +632,6 @@
         </w:rPr>
         <w:t>microservices</w:t>
       </w:r>
-      <w:proofErr w:type="spellEnd"/>
       <w:r>
         <w:rPr>
           <w:rFonts w:ascii="Arial" w:hAnsi="Arial" w:cs="Arial"/>
@@ -805,7 +682,6 @@
         </w:rPr>
         <w:t xml:space="preserve"> — Relational: </w:t>
       </w:r>
-      <w:proofErr w:type="spellStart"/>
       <w:r>
         <w:rPr>
           <w:rStyle w:val="Strong"/>
@@ -814,7 +690,6 @@
         </w:rPr>
         <w:t>PostgreSQL</w:t>
       </w:r>
-      <w:proofErr w:type="spellEnd"/>
       <w:r>
         <w:rPr>
           <w:rFonts w:ascii="Arial" w:hAnsi="Arial" w:cs="Arial"/>
@@ -850,25 +725,8 @@
           <w:rFonts w:ascii="Arial" w:hAnsi="Arial" w:cs="Arial"/>
           <w:sz w:val="20"/>
         </w:rPr>
-        <w:t xml:space="preserve">, </w:t>
-      </w:r>
-      <w:proofErr w:type="spellStart"/>
-      <w:r>
-        <w:rPr>
-          <w:rFonts w:ascii="Arial" w:hAnsi="Arial" w:cs="Arial"/>
-          <w:sz w:val="20"/>
-        </w:rPr>
-        <w:t>NoSQL</w:t>
-      </w:r>
-      <w:proofErr w:type="spellEnd"/>
-      <w:r>
-        <w:rPr>
-          <w:rFonts w:ascii="Arial" w:hAnsi="Arial" w:cs="Arial"/>
-          <w:sz w:val="20"/>
-        </w:rPr>
-        <w:t xml:space="preserve">: </w:t>
-      </w:r>
-      <w:proofErr w:type="spellStart"/>
+        <w:t xml:space="preserve">, NoSQL: </w:t>
+      </w:r>
       <w:r>
         <w:rPr>
           <w:rStyle w:val="Strong"/>
@@ -877,15 +735,13 @@
         </w:rPr>
         <w:t>Redis</w:t>
       </w:r>
-      <w:proofErr w:type="spellEnd"/>
-      <w:r>
-        <w:rPr>
-          <w:rFonts w:ascii="Arial" w:hAnsi="Arial" w:cs="Arial"/>
-          <w:sz w:val="20"/>
-        </w:rPr>
-        <w:t xml:space="preserve">, </w:t>
-      </w:r>
-      <w:proofErr w:type="spellStart"/>
+      <w:r>
+        <w:rPr>
+          <w:rFonts w:ascii="Arial" w:hAnsi="Arial" w:cs="Arial"/>
+          <w:sz w:val="20"/>
+        </w:rPr>
+        <w:t xml:space="preserve">, </w:t>
+      </w:r>
       <w:r>
         <w:rPr>
           <w:rStyle w:val="Strong"/>
@@ -894,15 +750,13 @@
         </w:rPr>
         <w:t>MongoDB</w:t>
       </w:r>
-      <w:proofErr w:type="spellEnd"/>
-      <w:r>
-        <w:rPr>
-          <w:rFonts w:ascii="Arial" w:hAnsi="Arial" w:cs="Arial"/>
-          <w:sz w:val="20"/>
-        </w:rPr>
-        <w:t xml:space="preserve">, </w:t>
-      </w:r>
-      <w:proofErr w:type="spellStart"/>
+      <w:r>
+        <w:rPr>
+          <w:rFonts w:ascii="Arial" w:hAnsi="Arial" w:cs="Arial"/>
+          <w:sz w:val="20"/>
+        </w:rPr>
+        <w:t xml:space="preserve">, </w:t>
+      </w:r>
       <w:r>
         <w:rPr>
           <w:rStyle w:val="Strong"/>
@@ -911,7 +765,6 @@
         </w:rPr>
         <w:t>DynamoDB</w:t>
       </w:r>
-      <w:proofErr w:type="spellEnd"/>
       <w:r>
         <w:rPr>
           <w:rFonts w:ascii="Arial" w:hAnsi="Arial" w:cs="Arial"/>
@@ -949,7 +802,6 @@
         </w:rPr>
         <w:t xml:space="preserve">, </w:t>
       </w:r>
-      <w:proofErr w:type="spellStart"/>
       <w:r>
         <w:rPr>
           <w:rStyle w:val="Strong"/>
@@ -958,7 +810,6 @@
         </w:rPr>
         <w:t>RabbitMQ</w:t>
       </w:r>
-      <w:proofErr w:type="spellEnd"/>
       <w:r>
         <w:rPr>
           <w:rFonts w:ascii="Arial" w:hAnsi="Arial" w:cs="Arial"/>
@@ -966,7 +817,6 @@
         </w:rPr>
         <w:t xml:space="preserve">, Search: </w:t>
       </w:r>
-      <w:proofErr w:type="spellStart"/>
       <w:r>
         <w:rPr>
           <w:rStyle w:val="Strong"/>
@@ -975,7 +825,6 @@
         </w:rPr>
         <w:t>Elasticsearch</w:t>
       </w:r>
-      <w:proofErr w:type="spellEnd"/>
       <w:r>
         <w:rPr>
           <w:rFonts w:ascii="Arial" w:hAnsi="Arial" w:cs="Arial"/>
@@ -1013,7 +862,6 @@
         </w:rPr>
         <w:t xml:space="preserve">, </w:t>
       </w:r>
-      <w:proofErr w:type="spellStart"/>
       <w:r>
         <w:rPr>
           <w:rStyle w:val="Strong"/>
@@ -1022,7 +870,6 @@
         </w:rPr>
         <w:t>BigQuery</w:t>
       </w:r>
-      <w:proofErr w:type="spellEnd"/>
       <w:r>
         <w:rPr>
           <w:rFonts w:ascii="Arial" w:hAnsi="Arial" w:cs="Arial"/>
@@ -1049,18 +896,8 @@
           <w:rFonts w:ascii="Arial" w:hAnsi="Arial" w:cs="Arial"/>
           <w:sz w:val="20"/>
         </w:rPr>
-        <w:t xml:space="preserve">Cloud &amp; </w:t>
-      </w:r>
-      <w:proofErr w:type="spellStart"/>
-      <w:r>
-        <w:rPr>
-          <w:rStyle w:val="Strong"/>
-          <w:rFonts w:ascii="Arial" w:hAnsi="Arial" w:cs="Arial"/>
-          <w:sz w:val="20"/>
-        </w:rPr>
-        <w:t>DevOps</w:t>
-      </w:r>
-      <w:proofErr w:type="spellEnd"/>
+        <w:t>Cloud &amp; DevOps</w:t>
+      </w:r>
       <w:r>
         <w:rPr>
           <w:rFonts w:ascii="Arial" w:hAnsi="Arial" w:cs="Arial"/>
@@ -1158,7 +995,6 @@
         </w:rPr>
         <w:t xml:space="preserve">, </w:t>
       </w:r>
-      <w:proofErr w:type="spellStart"/>
       <w:r>
         <w:rPr>
           <w:rStyle w:val="Strong"/>
@@ -1167,7 +1003,6 @@
         </w:rPr>
         <w:t>CloudFront</w:t>
       </w:r>
-      <w:proofErr w:type="spellEnd"/>
       <w:r>
         <w:rPr>
           <w:rFonts w:ascii="Arial" w:hAnsi="Arial" w:cs="Arial"/>
@@ -1190,7 +1025,6 @@
         </w:rPr>
         <w:t xml:space="preserve">, </w:t>
       </w:r>
-      <w:proofErr w:type="spellStart"/>
       <w:r>
         <w:rPr>
           <w:rStyle w:val="Strong"/>
@@ -1199,15 +1033,13 @@
         </w:rPr>
         <w:t>DynamoDB</w:t>
       </w:r>
-      <w:proofErr w:type="spellEnd"/>
-      <w:r>
-        <w:rPr>
-          <w:rFonts w:ascii="Arial" w:hAnsi="Arial" w:cs="Arial"/>
-          <w:sz w:val="20"/>
-        </w:rPr>
-        <w:t xml:space="preserve">, </w:t>
-      </w:r>
-      <w:proofErr w:type="spellStart"/>
+      <w:r>
+        <w:rPr>
+          <w:rFonts w:ascii="Arial" w:hAnsi="Arial" w:cs="Arial"/>
+          <w:sz w:val="20"/>
+        </w:rPr>
+        <w:t xml:space="preserve">, </w:t>
+      </w:r>
       <w:r>
         <w:rPr>
           <w:rStyle w:val="Strong"/>
@@ -1216,15 +1048,13 @@
         </w:rPr>
         <w:t>ElastiCache</w:t>
       </w:r>
-      <w:proofErr w:type="spellEnd"/>
-      <w:r>
-        <w:rPr>
-          <w:rFonts w:ascii="Arial" w:hAnsi="Arial" w:cs="Arial"/>
-          <w:sz w:val="20"/>
-        </w:rPr>
-        <w:t xml:space="preserve">, </w:t>
-      </w:r>
-      <w:proofErr w:type="spellStart"/>
+      <w:r>
+        <w:rPr>
+          <w:rFonts w:ascii="Arial" w:hAnsi="Arial" w:cs="Arial"/>
+          <w:sz w:val="20"/>
+        </w:rPr>
+        <w:t xml:space="preserve">, </w:t>
+      </w:r>
       <w:r>
         <w:rPr>
           <w:rStyle w:val="Strong"/>
@@ -1233,7 +1063,6 @@
         </w:rPr>
         <w:t>EventBridge</w:t>
       </w:r>
-      <w:proofErr w:type="spellEnd"/>
       <w:r>
         <w:rPr>
           <w:rFonts w:ascii="Arial" w:hAnsi="Arial" w:cs="Arial"/>
@@ -1421,7 +1250,6 @@
         </w:rPr>
         <w:t xml:space="preserve">, </w:t>
       </w:r>
-      <w:proofErr w:type="spellStart"/>
       <w:r>
         <w:rPr>
           <w:rStyle w:val="Strong"/>
@@ -1430,7 +1258,6 @@
         </w:rPr>
         <w:t>BigQuery</w:t>
       </w:r>
-      <w:proofErr w:type="spellEnd"/>
       <w:r>
         <w:rPr>
           <w:rFonts w:ascii="Arial" w:hAnsi="Arial" w:cs="Arial"/>
@@ -1438,7 +1265,6 @@
         </w:rPr>
         <w:t xml:space="preserve"> (consumer/integrator), </w:t>
       </w:r>
-      <w:proofErr w:type="spellStart"/>
       <w:r>
         <w:rPr>
           <w:rStyle w:val="Strong"/>
@@ -1447,15 +1273,13 @@
         </w:rPr>
         <w:t>Docker</w:t>
       </w:r>
-      <w:proofErr w:type="spellEnd"/>
-      <w:r>
-        <w:rPr>
-          <w:rFonts w:ascii="Arial" w:hAnsi="Arial" w:cs="Arial"/>
-          <w:sz w:val="20"/>
-        </w:rPr>
-        <w:t xml:space="preserve">, </w:t>
-      </w:r>
-      <w:proofErr w:type="spellStart"/>
+      <w:r>
+        <w:rPr>
+          <w:rFonts w:ascii="Arial" w:hAnsi="Arial" w:cs="Arial"/>
+          <w:sz w:val="20"/>
+        </w:rPr>
+        <w:t xml:space="preserve">, </w:t>
+      </w:r>
       <w:r>
         <w:rPr>
           <w:rStyle w:val="Strong"/>
@@ -1464,7 +1288,6 @@
         </w:rPr>
         <w:t>Kubernetes</w:t>
       </w:r>
-      <w:proofErr w:type="spellEnd"/>
       <w:r>
         <w:rPr>
           <w:rFonts w:ascii="Arial" w:hAnsi="Arial" w:cs="Arial"/>
@@ -1502,7 +1325,6 @@
         </w:rPr>
         <w:t xml:space="preserve">, </w:t>
       </w:r>
-      <w:proofErr w:type="spellStart"/>
       <w:r>
         <w:rPr>
           <w:rStyle w:val="Strong"/>
@@ -1511,15 +1333,13 @@
         </w:rPr>
         <w:t>GitOps</w:t>
       </w:r>
-      <w:proofErr w:type="spellEnd"/>
-      <w:r>
-        <w:rPr>
-          <w:rFonts w:ascii="Arial" w:hAnsi="Arial" w:cs="Arial"/>
-          <w:sz w:val="20"/>
-        </w:rPr>
-        <w:t xml:space="preserve">, </w:t>
-      </w:r>
-      <w:proofErr w:type="spellStart"/>
+      <w:r>
+        <w:rPr>
+          <w:rFonts w:ascii="Arial" w:hAnsi="Arial" w:cs="Arial"/>
+          <w:sz w:val="20"/>
+        </w:rPr>
+        <w:t xml:space="preserve">, </w:t>
+      </w:r>
       <w:r>
         <w:rPr>
           <w:rStyle w:val="Strong"/>
@@ -1528,15 +1348,13 @@
         </w:rPr>
         <w:t>Terraform</w:t>
       </w:r>
-      <w:proofErr w:type="spellEnd"/>
-      <w:r>
-        <w:rPr>
-          <w:rFonts w:ascii="Arial" w:hAnsi="Arial" w:cs="Arial"/>
-          <w:sz w:val="20"/>
-        </w:rPr>
-        <w:t xml:space="preserve">, </w:t>
-      </w:r>
-      <w:proofErr w:type="spellStart"/>
+      <w:r>
+        <w:rPr>
+          <w:rFonts w:ascii="Arial" w:hAnsi="Arial" w:cs="Arial"/>
+          <w:sz w:val="20"/>
+        </w:rPr>
+        <w:t xml:space="preserve">, </w:t>
+      </w:r>
       <w:r>
         <w:rPr>
           <w:rStyle w:val="Strong"/>
@@ -1545,7 +1363,6 @@
         </w:rPr>
         <w:t>CloudFormation</w:t>
       </w:r>
-      <w:proofErr w:type="spellEnd"/>
       <w:r>
         <w:rPr>
           <w:rFonts w:ascii="Arial" w:hAnsi="Arial" w:cs="Arial"/>
@@ -1553,48 +1370,28 @@
         </w:rPr>
         <w:t xml:space="preserve">, CI/CD: </w:t>
       </w:r>
-      <w:proofErr w:type="spellStart"/>
-      <w:r>
-        <w:rPr>
-          <w:rStyle w:val="Strong"/>
-          <w:rFonts w:ascii="Arial" w:hAnsi="Arial" w:cs="Arial"/>
-          <w:sz w:val="20"/>
-        </w:rPr>
-        <w:t>GitHub</w:t>
-      </w:r>
-      <w:proofErr w:type="spellEnd"/>
-      <w:r>
-        <w:rPr>
-          <w:rStyle w:val="Strong"/>
-          <w:rFonts w:ascii="Arial" w:hAnsi="Arial" w:cs="Arial"/>
-          <w:sz w:val="20"/>
-        </w:rPr>
-        <w:t xml:space="preserve"> Actions</w:t>
-      </w:r>
-      <w:r>
-        <w:rPr>
-          <w:rFonts w:ascii="Arial" w:hAnsi="Arial" w:cs="Arial"/>
-          <w:sz w:val="20"/>
-        </w:rPr>
-        <w:t xml:space="preserve">, </w:t>
-      </w:r>
-      <w:proofErr w:type="spellStart"/>
-      <w:r>
-        <w:rPr>
-          <w:rStyle w:val="Strong"/>
-          <w:rFonts w:ascii="Arial" w:hAnsi="Arial" w:cs="Arial"/>
-          <w:sz w:val="20"/>
-        </w:rPr>
-        <w:t>GitLab</w:t>
-      </w:r>
-      <w:proofErr w:type="spellEnd"/>
-      <w:r>
-        <w:rPr>
-          <w:rStyle w:val="Strong"/>
-          <w:rFonts w:ascii="Arial" w:hAnsi="Arial" w:cs="Arial"/>
-          <w:sz w:val="20"/>
-        </w:rPr>
-        <w:t xml:space="preserve"> CI</w:t>
+      <w:r>
+        <w:rPr>
+          <w:rStyle w:val="Strong"/>
+          <w:rFonts w:ascii="Arial" w:hAnsi="Arial" w:cs="Arial"/>
+          <w:sz w:val="20"/>
+        </w:rPr>
+        <w:t>GitHub Actions</w:t>
+      </w:r>
+      <w:r>
+        <w:rPr>
+          <w:rFonts w:ascii="Arial" w:hAnsi="Arial" w:cs="Arial"/>
+          <w:sz w:val="20"/>
+        </w:rPr>
+        <w:t xml:space="preserve">, </w:t>
+      </w:r>
+      <w:r>
+        <w:rPr>
+          <w:rStyle w:val="Strong"/>
+          <w:rFonts w:ascii="Arial" w:hAnsi="Arial" w:cs="Arial"/>
+          <w:sz w:val="20"/>
+        </w:rPr>
+        <w:t>GitLab CI</w:t>
       </w:r>
       <w:r>
         <w:rPr>
@@ -1624,26 +1421,15 @@
           <w:rFonts w:ascii="Arial" w:hAnsi="Arial" w:cs="Arial"/>
           <w:sz w:val="20"/>
         </w:rPr>
-        <w:t xml:space="preserve">Azure </w:t>
-      </w:r>
-      <w:proofErr w:type="spellStart"/>
-      <w:r>
-        <w:rPr>
-          <w:rStyle w:val="Strong"/>
-          <w:rFonts w:ascii="Arial" w:hAnsi="Arial" w:cs="Arial"/>
-          <w:sz w:val="20"/>
-        </w:rPr>
-        <w:t>DevOps</w:t>
-      </w:r>
-      <w:proofErr w:type="spellEnd"/>
-      <w:r>
-        <w:rPr>
-          <w:rFonts w:ascii="Arial" w:hAnsi="Arial" w:cs="Arial"/>
-          <w:sz w:val="20"/>
-        </w:rPr>
-        <w:t xml:space="preserve">, </w:t>
-      </w:r>
-      <w:proofErr w:type="spellStart"/>
+        <w:t>Azure DevOps</w:t>
+      </w:r>
+      <w:r>
+        <w:rPr>
+          <w:rFonts w:ascii="Arial" w:hAnsi="Arial" w:cs="Arial"/>
+          <w:sz w:val="20"/>
+        </w:rPr>
+        <w:t xml:space="preserve">, </w:t>
+      </w:r>
       <w:r>
         <w:rPr>
           <w:rStyle w:val="Strong"/>
@@ -1652,7 +1438,6 @@
         </w:rPr>
         <w:t>CircleCI</w:t>
       </w:r>
-      <w:proofErr w:type="spellEnd"/>
     </w:p>
     <w:p>
       <w:pPr>
@@ -1666,23 +1451,13 @@
           <w:sz w:val="20"/>
         </w:rPr>
       </w:pPr>
-      <w:proofErr w:type="spellStart"/>
-      <w:r>
-        <w:rPr>
-          <w:rStyle w:val="Strong"/>
-          <w:rFonts w:ascii="Arial" w:hAnsi="Arial" w:cs="Arial"/>
-          <w:sz w:val="20"/>
-        </w:rPr>
-        <w:t>Observability</w:t>
-      </w:r>
-      <w:proofErr w:type="spellEnd"/>
-      <w:r>
-        <w:rPr>
-          <w:rStyle w:val="Strong"/>
-          <w:rFonts w:ascii="Arial" w:hAnsi="Arial" w:cs="Arial"/>
-          <w:sz w:val="20"/>
-        </w:rPr>
-        <w:t>, Quality &amp; Security</w:t>
+      <w:r>
+        <w:rPr>
+          <w:rStyle w:val="Strong"/>
+          <w:rFonts w:ascii="Arial" w:hAnsi="Arial" w:cs="Arial"/>
+          <w:sz w:val="20"/>
+        </w:rPr>
+        <w:t>Observability, Quality &amp; Security</w:t>
       </w:r>
       <w:r>
         <w:rPr>
@@ -1691,7 +1466,6 @@
         </w:rPr>
         <w:t xml:space="preserve"> — </w:t>
       </w:r>
-      <w:proofErr w:type="spellStart"/>
       <w:r>
         <w:rPr>
           <w:rStyle w:val="Strong"/>
@@ -1700,15 +1474,13 @@
         </w:rPr>
         <w:t>OpenTelemetry</w:t>
       </w:r>
-      <w:proofErr w:type="spellEnd"/>
-      <w:r>
-        <w:rPr>
-          <w:rFonts w:ascii="Arial" w:hAnsi="Arial" w:cs="Arial"/>
-          <w:sz w:val="20"/>
-        </w:rPr>
-        <w:t xml:space="preserve">, </w:t>
-      </w:r>
-      <w:proofErr w:type="spellStart"/>
+      <w:r>
+        <w:rPr>
+          <w:rFonts w:ascii="Arial" w:hAnsi="Arial" w:cs="Arial"/>
+          <w:sz w:val="20"/>
+        </w:rPr>
+        <w:t xml:space="preserve">, </w:t>
+      </w:r>
       <w:r>
         <w:rPr>
           <w:rStyle w:val="Strong"/>
@@ -1717,7 +1489,6 @@
         </w:rPr>
         <w:t>Datadog</w:t>
       </w:r>
-      <w:proofErr w:type="spellEnd"/>
       <w:r>
         <w:rPr>
           <w:rFonts w:ascii="Arial" w:hAnsi="Arial" w:cs="Arial"/>
@@ -1740,7 +1511,6 @@
         </w:rPr>
         <w:t xml:space="preserve">, </w:t>
       </w:r>
-      <w:proofErr w:type="spellStart"/>
       <w:r>
         <w:rPr>
           <w:rStyle w:val="Strong"/>
@@ -1749,7 +1519,6 @@
         </w:rPr>
         <w:t>Grafana</w:t>
       </w:r>
-      <w:proofErr w:type="spellEnd"/>
       <w:r>
         <w:rPr>
           <w:rFonts w:ascii="Arial" w:hAnsi="Arial" w:cs="Arial"/>
@@ -1772,7 +1541,6 @@
         </w:rPr>
         <w:t xml:space="preserve">, </w:t>
       </w:r>
-      <w:proofErr w:type="spellStart"/>
       <w:r>
         <w:rPr>
           <w:rStyle w:val="Strong"/>
@@ -1781,7 +1549,6 @@
         </w:rPr>
         <w:t>CloudWatch</w:t>
       </w:r>
-      <w:proofErr w:type="spellEnd"/>
       <w:r>
         <w:rPr>
           <w:rFonts w:ascii="Arial" w:hAnsi="Arial" w:cs="Arial"/>
@@ -1909,23 +1676,13 @@
         </w:rPr>
         <w:t xml:space="preserve">, </w:t>
       </w:r>
-      <w:proofErr w:type="spellStart"/>
-      <w:r>
-        <w:rPr>
-          <w:rStyle w:val="Strong"/>
-          <w:rFonts w:ascii="Arial" w:hAnsi="Arial" w:cs="Arial"/>
-          <w:sz w:val="20"/>
-        </w:rPr>
-        <w:t>OpenID</w:t>
-      </w:r>
-      <w:proofErr w:type="spellEnd"/>
-      <w:r>
-        <w:rPr>
-          <w:rStyle w:val="Strong"/>
-          <w:rFonts w:ascii="Arial" w:hAnsi="Arial" w:cs="Arial"/>
-          <w:sz w:val="20"/>
-        </w:rPr>
-        <w:t xml:space="preserve"> Connect</w:t>
+      <w:r>
+        <w:rPr>
+          <w:rStyle w:val="Strong"/>
+          <w:rFonts w:ascii="Arial" w:hAnsi="Arial" w:cs="Arial"/>
+          <w:sz w:val="20"/>
+        </w:rPr>
+        <w:t>OpenID Connect</w:t>
       </w:r>
       <w:r>
         <w:rPr>
@@ -1949,7 +1706,6 @@
         </w:rPr>
         <w:t xml:space="preserve">, </w:t>
       </w:r>
-      <w:proofErr w:type="spellStart"/>
       <w:r>
         <w:rPr>
           <w:rStyle w:val="Strong"/>
@@ -1958,7 +1714,6 @@
         </w:rPr>
         <w:t>Okta</w:t>
       </w:r>
-      <w:proofErr w:type="spellEnd"/>
       <w:r>
         <w:rPr>
           <w:rFonts w:ascii="Arial" w:hAnsi="Arial" w:cs="Arial"/>
@@ -1987,18 +1742,8 @@
           <w:rFonts w:ascii="Arial" w:hAnsi="Arial" w:cs="Arial"/>
           <w:sz w:val="20"/>
         </w:rPr>
-        <w:t xml:space="preserve">AWS </w:t>
-      </w:r>
-      <w:proofErr w:type="spellStart"/>
-      <w:r>
-        <w:rPr>
-          <w:rStyle w:val="Strong"/>
-          <w:rFonts w:ascii="Arial" w:hAnsi="Arial" w:cs="Arial"/>
-          <w:sz w:val="20"/>
-        </w:rPr>
-        <w:t>Cognito</w:t>
-      </w:r>
-      <w:proofErr w:type="spellEnd"/>
+        <w:t>AWS Cognito</w:t>
+      </w:r>
       <w:r>
         <w:rPr>
           <w:rFonts w:ascii="Arial" w:hAnsi="Arial" w:cs="Arial"/>
@@ -2071,9 +1816,898 @@
           <w:sz w:val="21"/>
           <w:szCs w:val="21"/>
         </w:rPr>
-        <w:t xml:space="preserve">Web </w:t>
-      </w:r>
-      <w:proofErr w:type="spellStart"/>
+        <w:t>Web Venturez LLC</w:t>
+      </w:r>
+    </w:p>
+    <w:p>
+      <w:r>
+        <w:rPr>
+          <w:rFonts w:ascii="Arial" w:eastAsia="Arial" w:hAnsi="Arial" w:cs="Arial"/>
+          <w:color w:val="4B5563"/>
+          <w:sz w:val="19"/>
+          <w:szCs w:val="19"/>
+        </w:rPr>
+        <w:t>February 2020 - October 2025</w:t>
+      </w:r>
+    </w:p>
+    <w:p>
+      <w:pPr>
+        <w:pStyle w:val="NormalWeb"/>
+        <w:numPr>
+          <w:ilvl w:val="0"/>
+          <w:numId w:val="3"/>
+        </w:numPr>
+        <w:jc w:val="both"/>
+        <w:rPr>
+          <w:rFonts w:ascii="Arial" w:hAnsi="Arial" w:cs="Arial"/>
+          <w:sz w:val="20"/>
+        </w:rPr>
+      </w:pPr>
+      <w:r>
+        <w:rPr>
+          <w:rFonts w:ascii="Arial" w:hAnsi="Arial" w:cs="Arial"/>
+          <w:sz w:val="20"/>
+        </w:rPr>
+        <w:t xml:space="preserve">Owned end-to-end delivery of SaaS modules by designing </w:t>
+      </w:r>
+      <w:r>
+        <w:rPr>
+          <w:rStyle w:val="Strong"/>
+          <w:rFonts w:ascii="Arial" w:hAnsi="Arial" w:cs="Arial"/>
+          <w:sz w:val="20"/>
+        </w:rPr>
+        <w:t>.NET/C#</w:t>
+      </w:r>
+      <w:r>
+        <w:rPr>
+          <w:rFonts w:ascii="Arial" w:hAnsi="Arial" w:cs="Arial"/>
+          <w:sz w:val="20"/>
+        </w:rPr>
+        <w:t xml:space="preserve"> and </w:t>
+      </w:r>
+      <w:r>
+        <w:rPr>
+          <w:rStyle w:val="Strong"/>
+          <w:rFonts w:ascii="Arial" w:hAnsi="Arial" w:cs="Arial"/>
+          <w:sz w:val="20"/>
+        </w:rPr>
+        <w:t>Node.js</w:t>
+      </w:r>
+      <w:r>
+        <w:rPr>
+          <w:rFonts w:ascii="Arial" w:hAnsi="Arial" w:cs="Arial"/>
+          <w:sz w:val="20"/>
+        </w:rPr>
+        <w:t xml:space="preserve"> services with clear </w:t>
+      </w:r>
+      <w:r>
+        <w:rPr>
+          <w:rStyle w:val="Strong"/>
+          <w:rFonts w:ascii="Arial" w:hAnsi="Arial" w:cs="Arial"/>
+          <w:sz w:val="20"/>
+        </w:rPr>
+        <w:t>REST API</w:t>
+      </w:r>
+      <w:r>
+        <w:rPr>
+          <w:rFonts w:ascii="Arial" w:hAnsi="Arial" w:cs="Arial"/>
+          <w:sz w:val="20"/>
+        </w:rPr>
+        <w:t xml:space="preserve"> contracts and </w:t>
+      </w:r>
+      <w:r>
+        <w:rPr>
+          <w:rStyle w:val="Strong"/>
+          <w:rFonts w:ascii="Arial" w:hAnsi="Arial" w:cs="Arial"/>
+          <w:sz w:val="20"/>
+        </w:rPr>
+        <w:t>Angular</w:t>
+      </w:r>
+      <w:r>
+        <w:rPr>
+          <w:rFonts w:ascii="Arial" w:hAnsi="Arial" w:cs="Arial"/>
+          <w:sz w:val="20"/>
+        </w:rPr>
+        <w:t xml:space="preserve"> UI flows that improved enterprise onboarding across tenants.</w:t>
+      </w:r>
+    </w:p>
+    <w:p>
+      <w:pPr>
+        <w:pStyle w:val="NormalWeb"/>
+        <w:numPr>
+          <w:ilvl w:val="0"/>
+          <w:numId w:val="3"/>
+        </w:numPr>
+        <w:jc w:val="both"/>
+        <w:rPr>
+          <w:rFonts w:ascii="Arial" w:hAnsi="Arial" w:cs="Arial"/>
+          <w:sz w:val="20"/>
+        </w:rPr>
+      </w:pPr>
+      <w:r>
+        <w:rPr>
+          <w:rFonts w:ascii="Arial" w:hAnsi="Arial" w:cs="Arial"/>
+          <w:sz w:val="20"/>
+        </w:rPr>
+        <w:t xml:space="preserve">Defined </w:t>
+      </w:r>
+      <w:r>
+        <w:rPr>
+          <w:rStyle w:val="Strong"/>
+          <w:rFonts w:ascii="Arial" w:hAnsi="Arial" w:cs="Arial"/>
+          <w:sz w:val="20"/>
+        </w:rPr>
+        <w:t>API versioning</w:t>
+      </w:r>
+      <w:r>
+        <w:rPr>
+          <w:rFonts w:ascii="Arial" w:hAnsi="Arial" w:cs="Arial"/>
+          <w:sz w:val="20"/>
+        </w:rPr>
+        <w:t>, backward-compatibility rules, and strict request/response schemas to support safe partner adoption without breaking production integrations.</w:t>
+      </w:r>
+    </w:p>
+    <w:p>
+      <w:pPr>
+        <w:pStyle w:val="NormalWeb"/>
+        <w:numPr>
+          <w:ilvl w:val="0"/>
+          <w:numId w:val="3"/>
+        </w:numPr>
+        <w:jc w:val="both"/>
+        <w:rPr>
+          <w:rFonts w:ascii="Arial" w:hAnsi="Arial" w:cs="Arial"/>
+          <w:sz w:val="20"/>
+        </w:rPr>
+      </w:pPr>
+      <w:r>
+        <w:rPr>
+          <w:rFonts w:ascii="Arial" w:hAnsi="Arial" w:cs="Arial"/>
+          <w:sz w:val="20"/>
+        </w:rPr>
+        <w:t xml:space="preserve">Modernized legacy UI surfaces into modular </w:t>
+      </w:r>
+      <w:r>
+        <w:rPr>
+          <w:rStyle w:val="Strong"/>
+          <w:rFonts w:ascii="Arial" w:hAnsi="Arial" w:cs="Arial"/>
+          <w:sz w:val="20"/>
+        </w:rPr>
+        <w:t>Angular</w:t>
+      </w:r>
+      <w:r>
+        <w:rPr>
+          <w:rFonts w:ascii="Arial" w:hAnsi="Arial" w:cs="Arial"/>
+          <w:sz w:val="20"/>
+        </w:rPr>
+        <w:t xml:space="preserve"> feature areas with shared component libraries, standardizing form patterns, validation, and reusable workflow primitives.</w:t>
+      </w:r>
+    </w:p>
+    <w:p>
+      <w:pPr>
+        <w:pStyle w:val="NormalWeb"/>
+        <w:numPr>
+          <w:ilvl w:val="0"/>
+          <w:numId w:val="3"/>
+        </w:numPr>
+        <w:jc w:val="both"/>
+        <w:rPr>
+          <w:rFonts w:ascii="Arial" w:hAnsi="Arial" w:cs="Arial"/>
+          <w:sz w:val="20"/>
+        </w:rPr>
+      </w:pPr>
+      <w:r>
+        <w:rPr>
+          <w:rFonts w:ascii="Arial" w:hAnsi="Arial" w:cs="Arial"/>
+          <w:sz w:val="20"/>
+        </w:rPr>
+        <w:t xml:space="preserve">Implemented </w:t>
+      </w:r>
+      <w:r>
+        <w:rPr>
+          <w:rStyle w:val="Strong"/>
+          <w:rFonts w:ascii="Arial" w:hAnsi="Arial" w:cs="Arial"/>
+          <w:sz w:val="20"/>
+        </w:rPr>
+        <w:t>OAuth2/OIDC</w:t>
+      </w:r>
+      <w:r>
+        <w:rPr>
+          <w:rFonts w:ascii="Arial" w:hAnsi="Arial" w:cs="Arial"/>
+          <w:sz w:val="20"/>
+        </w:rPr>
+        <w:t xml:space="preserve"> authentication and </w:t>
+      </w:r>
+      <w:r>
+        <w:rPr>
+          <w:rStyle w:val="Strong"/>
+          <w:rFonts w:ascii="Arial" w:hAnsi="Arial" w:cs="Arial"/>
+          <w:sz w:val="20"/>
+        </w:rPr>
+        <w:t>JWT</w:t>
+      </w:r>
+      <w:r>
+        <w:rPr>
+          <w:rFonts w:ascii="Arial" w:hAnsi="Arial" w:cs="Arial"/>
+          <w:sz w:val="20"/>
+        </w:rPr>
+        <w:t xml:space="preserve"> authorization with </w:t>
+      </w:r>
+      <w:r>
+        <w:rPr>
+          <w:rStyle w:val="Strong"/>
+          <w:rFonts w:ascii="Arial" w:hAnsi="Arial" w:cs="Arial"/>
+          <w:sz w:val="20"/>
+        </w:rPr>
+        <w:t>RBAC/ABAC</w:t>
+      </w:r>
+      <w:r>
+        <w:rPr>
+          <w:rFonts w:ascii="Arial" w:hAnsi="Arial" w:cs="Arial"/>
+          <w:sz w:val="20"/>
+        </w:rPr>
+        <w:t xml:space="preserve">, aligning access controls to tenant boundaries and strengthening compliance via </w:t>
+      </w:r>
+      <w:r>
+        <w:rPr>
+          <w:rStyle w:val="Strong"/>
+          <w:rFonts w:ascii="Arial" w:hAnsi="Arial" w:cs="Arial"/>
+          <w:sz w:val="20"/>
+        </w:rPr>
+        <w:t>audit logging</w:t>
+      </w:r>
+      <w:r>
+        <w:rPr>
+          <w:rFonts w:ascii="Arial" w:hAnsi="Arial" w:cs="Arial"/>
+          <w:sz w:val="20"/>
+        </w:rPr>
+        <w:t>.</w:t>
+      </w:r>
+    </w:p>
+    <w:p>
+      <w:pPr>
+        <w:pStyle w:val="NormalWeb"/>
+        <w:numPr>
+          <w:ilvl w:val="0"/>
+          <w:numId w:val="3"/>
+        </w:numPr>
+        <w:jc w:val="both"/>
+        <w:rPr>
+          <w:rFonts w:ascii="Arial" w:hAnsi="Arial" w:cs="Arial"/>
+          <w:sz w:val="20"/>
+        </w:rPr>
+      </w:pPr>
+      <w:r>
+        <w:rPr>
+          <w:rFonts w:ascii="Arial" w:hAnsi="Arial" w:cs="Arial"/>
+          <w:sz w:val="20"/>
+        </w:rPr>
+        <w:t xml:space="preserve">Built long-running orchestration for imports, reconciliation, and exports using </w:t>
+      </w:r>
+      <w:r>
+        <w:rPr>
+          <w:rStyle w:val="Strong"/>
+          <w:rFonts w:ascii="Arial" w:hAnsi="Arial" w:cs="Arial"/>
+          <w:sz w:val="20"/>
+        </w:rPr>
+        <w:t>AWS SQS/SNS</w:t>
+      </w:r>
+      <w:r>
+        <w:rPr>
+          <w:rFonts w:ascii="Arial" w:hAnsi="Arial" w:cs="Arial"/>
+          <w:sz w:val="20"/>
+        </w:rPr>
+        <w:t xml:space="preserve">, </w:t>
+      </w:r>
+      <w:r>
+        <w:rPr>
+          <w:rStyle w:val="Strong"/>
+          <w:rFonts w:ascii="Arial" w:hAnsi="Arial" w:cs="Arial"/>
+          <w:sz w:val="20"/>
+        </w:rPr>
+        <w:t>EventBridge</w:t>
+      </w:r>
+      <w:r>
+        <w:rPr>
+          <w:rFonts w:ascii="Arial" w:hAnsi="Arial" w:cs="Arial"/>
+          <w:sz w:val="20"/>
+        </w:rPr>
+        <w:t xml:space="preserve">, and worker patterns with idempotency keys, retries, and </w:t>
+      </w:r>
+      <w:r>
+        <w:rPr>
+          <w:rStyle w:val="Strong"/>
+          <w:rFonts w:ascii="Arial" w:hAnsi="Arial" w:cs="Arial"/>
+          <w:sz w:val="20"/>
+        </w:rPr>
+        <w:t>DLQ</w:t>
+      </w:r>
+      <w:r>
+        <w:rPr>
+          <w:rFonts w:ascii="Arial" w:hAnsi="Arial" w:cs="Arial"/>
+          <w:sz w:val="20"/>
+        </w:rPr>
+        <w:t xml:space="preserve"> handling.</w:t>
+      </w:r>
+    </w:p>
+    <w:p>
+      <w:pPr>
+        <w:pStyle w:val="NormalWeb"/>
+        <w:numPr>
+          <w:ilvl w:val="0"/>
+          <w:numId w:val="3"/>
+        </w:numPr>
+        <w:jc w:val="both"/>
+        <w:rPr>
+          <w:rFonts w:ascii="Arial" w:hAnsi="Arial" w:cs="Arial"/>
+          <w:sz w:val="20"/>
+        </w:rPr>
+      </w:pPr>
+      <w:r>
+        <w:rPr>
+          <w:rFonts w:ascii="Arial" w:hAnsi="Arial" w:cs="Arial"/>
+          <w:sz w:val="20"/>
+        </w:rPr>
+        <w:t xml:space="preserve">Developed event-driven pipelines integrating </w:t>
+      </w:r>
+      <w:r>
+        <w:rPr>
+          <w:rStyle w:val="Strong"/>
+          <w:rFonts w:ascii="Arial" w:hAnsi="Arial" w:cs="Arial"/>
+          <w:sz w:val="20"/>
+        </w:rPr>
+        <w:t>Kafka</w:t>
+      </w:r>
+      <w:r>
+        <w:rPr>
+          <w:rFonts w:ascii="Arial" w:hAnsi="Arial" w:cs="Arial"/>
+          <w:sz w:val="20"/>
+        </w:rPr>
+        <w:t xml:space="preserve"> and </w:t>
+      </w:r>
+      <w:r>
+        <w:rPr>
+          <w:rStyle w:val="Strong"/>
+          <w:rFonts w:ascii="Arial" w:hAnsi="Arial" w:cs="Arial"/>
+          <w:sz w:val="20"/>
+        </w:rPr>
+        <w:t>RabbitMQ</w:t>
+      </w:r>
+      <w:r>
+        <w:rPr>
+          <w:rFonts w:ascii="Arial" w:hAnsi="Arial" w:cs="Arial"/>
+          <w:sz w:val="20"/>
+        </w:rPr>
+        <w:t xml:space="preserve"> where needed for stream processing, smoothing burst traffic and isolating downstream instability from customer-facing APIs.</w:t>
+      </w:r>
+    </w:p>
+    <w:p>
+      <w:pPr>
+        <w:pStyle w:val="NormalWeb"/>
+        <w:numPr>
+          <w:ilvl w:val="0"/>
+          <w:numId w:val="3"/>
+        </w:numPr>
+        <w:jc w:val="both"/>
+        <w:rPr>
+          <w:rFonts w:ascii="Arial" w:hAnsi="Arial" w:cs="Arial"/>
+          <w:sz w:val="20"/>
+        </w:rPr>
+      </w:pPr>
+      <w:r>
+        <w:rPr>
+          <w:rFonts w:ascii="Arial" w:hAnsi="Arial" w:cs="Arial"/>
+          <w:sz w:val="20"/>
+        </w:rPr>
+        <w:t xml:space="preserve">Improved data performance through schema refinements and query tuning across </w:t>
+      </w:r>
+      <w:r>
+        <w:rPr>
+          <w:rStyle w:val="Strong"/>
+          <w:rFonts w:ascii="Arial" w:hAnsi="Arial" w:cs="Arial"/>
+          <w:sz w:val="20"/>
+        </w:rPr>
+        <w:t>PostgreSQL</w:t>
+      </w:r>
+      <w:r>
+        <w:rPr>
+          <w:rFonts w:ascii="Arial" w:hAnsi="Arial" w:cs="Arial"/>
+          <w:sz w:val="20"/>
+        </w:rPr>
+        <w:t xml:space="preserve"> and </w:t>
+      </w:r>
+      <w:r>
+        <w:rPr>
+          <w:rStyle w:val="Strong"/>
+          <w:rFonts w:ascii="Arial" w:hAnsi="Arial" w:cs="Arial"/>
+          <w:sz w:val="20"/>
+        </w:rPr>
+        <w:t>SQL Server</w:t>
+      </w:r>
+      <w:r>
+        <w:rPr>
+          <w:rFonts w:ascii="Arial" w:hAnsi="Arial" w:cs="Arial"/>
+          <w:sz w:val="20"/>
+        </w:rPr>
+        <w:t>, optimizing indexes and ORM usage to reduce p95 latency on critical endpoints.</w:t>
+      </w:r>
+    </w:p>
+    <w:p>
+      <w:pPr>
+        <w:pStyle w:val="NormalWeb"/>
+        <w:numPr>
+          <w:ilvl w:val="0"/>
+          <w:numId w:val="3"/>
+        </w:numPr>
+        <w:jc w:val="both"/>
+        <w:rPr>
+          <w:rFonts w:ascii="Arial" w:hAnsi="Arial" w:cs="Arial"/>
+          <w:sz w:val="20"/>
+        </w:rPr>
+      </w:pPr>
+      <w:r>
+        <w:rPr>
+          <w:rFonts w:ascii="Arial" w:hAnsi="Arial" w:cs="Arial"/>
+          <w:sz w:val="20"/>
+        </w:rPr>
+        <w:t xml:space="preserve">Added caching layers using </w:t>
+      </w:r>
+      <w:r>
+        <w:rPr>
+          <w:rStyle w:val="Strong"/>
+          <w:rFonts w:ascii="Arial" w:hAnsi="Arial" w:cs="Arial"/>
+          <w:sz w:val="20"/>
+        </w:rPr>
+        <w:t>Redis / ElastiCache</w:t>
+      </w:r>
+      <w:r>
+        <w:rPr>
+          <w:rFonts w:ascii="Arial" w:hAnsi="Arial" w:cs="Arial"/>
+          <w:sz w:val="20"/>
+        </w:rPr>
+        <w:t xml:space="preserve"> and selective read-through strategies to protect databases during peak windows while preserving consistency for transactional flows.</w:t>
+      </w:r>
+    </w:p>
+    <w:p>
+      <w:pPr>
+        <w:pStyle w:val="NormalWeb"/>
+        <w:numPr>
+          <w:ilvl w:val="0"/>
+          <w:numId w:val="3"/>
+        </w:numPr>
+        <w:jc w:val="both"/>
+        <w:rPr>
+          <w:rFonts w:ascii="Arial" w:hAnsi="Arial" w:cs="Arial"/>
+          <w:sz w:val="20"/>
+        </w:rPr>
+      </w:pPr>
+      <w:r>
+        <w:rPr>
+          <w:rFonts w:ascii="Arial" w:hAnsi="Arial" w:cs="Arial"/>
+          <w:sz w:val="20"/>
+        </w:rPr>
+        <w:t xml:space="preserve">Implemented secure file upload and processing using </w:t>
+      </w:r>
+      <w:r>
+        <w:rPr>
+          <w:rStyle w:val="Strong"/>
+          <w:rFonts w:ascii="Arial" w:hAnsi="Arial" w:cs="Arial"/>
+          <w:sz w:val="20"/>
+        </w:rPr>
+        <w:t>S3</w:t>
+      </w:r>
+      <w:r>
+        <w:rPr>
+          <w:rFonts w:ascii="Arial" w:hAnsi="Arial" w:cs="Arial"/>
+          <w:sz w:val="20"/>
+        </w:rPr>
+        <w:t xml:space="preserve"> with size limits, content validation, and scanning hooks, enforcing least-privilege access via </w:t>
+      </w:r>
+      <w:r>
+        <w:rPr>
+          <w:rStyle w:val="Strong"/>
+          <w:rFonts w:ascii="Arial" w:hAnsi="Arial" w:cs="Arial"/>
+          <w:sz w:val="20"/>
+        </w:rPr>
+        <w:t>IAM</w:t>
+      </w:r>
+      <w:r>
+        <w:rPr>
+          <w:rFonts w:ascii="Arial" w:hAnsi="Arial" w:cs="Arial"/>
+          <w:sz w:val="20"/>
+        </w:rPr>
+        <w:t xml:space="preserve"> and signed URLs.</w:t>
+      </w:r>
+    </w:p>
+    <w:p>
+      <w:pPr>
+        <w:pStyle w:val="NormalWeb"/>
+        <w:numPr>
+          <w:ilvl w:val="0"/>
+          <w:numId w:val="3"/>
+        </w:numPr>
+        <w:jc w:val="both"/>
+        <w:rPr>
+          <w:rFonts w:ascii="Arial" w:hAnsi="Arial" w:cs="Arial"/>
+          <w:sz w:val="20"/>
+        </w:rPr>
+      </w:pPr>
+      <w:r>
+        <w:rPr>
+          <w:rFonts w:ascii="Arial" w:hAnsi="Arial" w:cs="Arial"/>
+          <w:sz w:val="20"/>
+        </w:rPr>
+        <w:t xml:space="preserve">Delivered search experiences by indexing domain entities into </w:t>
+      </w:r>
+      <w:r>
+        <w:rPr>
+          <w:rStyle w:val="Strong"/>
+          <w:rFonts w:ascii="Arial" w:hAnsi="Arial" w:cs="Arial"/>
+          <w:sz w:val="20"/>
+        </w:rPr>
+        <w:t>Elasticsearch / OpenSearch</w:t>
+      </w:r>
+      <w:r>
+        <w:rPr>
+          <w:rFonts w:ascii="Arial" w:hAnsi="Arial" w:cs="Arial"/>
+          <w:sz w:val="20"/>
+        </w:rPr>
+        <w:t>, enabling fast filtering and operational troubleshooting across tenant datasets.</w:t>
+      </w:r>
+    </w:p>
+    <w:p>
+      <w:pPr>
+        <w:pStyle w:val="NormalWeb"/>
+        <w:numPr>
+          <w:ilvl w:val="0"/>
+          <w:numId w:val="3"/>
+        </w:numPr>
+        <w:jc w:val="both"/>
+        <w:rPr>
+          <w:rFonts w:ascii="Arial" w:hAnsi="Arial" w:cs="Arial"/>
+          <w:sz w:val="20"/>
+        </w:rPr>
+      </w:pPr>
+      <w:r>
+        <w:rPr>
+          <w:rFonts w:ascii="Arial" w:hAnsi="Arial" w:cs="Arial"/>
+          <w:sz w:val="20"/>
+        </w:rPr>
+        <w:t xml:space="preserve">Shipped analytics exports by landing curated datasets to </w:t>
+      </w:r>
+      <w:r>
+        <w:rPr>
+          <w:rStyle w:val="Strong"/>
+          <w:rFonts w:ascii="Arial" w:hAnsi="Arial" w:cs="Arial"/>
+          <w:sz w:val="20"/>
+        </w:rPr>
+        <w:t>Redshift</w:t>
+      </w:r>
+      <w:r>
+        <w:rPr>
+          <w:rFonts w:ascii="Arial" w:hAnsi="Arial" w:cs="Arial"/>
+          <w:sz w:val="20"/>
+        </w:rPr>
+        <w:t xml:space="preserve"> and integrating </w:t>
+      </w:r>
+      <w:r>
+        <w:rPr>
+          <w:rStyle w:val="Strong"/>
+          <w:rFonts w:ascii="Arial" w:hAnsi="Arial" w:cs="Arial"/>
+          <w:sz w:val="20"/>
+        </w:rPr>
+        <w:t>BigQuery</w:t>
+      </w:r>
+      <w:r>
+        <w:rPr>
+          <w:rFonts w:ascii="Arial" w:hAnsi="Arial" w:cs="Arial"/>
+          <w:sz w:val="20"/>
+        </w:rPr>
+        <w:t xml:space="preserve"> consumption via event/analytics pipelines for customer reporting and downstream BI tooling.</w:t>
+      </w:r>
+    </w:p>
+    <w:p>
+      <w:pPr>
+        <w:pStyle w:val="NormalWeb"/>
+        <w:numPr>
+          <w:ilvl w:val="0"/>
+          <w:numId w:val="3"/>
+        </w:numPr>
+        <w:jc w:val="both"/>
+        <w:rPr>
+          <w:rFonts w:ascii="Arial" w:hAnsi="Arial" w:cs="Arial"/>
+          <w:sz w:val="20"/>
+        </w:rPr>
+      </w:pPr>
+      <w:r>
+        <w:rPr>
+          <w:rFonts w:ascii="Arial" w:hAnsi="Arial" w:cs="Arial"/>
+          <w:sz w:val="20"/>
+        </w:rPr>
+        <w:t xml:space="preserve">Containerized services with </w:t>
+      </w:r>
+      <w:r>
+        <w:rPr>
+          <w:rStyle w:val="Strong"/>
+          <w:rFonts w:ascii="Arial" w:hAnsi="Arial" w:cs="Arial"/>
+          <w:sz w:val="20"/>
+        </w:rPr>
+        <w:t>Docker</w:t>
+      </w:r>
+      <w:r>
+        <w:rPr>
+          <w:rFonts w:ascii="Arial" w:hAnsi="Arial" w:cs="Arial"/>
+          <w:sz w:val="20"/>
+        </w:rPr>
+        <w:t xml:space="preserve"> and deployed on </w:t>
+      </w:r>
+      <w:r>
+        <w:rPr>
+          <w:rStyle w:val="Strong"/>
+          <w:rFonts w:ascii="Arial" w:hAnsi="Arial" w:cs="Arial"/>
+          <w:sz w:val="20"/>
+        </w:rPr>
+        <w:t>ECS/EKS</w:t>
+      </w:r>
+      <w:r>
+        <w:rPr>
+          <w:rFonts w:ascii="Arial" w:hAnsi="Arial" w:cs="Arial"/>
+          <w:sz w:val="20"/>
+        </w:rPr>
+        <w:t xml:space="preserve"> using </w:t>
+      </w:r>
+      <w:r>
+        <w:rPr>
+          <w:rStyle w:val="Strong"/>
+          <w:rFonts w:ascii="Arial" w:hAnsi="Arial" w:cs="Arial"/>
+          <w:sz w:val="20"/>
+        </w:rPr>
+        <w:t>Helm</w:t>
+      </w:r>
+      <w:r>
+        <w:rPr>
+          <w:rFonts w:ascii="Arial" w:hAnsi="Arial" w:cs="Arial"/>
+          <w:sz w:val="20"/>
+        </w:rPr>
+        <w:t>, introducing safer rollouts, predictable environments, and environment separation across dev/stage/prod.</w:t>
+      </w:r>
+    </w:p>
+    <w:p>
+      <w:pPr>
+        <w:pStyle w:val="NormalWeb"/>
+        <w:numPr>
+          <w:ilvl w:val="0"/>
+          <w:numId w:val="3"/>
+        </w:numPr>
+        <w:jc w:val="both"/>
+        <w:rPr>
+          <w:rFonts w:ascii="Arial" w:hAnsi="Arial" w:cs="Arial"/>
+          <w:sz w:val="20"/>
+        </w:rPr>
+      </w:pPr>
+      <w:r>
+        <w:rPr>
+          <w:rFonts w:ascii="Arial" w:hAnsi="Arial" w:cs="Arial"/>
+          <w:sz w:val="20"/>
+        </w:rPr>
+        <w:t xml:space="preserve">Built IaC foundations using </w:t>
+      </w:r>
+      <w:r>
+        <w:rPr>
+          <w:rStyle w:val="Strong"/>
+          <w:rFonts w:ascii="Arial" w:hAnsi="Arial" w:cs="Arial"/>
+          <w:sz w:val="20"/>
+        </w:rPr>
+        <w:t>Terraform</w:t>
+      </w:r>
+      <w:r>
+        <w:rPr>
+          <w:rFonts w:ascii="Arial" w:hAnsi="Arial" w:cs="Arial"/>
+          <w:sz w:val="20"/>
+        </w:rPr>
+        <w:t xml:space="preserve"> and </w:t>
+      </w:r>
+      <w:r>
+        <w:rPr>
+          <w:rStyle w:val="Strong"/>
+          <w:rFonts w:ascii="Arial" w:hAnsi="Arial" w:cs="Arial"/>
+          <w:sz w:val="20"/>
+        </w:rPr>
+        <w:t>CloudFormation</w:t>
+      </w:r>
+      <w:r>
+        <w:rPr>
+          <w:rFonts w:ascii="Arial" w:hAnsi="Arial" w:cs="Arial"/>
+          <w:sz w:val="20"/>
+        </w:rPr>
+        <w:t xml:space="preserve"> for repeatable infrastructure provisioning across compute, networking, data stores, and observability components.</w:t>
+      </w:r>
+    </w:p>
+    <w:p>
+      <w:pPr>
+        <w:pStyle w:val="NormalWeb"/>
+        <w:numPr>
+          <w:ilvl w:val="0"/>
+          <w:numId w:val="3"/>
+        </w:numPr>
+        <w:jc w:val="both"/>
+        <w:rPr>
+          <w:rFonts w:ascii="Arial" w:hAnsi="Arial" w:cs="Arial"/>
+          <w:sz w:val="20"/>
+        </w:rPr>
+      </w:pPr>
+      <w:r>
+        <w:rPr>
+          <w:rFonts w:ascii="Arial" w:hAnsi="Arial" w:cs="Arial"/>
+          <w:sz w:val="20"/>
+        </w:rPr>
+        <w:lastRenderedPageBreak/>
+        <w:t xml:space="preserve">Established production observability using </w:t>
+      </w:r>
+      <w:r>
+        <w:rPr>
+          <w:rStyle w:val="Strong"/>
+          <w:rFonts w:ascii="Arial" w:hAnsi="Arial" w:cs="Arial"/>
+          <w:sz w:val="20"/>
+        </w:rPr>
+        <w:t>OpenTelemetry</w:t>
+      </w:r>
+      <w:r>
+        <w:rPr>
+          <w:rFonts w:ascii="Arial" w:hAnsi="Arial" w:cs="Arial"/>
+          <w:sz w:val="20"/>
+        </w:rPr>
+        <w:t xml:space="preserve"> traces/metrics/logs routed to </w:t>
+      </w:r>
+      <w:r>
+        <w:rPr>
+          <w:rStyle w:val="Strong"/>
+          <w:rFonts w:ascii="Arial" w:hAnsi="Arial" w:cs="Arial"/>
+          <w:sz w:val="20"/>
+        </w:rPr>
+        <w:t>Datadog</w:t>
+      </w:r>
+      <w:r>
+        <w:rPr>
+          <w:rFonts w:ascii="Arial" w:hAnsi="Arial" w:cs="Arial"/>
+          <w:sz w:val="20"/>
+        </w:rPr>
+        <w:t xml:space="preserve">, </w:t>
+      </w:r>
+      <w:r>
+        <w:rPr>
+          <w:rStyle w:val="Strong"/>
+          <w:rFonts w:ascii="Arial" w:hAnsi="Arial" w:cs="Arial"/>
+          <w:sz w:val="20"/>
+        </w:rPr>
+        <w:t>Prometheus/Grafana</w:t>
+      </w:r>
+      <w:r>
+        <w:rPr>
+          <w:rFonts w:ascii="Arial" w:hAnsi="Arial" w:cs="Arial"/>
+          <w:sz w:val="20"/>
+        </w:rPr>
+        <w:t xml:space="preserve">, </w:t>
+      </w:r>
+      <w:r>
+        <w:rPr>
+          <w:rStyle w:val="Strong"/>
+          <w:rFonts w:ascii="Arial" w:hAnsi="Arial" w:cs="Arial"/>
+          <w:sz w:val="20"/>
+        </w:rPr>
+        <w:t>ELK/EFK</w:t>
+      </w:r>
+      <w:r>
+        <w:rPr>
+          <w:rFonts w:ascii="Arial" w:hAnsi="Arial" w:cs="Arial"/>
+          <w:sz w:val="20"/>
+        </w:rPr>
+        <w:t xml:space="preserve">, and </w:t>
+      </w:r>
+      <w:r>
+        <w:rPr>
+          <w:rStyle w:val="Strong"/>
+          <w:rFonts w:ascii="Arial" w:hAnsi="Arial" w:cs="Arial"/>
+          <w:sz w:val="20"/>
+        </w:rPr>
+        <w:t>CloudWatch</w:t>
+      </w:r>
+      <w:r>
+        <w:rPr>
+          <w:rFonts w:ascii="Arial" w:hAnsi="Arial" w:cs="Arial"/>
+          <w:sz w:val="20"/>
+        </w:rPr>
+        <w:t xml:space="preserve"> for fast incident triage.</w:t>
+      </w:r>
+    </w:p>
+    <w:p>
+      <w:pPr>
+        <w:pStyle w:val="NormalWeb"/>
+        <w:numPr>
+          <w:ilvl w:val="0"/>
+          <w:numId w:val="3"/>
+        </w:numPr>
+        <w:jc w:val="both"/>
+        <w:rPr>
+          <w:rFonts w:ascii="Arial" w:hAnsi="Arial" w:cs="Arial"/>
+          <w:sz w:val="20"/>
+        </w:rPr>
+      </w:pPr>
+      <w:r>
+        <w:rPr>
+          <w:rFonts w:ascii="Arial" w:hAnsi="Arial" w:cs="Arial"/>
+          <w:sz w:val="20"/>
+        </w:rPr>
+        <w:t xml:space="preserve">Strengthened delivery quality with CI pipelines and test gates using </w:t>
+      </w:r>
+      <w:r>
+        <w:rPr>
+          <w:rStyle w:val="Strong"/>
+          <w:rFonts w:ascii="Arial" w:hAnsi="Arial" w:cs="Arial"/>
+          <w:sz w:val="20"/>
+        </w:rPr>
+        <w:t>GitHub Actions / Jenkins</w:t>
+      </w:r>
+      <w:r>
+        <w:rPr>
+          <w:rFonts w:ascii="Arial" w:hAnsi="Arial" w:cs="Arial"/>
+          <w:sz w:val="20"/>
+        </w:rPr>
+        <w:t xml:space="preserve">, plus </w:t>
+      </w:r>
+      <w:r>
+        <w:rPr>
+          <w:rStyle w:val="Strong"/>
+          <w:rFonts w:ascii="Arial" w:hAnsi="Arial" w:cs="Arial"/>
+          <w:sz w:val="20"/>
+        </w:rPr>
+        <w:t>contract tests (Pact-style)</w:t>
+      </w:r>
+      <w:r>
+        <w:rPr>
+          <w:rFonts w:ascii="Arial" w:hAnsi="Arial" w:cs="Arial"/>
+          <w:sz w:val="20"/>
+        </w:rPr>
+        <w:t xml:space="preserve"> and UI automation in </w:t>
+      </w:r>
+      <w:r>
+        <w:rPr>
+          <w:rStyle w:val="Strong"/>
+          <w:rFonts w:ascii="Arial" w:hAnsi="Arial" w:cs="Arial"/>
+          <w:sz w:val="20"/>
+        </w:rPr>
+        <w:t>Cypress / Playwright</w:t>
+      </w:r>
+      <w:r>
+        <w:rPr>
+          <w:rFonts w:ascii="Arial" w:hAnsi="Arial" w:cs="Arial"/>
+          <w:sz w:val="20"/>
+        </w:rPr>
+        <w:t>.</w:t>
+      </w:r>
+    </w:p>
+    <w:p>
+      <w:pPr>
+        <w:pBdr>
+          <w:bottom w:val="dashed" w:sz="4" w:space="0" w:color="CFD2CD"/>
+        </w:pBdr>
+        <w:spacing w:after="120"/>
+      </w:pPr>
+    </w:p>
+    <w:p>
+      <w:r>
+        <w:rPr>
+          <w:rFonts w:ascii="Arial" w:eastAsia="Arial" w:hAnsi="Arial" w:cs="Arial"/>
+          <w:b/>
+          <w:bCs/>
+          <w:color w:val="111111"/>
+          <w:sz w:val="23"/>
+          <w:szCs w:val="23"/>
+        </w:rPr>
+        <w:t>Full Stack Engineer</w:t>
+      </w:r>
+    </w:p>
+    <w:p>
       <w:r>
         <w:rPr>
           <w:rFonts w:ascii="Arial" w:eastAsia="Arial" w:hAnsi="Arial" w:cs="Arial"/>
@@ -2083,9 +2717,575 @@
           <w:sz w:val="21"/>
           <w:szCs w:val="21"/>
         </w:rPr>
-        <w:t>Venturez</w:t>
-      </w:r>
-      <w:proofErr w:type="spellEnd"/>
+        <w:t>Webiz Digital</w:t>
+      </w:r>
+    </w:p>
+    <w:p>
+      <w:r>
+        <w:rPr>
+          <w:rFonts w:ascii="Arial" w:eastAsia="Arial" w:hAnsi="Arial" w:cs="Arial"/>
+          <w:color w:val="4B5563"/>
+          <w:sz w:val="19"/>
+          <w:szCs w:val="19"/>
+        </w:rPr>
+        <w:t>July 2017 - January 2020</w:t>
+      </w:r>
+    </w:p>
+    <w:p>
+      <w:pPr>
+        <w:pStyle w:val="NormalWeb"/>
+        <w:numPr>
+          <w:ilvl w:val="0"/>
+          <w:numId w:val="5"/>
+        </w:numPr>
+        <w:jc w:val="both"/>
+        <w:rPr>
+          <w:rFonts w:ascii="Arial" w:hAnsi="Arial" w:cs="Arial"/>
+          <w:sz w:val="20"/>
+        </w:rPr>
+      </w:pPr>
+      <w:r>
+        <w:rPr>
+          <w:rFonts w:ascii="Arial" w:hAnsi="Arial" w:cs="Arial"/>
+          <w:sz w:val="20"/>
+        </w:rPr>
+        <w:t xml:space="preserve">Built and maintained full-stack applications using </w:t>
+      </w:r>
+      <w:r>
+        <w:rPr>
+          <w:rStyle w:val="Strong"/>
+          <w:rFonts w:ascii="Arial" w:hAnsi="Arial" w:cs="Arial"/>
+          <w:sz w:val="20"/>
+        </w:rPr>
+        <w:t>.NET</w:t>
+      </w:r>
+      <w:r>
+        <w:rPr>
+          <w:rFonts w:ascii="Arial" w:hAnsi="Arial" w:cs="Arial"/>
+          <w:sz w:val="20"/>
+        </w:rPr>
+        <w:t xml:space="preserve"> services and </w:t>
+      </w:r>
+      <w:r>
+        <w:rPr>
+          <w:rStyle w:val="Strong"/>
+          <w:rFonts w:ascii="Arial" w:hAnsi="Arial" w:cs="Arial"/>
+          <w:sz w:val="20"/>
+        </w:rPr>
+        <w:t>Angular</w:t>
+      </w:r>
+      <w:r>
+        <w:rPr>
+          <w:rFonts w:ascii="Arial" w:hAnsi="Arial" w:cs="Arial"/>
+          <w:sz w:val="20"/>
+        </w:rPr>
+        <w:t xml:space="preserve"> frontends, delivering secure portals with role-based workflows and tenant-aware behavior.</w:t>
+      </w:r>
+    </w:p>
+    <w:p>
+      <w:pPr>
+        <w:pStyle w:val="NormalWeb"/>
+        <w:numPr>
+          <w:ilvl w:val="0"/>
+          <w:numId w:val="5"/>
+        </w:numPr>
+        <w:jc w:val="both"/>
+        <w:rPr>
+          <w:rFonts w:ascii="Arial" w:hAnsi="Arial" w:cs="Arial"/>
+          <w:sz w:val="20"/>
+        </w:rPr>
+      </w:pPr>
+      <w:r>
+        <w:rPr>
+          <w:rFonts w:ascii="Arial" w:hAnsi="Arial" w:cs="Arial"/>
+          <w:sz w:val="20"/>
+        </w:rPr>
+        <w:t>Implemented service-layer domain logic with strong validation, structured error models, and consistent API response shapes to reduce frontend ambiguity and integration defects.</w:t>
+      </w:r>
+    </w:p>
+    <w:p>
+      <w:pPr>
+        <w:pStyle w:val="NormalWeb"/>
+        <w:numPr>
+          <w:ilvl w:val="0"/>
+          <w:numId w:val="5"/>
+        </w:numPr>
+        <w:jc w:val="both"/>
+        <w:rPr>
+          <w:rFonts w:ascii="Arial" w:hAnsi="Arial" w:cs="Arial"/>
+          <w:sz w:val="20"/>
+        </w:rPr>
+      </w:pPr>
+      <w:r>
+        <w:rPr>
+          <w:rFonts w:ascii="Arial" w:hAnsi="Arial" w:cs="Arial"/>
+          <w:sz w:val="20"/>
+        </w:rPr>
+        <w:t xml:space="preserve">Developed reactive UI modules using </w:t>
+      </w:r>
+      <w:r>
+        <w:rPr>
+          <w:rStyle w:val="Strong"/>
+          <w:rFonts w:ascii="Arial" w:hAnsi="Arial" w:cs="Arial"/>
+          <w:sz w:val="20"/>
+        </w:rPr>
+        <w:t>RxJS</w:t>
+      </w:r>
+      <w:r>
+        <w:rPr>
+          <w:rFonts w:ascii="Arial" w:hAnsi="Arial" w:cs="Arial"/>
+          <w:sz w:val="20"/>
+        </w:rPr>
+        <w:t xml:space="preserve"> patterns and reusable component abstractions, reducing duplicated logic and improving delivery speed for new features.</w:t>
+      </w:r>
+    </w:p>
+    <w:p>
+      <w:pPr>
+        <w:pStyle w:val="NormalWeb"/>
+        <w:numPr>
+          <w:ilvl w:val="0"/>
+          <w:numId w:val="5"/>
+        </w:numPr>
+        <w:jc w:val="both"/>
+        <w:rPr>
+          <w:rFonts w:ascii="Arial" w:hAnsi="Arial" w:cs="Arial"/>
+          <w:sz w:val="20"/>
+        </w:rPr>
+      </w:pPr>
+      <w:r>
+        <w:rPr>
+          <w:rFonts w:ascii="Arial" w:hAnsi="Arial" w:cs="Arial"/>
+          <w:sz w:val="20"/>
+        </w:rPr>
+        <w:t xml:space="preserve">Designed reporting and export endpoints with streaming/pagination to deliver large datasets reliably without timeouts, backed by tuned queries in </w:t>
+      </w:r>
+      <w:r>
+        <w:rPr>
+          <w:rStyle w:val="Strong"/>
+          <w:rFonts w:ascii="Arial" w:hAnsi="Arial" w:cs="Arial"/>
+          <w:sz w:val="20"/>
+        </w:rPr>
+        <w:t>SQL Server</w:t>
+      </w:r>
+      <w:r>
+        <w:rPr>
+          <w:rFonts w:ascii="Arial" w:hAnsi="Arial" w:cs="Arial"/>
+          <w:sz w:val="20"/>
+        </w:rPr>
+        <w:t xml:space="preserve"> and </w:t>
+      </w:r>
+      <w:r>
+        <w:rPr>
+          <w:rStyle w:val="Strong"/>
+          <w:rFonts w:ascii="Arial" w:hAnsi="Arial" w:cs="Arial"/>
+          <w:sz w:val="20"/>
+        </w:rPr>
+        <w:t>PostgreSQL</w:t>
+      </w:r>
+      <w:r>
+        <w:rPr>
+          <w:rFonts w:ascii="Arial" w:hAnsi="Arial" w:cs="Arial"/>
+          <w:sz w:val="20"/>
+        </w:rPr>
+        <w:t>.</w:t>
+      </w:r>
+    </w:p>
+    <w:p>
+      <w:pPr>
+        <w:pStyle w:val="NormalWeb"/>
+        <w:numPr>
+          <w:ilvl w:val="0"/>
+          <w:numId w:val="5"/>
+        </w:numPr>
+        <w:jc w:val="both"/>
+        <w:rPr>
+          <w:rFonts w:ascii="Arial" w:hAnsi="Arial" w:cs="Arial"/>
+          <w:sz w:val="20"/>
+        </w:rPr>
+      </w:pPr>
+      <w:r>
+        <w:rPr>
+          <w:rFonts w:ascii="Arial" w:hAnsi="Arial" w:cs="Arial"/>
+          <w:sz w:val="20"/>
+        </w:rPr>
+        <w:t xml:space="preserve">Integrated third-party systems via </w:t>
+      </w:r>
+      <w:r>
+        <w:rPr>
+          <w:rStyle w:val="Strong"/>
+          <w:rFonts w:ascii="Arial" w:hAnsi="Arial" w:cs="Arial"/>
+          <w:sz w:val="20"/>
+        </w:rPr>
+        <w:t>webhooks</w:t>
+      </w:r>
+      <w:r>
+        <w:rPr>
+          <w:rFonts w:ascii="Arial" w:hAnsi="Arial" w:cs="Arial"/>
+          <w:sz w:val="20"/>
+        </w:rPr>
+        <w:t xml:space="preserve"> and adapter layers, adding signature verification, payload normalization, retry policies, and dead-letter handling for resilience.</w:t>
+      </w:r>
+    </w:p>
+    <w:p>
+      <w:pPr>
+        <w:pStyle w:val="NormalWeb"/>
+        <w:numPr>
+          <w:ilvl w:val="0"/>
+          <w:numId w:val="5"/>
+        </w:numPr>
+        <w:jc w:val="both"/>
+        <w:rPr>
+          <w:rFonts w:ascii="Arial" w:hAnsi="Arial" w:cs="Arial"/>
+          <w:sz w:val="20"/>
+        </w:rPr>
+      </w:pPr>
+      <w:r>
+        <w:rPr>
+          <w:rFonts w:ascii="Arial" w:hAnsi="Arial" w:cs="Arial"/>
+          <w:sz w:val="20"/>
+        </w:rPr>
+        <w:t xml:space="preserve">Added caching where safe using </w:t>
+      </w:r>
+      <w:r>
+        <w:rPr>
+          <w:rStyle w:val="Strong"/>
+          <w:rFonts w:ascii="Arial" w:hAnsi="Arial" w:cs="Arial"/>
+          <w:sz w:val="20"/>
+        </w:rPr>
+        <w:t>Redis</w:t>
+      </w:r>
+      <w:r>
+        <w:rPr>
+          <w:rFonts w:ascii="Arial" w:hAnsi="Arial" w:cs="Arial"/>
+          <w:sz w:val="20"/>
+        </w:rPr>
+        <w:t xml:space="preserve"> patterns to reduce repeated computation and protect relational stores during load spikes and high-traffic admin usage.</w:t>
+      </w:r>
+    </w:p>
+    <w:p>
+      <w:pPr>
+        <w:pStyle w:val="NormalWeb"/>
+        <w:numPr>
+          <w:ilvl w:val="0"/>
+          <w:numId w:val="5"/>
+        </w:numPr>
+        <w:jc w:val="both"/>
+        <w:rPr>
+          <w:rFonts w:ascii="Arial" w:hAnsi="Arial" w:cs="Arial"/>
+          <w:sz w:val="20"/>
+        </w:rPr>
+      </w:pPr>
+      <w:r>
+        <w:rPr>
+          <w:rFonts w:ascii="Arial" w:hAnsi="Arial" w:cs="Arial"/>
+          <w:sz w:val="20"/>
+        </w:rPr>
+        <w:t xml:space="preserve">Supported background execution using queue-based processing with </w:t>
+      </w:r>
+      <w:r>
+        <w:rPr>
+          <w:rStyle w:val="Strong"/>
+          <w:rFonts w:ascii="Arial" w:hAnsi="Arial" w:cs="Arial"/>
+          <w:sz w:val="20"/>
+        </w:rPr>
+        <w:t>AWS SQS/SNS</w:t>
+      </w:r>
+      <w:r>
+        <w:rPr>
+          <w:rFonts w:ascii="Arial" w:hAnsi="Arial" w:cs="Arial"/>
+          <w:sz w:val="20"/>
+        </w:rPr>
+        <w:t xml:space="preserve"> and cron-style schedulers, improving responsiveness for long-running operations.</w:t>
+      </w:r>
+    </w:p>
+    <w:p>
+      <w:pPr>
+        <w:pStyle w:val="NormalWeb"/>
+        <w:numPr>
+          <w:ilvl w:val="0"/>
+          <w:numId w:val="5"/>
+        </w:numPr>
+        <w:jc w:val="both"/>
+        <w:rPr>
+          <w:rFonts w:ascii="Arial" w:hAnsi="Arial" w:cs="Arial"/>
+          <w:sz w:val="20"/>
+        </w:rPr>
+      </w:pPr>
+      <w:r>
+        <w:rPr>
+          <w:rFonts w:ascii="Arial" w:hAnsi="Arial" w:cs="Arial"/>
+          <w:sz w:val="20"/>
+        </w:rPr>
+        <w:t xml:space="preserve">Introduced CI/CD improvements using </w:t>
+      </w:r>
+      <w:r>
+        <w:rPr>
+          <w:rStyle w:val="Strong"/>
+          <w:rFonts w:ascii="Arial" w:hAnsi="Arial" w:cs="Arial"/>
+          <w:sz w:val="20"/>
+        </w:rPr>
+        <w:t>GitLab CI / Azure DevOps</w:t>
+      </w:r>
+      <w:r>
+        <w:rPr>
+          <w:rFonts w:ascii="Arial" w:hAnsi="Arial" w:cs="Arial"/>
+          <w:sz w:val="20"/>
+        </w:rPr>
+        <w:t xml:space="preserve"> patterns, automating </w:t>
+      </w:r>
+      <w:proofErr w:type="gramStart"/>
+      <w:r>
+        <w:rPr>
+          <w:rFonts w:ascii="Arial" w:hAnsi="Arial" w:cs="Arial"/>
+          <w:sz w:val="20"/>
+        </w:rPr>
+        <w:t>builds,</w:t>
+      </w:r>
+      <w:proofErr w:type="gramEnd"/>
+      <w:r>
+        <w:rPr>
+          <w:rFonts w:ascii="Arial" w:hAnsi="Arial" w:cs="Arial"/>
+          <w:sz w:val="20"/>
+        </w:rPr>
+        <w:t xml:space="preserve"> tests, packaging, and repeatable deployments with clear rollback steps.</w:t>
+      </w:r>
+    </w:p>
+    <w:p>
+      <w:pPr>
+        <w:pStyle w:val="NormalWeb"/>
+        <w:numPr>
+          <w:ilvl w:val="0"/>
+          <w:numId w:val="5"/>
+        </w:numPr>
+        <w:jc w:val="both"/>
+        <w:rPr>
+          <w:rFonts w:ascii="Arial" w:hAnsi="Arial" w:cs="Arial"/>
+          <w:sz w:val="20"/>
+        </w:rPr>
+      </w:pPr>
+      <w:r>
+        <w:rPr>
+          <w:rFonts w:ascii="Arial" w:hAnsi="Arial" w:cs="Arial"/>
+          <w:sz w:val="20"/>
+        </w:rPr>
+        <w:t xml:space="preserve">Hardened authentication flows with </w:t>
+      </w:r>
+      <w:r>
+        <w:rPr>
+          <w:rStyle w:val="Strong"/>
+          <w:rFonts w:ascii="Arial" w:hAnsi="Arial" w:cs="Arial"/>
+          <w:sz w:val="20"/>
+        </w:rPr>
+        <w:t>OAuth2</w:t>
+      </w:r>
+      <w:r>
+        <w:rPr>
+          <w:rFonts w:ascii="Arial" w:hAnsi="Arial" w:cs="Arial"/>
+          <w:sz w:val="20"/>
+        </w:rPr>
+        <w:t xml:space="preserve"> and </w:t>
+      </w:r>
+      <w:r>
+        <w:rPr>
+          <w:rStyle w:val="Strong"/>
+          <w:rFonts w:ascii="Arial" w:hAnsi="Arial" w:cs="Arial"/>
+          <w:sz w:val="20"/>
+        </w:rPr>
+        <w:t>JWT</w:t>
+      </w:r>
+      <w:r>
+        <w:rPr>
+          <w:rFonts w:ascii="Arial" w:hAnsi="Arial" w:cs="Arial"/>
+          <w:sz w:val="20"/>
+        </w:rPr>
+        <w:t>, plus rate limiting and tenant scoping to reduce abuse vectors and keep APIs stable under burst usage.</w:t>
+      </w:r>
+    </w:p>
+    <w:p>
+      <w:pPr>
+        <w:pStyle w:val="NormalWeb"/>
+        <w:numPr>
+          <w:ilvl w:val="0"/>
+          <w:numId w:val="5"/>
+        </w:numPr>
+        <w:jc w:val="both"/>
+        <w:rPr>
+          <w:rFonts w:ascii="Arial" w:hAnsi="Arial" w:cs="Arial"/>
+          <w:sz w:val="20"/>
+        </w:rPr>
+      </w:pPr>
+      <w:r>
+        <w:rPr>
+          <w:rFonts w:ascii="Arial" w:hAnsi="Arial" w:cs="Arial"/>
+          <w:sz w:val="20"/>
+        </w:rPr>
+        <w:t xml:space="preserve">Improved incident response by standardizing structured logs, correlation IDs, and dashboards through </w:t>
+      </w:r>
+      <w:r>
+        <w:rPr>
+          <w:rStyle w:val="Strong"/>
+          <w:rFonts w:ascii="Arial" w:hAnsi="Arial" w:cs="Arial"/>
+          <w:sz w:val="20"/>
+        </w:rPr>
+        <w:t>Application Insights / CloudWatch</w:t>
+      </w:r>
+      <w:r>
+        <w:rPr>
+          <w:rFonts w:ascii="Arial" w:hAnsi="Arial" w:cs="Arial"/>
+          <w:sz w:val="20"/>
+        </w:rPr>
+        <w:t>-style monitoring.</w:t>
+      </w:r>
+    </w:p>
+    <w:p>
+      <w:pPr>
+        <w:pStyle w:val="NormalWeb"/>
+        <w:numPr>
+          <w:ilvl w:val="0"/>
+          <w:numId w:val="5"/>
+        </w:numPr>
+        <w:jc w:val="both"/>
+        <w:rPr>
+          <w:rFonts w:ascii="Arial" w:hAnsi="Arial" w:cs="Arial"/>
+          <w:sz w:val="20"/>
+        </w:rPr>
+      </w:pPr>
+      <w:r>
+        <w:rPr>
+          <w:rFonts w:ascii="Arial" w:hAnsi="Arial" w:cs="Arial"/>
+          <w:sz w:val="20"/>
+        </w:rPr>
+        <w:t xml:space="preserve">Increased test coverage for backend flows and UI journeys using </w:t>
+      </w:r>
+      <w:r>
+        <w:rPr>
+          <w:rStyle w:val="Strong"/>
+          <w:rFonts w:ascii="Arial" w:hAnsi="Arial" w:cs="Arial"/>
+          <w:sz w:val="20"/>
+        </w:rPr>
+        <w:t>Mocha/Chai</w:t>
+      </w:r>
+      <w:r>
+        <w:rPr>
+          <w:rFonts w:ascii="Arial" w:hAnsi="Arial" w:cs="Arial"/>
+          <w:sz w:val="20"/>
+        </w:rPr>
+        <w:t xml:space="preserve"> and browser automation, reducing regressions during high-change release periods.</w:t>
+      </w:r>
+    </w:p>
+    <w:p>
+      <w:pPr>
+        <w:pStyle w:val="NormalWeb"/>
+        <w:numPr>
+          <w:ilvl w:val="0"/>
+          <w:numId w:val="5"/>
+        </w:numPr>
+        <w:jc w:val="both"/>
+        <w:rPr>
+          <w:rFonts w:ascii="Arial" w:hAnsi="Arial" w:cs="Arial"/>
+          <w:sz w:val="20"/>
+        </w:rPr>
+      </w:pPr>
+      <w:r>
+        <w:rPr>
+          <w:rFonts w:ascii="Arial" w:hAnsi="Arial" w:cs="Arial"/>
+          <w:sz w:val="20"/>
+        </w:rPr>
+        <w:t xml:space="preserve">Collaborated closely with product/design to deliver accessible UI behavior, improving </w:t>
+      </w:r>
+      <w:r>
+        <w:rPr>
+          <w:rStyle w:val="Strong"/>
+          <w:rFonts w:ascii="Arial" w:hAnsi="Arial" w:cs="Arial"/>
+          <w:sz w:val="20"/>
+        </w:rPr>
+        <w:t>WCAG</w:t>
+      </w:r>
+      <w:r>
+        <w:rPr>
+          <w:rFonts w:ascii="Arial" w:hAnsi="Arial" w:cs="Arial"/>
+          <w:sz w:val="20"/>
+        </w:rPr>
+        <w:t xml:space="preserve"> alignment and cross-browser consistency across critical workflows.</w:t>
+      </w:r>
+    </w:p>
+    <w:p>
+      <w:pPr>
+        <w:pStyle w:val="NormalWeb"/>
+        <w:numPr>
+          <w:ilvl w:val="0"/>
+          <w:numId w:val="5"/>
+        </w:numPr>
+        <w:jc w:val="both"/>
+        <w:rPr>
+          <w:rFonts w:ascii="Arial" w:hAnsi="Arial" w:cs="Arial"/>
+          <w:sz w:val="20"/>
+        </w:rPr>
+      </w:pPr>
+      <w:r>
+        <w:rPr>
+          <w:rFonts w:ascii="Arial" w:hAnsi="Arial" w:cs="Arial"/>
+          <w:sz w:val="20"/>
+        </w:rPr>
+        <w:t xml:space="preserve">Contributed to containerized development and deployments using </w:t>
+      </w:r>
+      <w:r>
+        <w:rPr>
+          <w:rStyle w:val="Strong"/>
+          <w:rFonts w:ascii="Arial" w:hAnsi="Arial" w:cs="Arial"/>
+          <w:sz w:val="20"/>
+        </w:rPr>
+        <w:t>Docker</w:t>
+      </w:r>
+      <w:r>
+        <w:rPr>
+          <w:rFonts w:ascii="Arial" w:hAnsi="Arial" w:cs="Arial"/>
+          <w:sz w:val="20"/>
+        </w:rPr>
+        <w:t xml:space="preserve"> and </w:t>
+      </w:r>
+      <w:r>
+        <w:rPr>
+          <w:rStyle w:val="Strong"/>
+          <w:rFonts w:ascii="Arial" w:hAnsi="Arial" w:cs="Arial"/>
+          <w:sz w:val="20"/>
+        </w:rPr>
+        <w:t>Kubernetes</w:t>
+      </w:r>
+      <w:r>
+        <w:rPr>
+          <w:rFonts w:ascii="Arial" w:hAnsi="Arial" w:cs="Arial"/>
+          <w:sz w:val="20"/>
+        </w:rPr>
+        <w:t xml:space="preserve"> concepts, reducing environment drift between local and production.</w:t>
+      </w:r>
+    </w:p>
+    <w:p>
+      <w:pPr>
+        <w:pBdr>
+          <w:bottom w:val="dashed" w:sz="4" w:space="0" w:color="CFD2CD"/>
+        </w:pBdr>
+        <w:spacing w:after="120"/>
+      </w:pPr>
+      <w:r>
+        <w:t xml:space="preserve"> </w:t>
+      </w:r>
+    </w:p>
+    <w:p>
+      <w:r>
+        <w:rPr>
+          <w:rFonts w:ascii="Arial" w:eastAsia="Arial" w:hAnsi="Arial" w:cs="Arial"/>
+          <w:b/>
+          <w:bCs/>
+          <w:color w:val="111111"/>
+          <w:sz w:val="23"/>
+          <w:szCs w:val="23"/>
+        </w:rPr>
+        <w:t>Software Developer</w:t>
+      </w:r>
+    </w:p>
+    <w:p>
+      <w:proofErr w:type="gramStart"/>
       <w:r>
         <w:rPr>
           <w:rFonts w:ascii="Arial" w:eastAsia="Arial" w:hAnsi="Arial" w:cs="Arial"/>
@@ -2095,1738 +3295,6 @@
           <w:sz w:val="21"/>
           <w:szCs w:val="21"/>
         </w:rPr>
-        <w:t xml:space="preserve"> LLC</w:t>
-      </w:r>
-    </w:p>
-    <w:p>
-      <w:r>
-        <w:rPr>
-          <w:rFonts w:ascii="Arial" w:eastAsia="Arial" w:hAnsi="Arial" w:cs="Arial"/>
-          <w:color w:val="4B5563"/>
-          <w:sz w:val="19"/>
-          <w:szCs w:val="19"/>
-        </w:rPr>
-        <w:t>February 2020 - October 2025</w:t>
-      </w:r>
-    </w:p>
-    <w:p>
-      <w:pPr>
-        <w:pStyle w:val="NormalWeb"/>
-        <w:numPr>
-          <w:ilvl w:val="0"/>
-          <w:numId w:val="3"/>
-        </w:numPr>
-        <w:jc w:val="both"/>
-        <w:rPr>
-          <w:rFonts w:ascii="Arial" w:hAnsi="Arial" w:cs="Arial"/>
-          <w:sz w:val="20"/>
-        </w:rPr>
-      </w:pPr>
-      <w:r>
-        <w:rPr>
-          <w:rFonts w:ascii="Arial" w:hAnsi="Arial" w:cs="Arial"/>
-          <w:sz w:val="20"/>
-        </w:rPr>
-        <w:t xml:space="preserve">Owned end-to-end delivery of </w:t>
-      </w:r>
-      <w:proofErr w:type="spellStart"/>
-      <w:r>
-        <w:rPr>
-          <w:rFonts w:ascii="Arial" w:hAnsi="Arial" w:cs="Arial"/>
-          <w:sz w:val="20"/>
-        </w:rPr>
-        <w:t>SaaS</w:t>
-      </w:r>
-      <w:proofErr w:type="spellEnd"/>
-      <w:r>
-        <w:rPr>
-          <w:rFonts w:ascii="Arial" w:hAnsi="Arial" w:cs="Arial"/>
-          <w:sz w:val="20"/>
-        </w:rPr>
-        <w:t xml:space="preserve"> modules by designing </w:t>
-      </w:r>
-      <w:r>
-        <w:rPr>
-          <w:rStyle w:val="Strong"/>
-          <w:rFonts w:ascii="Arial" w:hAnsi="Arial" w:cs="Arial"/>
-          <w:sz w:val="20"/>
-        </w:rPr>
-        <w:t>.NET/C#</w:t>
-      </w:r>
-      <w:r>
-        <w:rPr>
-          <w:rFonts w:ascii="Arial" w:hAnsi="Arial" w:cs="Arial"/>
-          <w:sz w:val="20"/>
-        </w:rPr>
-        <w:t xml:space="preserve"> and </w:t>
-      </w:r>
-      <w:r>
-        <w:rPr>
-          <w:rStyle w:val="Strong"/>
-          <w:rFonts w:ascii="Arial" w:hAnsi="Arial" w:cs="Arial"/>
-          <w:sz w:val="20"/>
-        </w:rPr>
-        <w:t>Node.js</w:t>
-      </w:r>
-      <w:r>
-        <w:rPr>
-          <w:rFonts w:ascii="Arial" w:hAnsi="Arial" w:cs="Arial"/>
-          <w:sz w:val="20"/>
-        </w:rPr>
-        <w:t xml:space="preserve"> services with clear </w:t>
-      </w:r>
-      <w:r>
-        <w:rPr>
-          <w:rStyle w:val="Strong"/>
-          <w:rFonts w:ascii="Arial" w:hAnsi="Arial" w:cs="Arial"/>
-          <w:sz w:val="20"/>
-        </w:rPr>
-        <w:t>REST API</w:t>
-      </w:r>
-      <w:r>
-        <w:rPr>
-          <w:rFonts w:ascii="Arial" w:hAnsi="Arial" w:cs="Arial"/>
-          <w:sz w:val="20"/>
-        </w:rPr>
-        <w:t xml:space="preserve"> contracts and </w:t>
-      </w:r>
-      <w:r>
-        <w:rPr>
-          <w:rStyle w:val="Strong"/>
-          <w:rFonts w:ascii="Arial" w:hAnsi="Arial" w:cs="Arial"/>
-          <w:sz w:val="20"/>
-        </w:rPr>
-        <w:t>Angular</w:t>
-      </w:r>
-      <w:r>
-        <w:rPr>
-          <w:rFonts w:ascii="Arial" w:hAnsi="Arial" w:cs="Arial"/>
-          <w:sz w:val="20"/>
-        </w:rPr>
-        <w:t xml:space="preserve"> UI flows that improved enterprise onboarding across tenants.</w:t>
-      </w:r>
-    </w:p>
-    <w:p>
-      <w:pPr>
-        <w:pStyle w:val="NormalWeb"/>
-        <w:numPr>
-          <w:ilvl w:val="0"/>
-          <w:numId w:val="3"/>
-        </w:numPr>
-        <w:jc w:val="both"/>
-        <w:rPr>
-          <w:rFonts w:ascii="Arial" w:hAnsi="Arial" w:cs="Arial"/>
-          <w:sz w:val="20"/>
-        </w:rPr>
-      </w:pPr>
-      <w:r>
-        <w:rPr>
-          <w:rFonts w:ascii="Arial" w:hAnsi="Arial" w:cs="Arial"/>
-          <w:sz w:val="20"/>
-        </w:rPr>
-        <w:t xml:space="preserve">Defined </w:t>
-      </w:r>
-      <w:r>
-        <w:rPr>
-          <w:rStyle w:val="Strong"/>
-          <w:rFonts w:ascii="Arial" w:hAnsi="Arial" w:cs="Arial"/>
-          <w:sz w:val="20"/>
-        </w:rPr>
-        <w:t>API versioning</w:t>
-      </w:r>
-      <w:r>
-        <w:rPr>
-          <w:rFonts w:ascii="Arial" w:hAnsi="Arial" w:cs="Arial"/>
-          <w:sz w:val="20"/>
-        </w:rPr>
-        <w:t>, backward-compatibility rules, and strict request/response schemas to support safe partner adoption without breaking production integrations.</w:t>
-      </w:r>
-    </w:p>
-    <w:p>
-      <w:pPr>
-        <w:pStyle w:val="NormalWeb"/>
-        <w:numPr>
-          <w:ilvl w:val="0"/>
-          <w:numId w:val="3"/>
-        </w:numPr>
-        <w:jc w:val="both"/>
-        <w:rPr>
-          <w:rFonts w:ascii="Arial" w:hAnsi="Arial" w:cs="Arial"/>
-          <w:sz w:val="20"/>
-        </w:rPr>
-      </w:pPr>
-      <w:r>
-        <w:rPr>
-          <w:rFonts w:ascii="Arial" w:hAnsi="Arial" w:cs="Arial"/>
-          <w:sz w:val="20"/>
-        </w:rPr>
-        <w:t xml:space="preserve">Modernized legacy UI surfaces into modular </w:t>
-      </w:r>
-      <w:r>
-        <w:rPr>
-          <w:rStyle w:val="Strong"/>
-          <w:rFonts w:ascii="Arial" w:hAnsi="Arial" w:cs="Arial"/>
-          <w:sz w:val="20"/>
-        </w:rPr>
-        <w:t>Angular</w:t>
-      </w:r>
-      <w:r>
-        <w:rPr>
-          <w:rFonts w:ascii="Arial" w:hAnsi="Arial" w:cs="Arial"/>
-          <w:sz w:val="20"/>
-        </w:rPr>
-        <w:t xml:space="preserve"> feature areas with shared component libraries, standardizing form patterns, validation, and reusable workflow primitives.</w:t>
-      </w:r>
-    </w:p>
-    <w:p>
-      <w:pPr>
-        <w:pStyle w:val="NormalWeb"/>
-        <w:numPr>
-          <w:ilvl w:val="0"/>
-          <w:numId w:val="3"/>
-        </w:numPr>
-        <w:jc w:val="both"/>
-        <w:rPr>
-          <w:rFonts w:ascii="Arial" w:hAnsi="Arial" w:cs="Arial"/>
-          <w:sz w:val="20"/>
-        </w:rPr>
-      </w:pPr>
-      <w:r>
-        <w:rPr>
-          <w:rFonts w:ascii="Arial" w:hAnsi="Arial" w:cs="Arial"/>
-          <w:sz w:val="20"/>
-        </w:rPr>
-        <w:t xml:space="preserve">Implemented </w:t>
-      </w:r>
-      <w:r>
-        <w:rPr>
-          <w:rStyle w:val="Strong"/>
-          <w:rFonts w:ascii="Arial" w:hAnsi="Arial" w:cs="Arial"/>
-          <w:sz w:val="20"/>
-        </w:rPr>
-        <w:t>OAuth2/OIDC</w:t>
-      </w:r>
-      <w:r>
-        <w:rPr>
-          <w:rFonts w:ascii="Arial" w:hAnsi="Arial" w:cs="Arial"/>
-          <w:sz w:val="20"/>
-        </w:rPr>
-        <w:t xml:space="preserve"> authentication and </w:t>
-      </w:r>
-      <w:r>
-        <w:rPr>
-          <w:rStyle w:val="Strong"/>
-          <w:rFonts w:ascii="Arial" w:hAnsi="Arial" w:cs="Arial"/>
-          <w:sz w:val="20"/>
-        </w:rPr>
-        <w:t>JWT</w:t>
-      </w:r>
-      <w:r>
-        <w:rPr>
-          <w:rFonts w:ascii="Arial" w:hAnsi="Arial" w:cs="Arial"/>
-          <w:sz w:val="20"/>
-        </w:rPr>
-        <w:t xml:space="preserve"> authorization with </w:t>
-      </w:r>
-      <w:r>
-        <w:rPr>
-          <w:rStyle w:val="Strong"/>
-          <w:rFonts w:ascii="Arial" w:hAnsi="Arial" w:cs="Arial"/>
-          <w:sz w:val="20"/>
-        </w:rPr>
-        <w:t>RBAC/ABAC</w:t>
-      </w:r>
-      <w:r>
-        <w:rPr>
-          <w:rFonts w:ascii="Arial" w:hAnsi="Arial" w:cs="Arial"/>
-          <w:sz w:val="20"/>
-        </w:rPr>
-        <w:t xml:space="preserve">, aligning access controls to tenant boundaries and strengthening compliance via </w:t>
-      </w:r>
-      <w:r>
-        <w:rPr>
-          <w:rStyle w:val="Strong"/>
-          <w:rFonts w:ascii="Arial" w:hAnsi="Arial" w:cs="Arial"/>
-          <w:sz w:val="20"/>
-        </w:rPr>
-        <w:t>audit logging</w:t>
-      </w:r>
-      <w:r>
-        <w:rPr>
-          <w:rFonts w:ascii="Arial" w:hAnsi="Arial" w:cs="Arial"/>
-          <w:sz w:val="20"/>
-        </w:rPr>
-        <w:t>.</w:t>
-      </w:r>
-    </w:p>
-    <w:p>
-      <w:pPr>
-        <w:pStyle w:val="NormalWeb"/>
-        <w:numPr>
-          <w:ilvl w:val="0"/>
-          <w:numId w:val="3"/>
-        </w:numPr>
-        <w:jc w:val="both"/>
-        <w:rPr>
-          <w:rFonts w:ascii="Arial" w:hAnsi="Arial" w:cs="Arial"/>
-          <w:sz w:val="20"/>
-        </w:rPr>
-      </w:pPr>
-      <w:r>
-        <w:rPr>
-          <w:rFonts w:ascii="Arial" w:hAnsi="Arial" w:cs="Arial"/>
-          <w:sz w:val="20"/>
-        </w:rPr>
-        <w:t xml:space="preserve">Built long-running orchestration for imports, reconciliation, and exports using </w:t>
-      </w:r>
-      <w:r>
-        <w:rPr>
-          <w:rStyle w:val="Strong"/>
-          <w:rFonts w:ascii="Arial" w:hAnsi="Arial" w:cs="Arial"/>
-          <w:sz w:val="20"/>
-        </w:rPr>
-        <w:t>AWS SQS/SNS</w:t>
-      </w:r>
-      <w:r>
-        <w:rPr>
-          <w:rFonts w:ascii="Arial" w:hAnsi="Arial" w:cs="Arial"/>
-          <w:sz w:val="20"/>
-        </w:rPr>
-        <w:t xml:space="preserve">, </w:t>
-      </w:r>
-      <w:proofErr w:type="spellStart"/>
-      <w:r>
-        <w:rPr>
-          <w:rStyle w:val="Strong"/>
-          <w:rFonts w:ascii="Arial" w:hAnsi="Arial" w:cs="Arial"/>
-          <w:sz w:val="20"/>
-        </w:rPr>
-        <w:t>EventBridge</w:t>
-      </w:r>
-      <w:proofErr w:type="spellEnd"/>
-      <w:r>
-        <w:rPr>
-          <w:rFonts w:ascii="Arial" w:hAnsi="Arial" w:cs="Arial"/>
-          <w:sz w:val="20"/>
-        </w:rPr>
-        <w:t xml:space="preserve">, and worker patterns with </w:t>
-      </w:r>
-      <w:proofErr w:type="spellStart"/>
-      <w:r>
-        <w:rPr>
-          <w:rFonts w:ascii="Arial" w:hAnsi="Arial" w:cs="Arial"/>
-          <w:sz w:val="20"/>
-        </w:rPr>
-        <w:t>idempotency</w:t>
-      </w:r>
-      <w:proofErr w:type="spellEnd"/>
-      <w:r>
-        <w:rPr>
-          <w:rFonts w:ascii="Arial" w:hAnsi="Arial" w:cs="Arial"/>
-          <w:sz w:val="20"/>
-        </w:rPr>
-        <w:t xml:space="preserve"> keys, retries, and </w:t>
-      </w:r>
-      <w:r>
-        <w:rPr>
-          <w:rStyle w:val="Strong"/>
-          <w:rFonts w:ascii="Arial" w:hAnsi="Arial" w:cs="Arial"/>
-          <w:sz w:val="20"/>
-        </w:rPr>
-        <w:t>DLQ</w:t>
-      </w:r>
-      <w:r>
-        <w:rPr>
-          <w:rFonts w:ascii="Arial" w:hAnsi="Arial" w:cs="Arial"/>
-          <w:sz w:val="20"/>
-        </w:rPr>
-        <w:t xml:space="preserve"> handling.</w:t>
-      </w:r>
-    </w:p>
-    <w:p>
-      <w:pPr>
-        <w:pStyle w:val="NormalWeb"/>
-        <w:numPr>
-          <w:ilvl w:val="0"/>
-          <w:numId w:val="3"/>
-        </w:numPr>
-        <w:jc w:val="both"/>
-        <w:rPr>
-          <w:rFonts w:ascii="Arial" w:hAnsi="Arial" w:cs="Arial"/>
-          <w:sz w:val="20"/>
-        </w:rPr>
-      </w:pPr>
-      <w:r>
-        <w:rPr>
-          <w:rFonts w:ascii="Arial" w:hAnsi="Arial" w:cs="Arial"/>
-          <w:sz w:val="20"/>
-        </w:rPr>
-        <w:t xml:space="preserve">Developed event-driven pipelines integrating </w:t>
-      </w:r>
-      <w:r>
-        <w:rPr>
-          <w:rStyle w:val="Strong"/>
-          <w:rFonts w:ascii="Arial" w:hAnsi="Arial" w:cs="Arial"/>
-          <w:sz w:val="20"/>
-        </w:rPr>
-        <w:t>Kafka</w:t>
-      </w:r>
-      <w:r>
-        <w:rPr>
-          <w:rFonts w:ascii="Arial" w:hAnsi="Arial" w:cs="Arial"/>
-          <w:sz w:val="20"/>
-        </w:rPr>
-        <w:t xml:space="preserve"> and </w:t>
-      </w:r>
-      <w:proofErr w:type="spellStart"/>
-      <w:r>
-        <w:rPr>
-          <w:rStyle w:val="Strong"/>
-          <w:rFonts w:ascii="Arial" w:hAnsi="Arial" w:cs="Arial"/>
-          <w:sz w:val="20"/>
-        </w:rPr>
-        <w:t>RabbitMQ</w:t>
-      </w:r>
-      <w:proofErr w:type="spellEnd"/>
-      <w:r>
-        <w:rPr>
-          <w:rFonts w:ascii="Arial" w:hAnsi="Arial" w:cs="Arial"/>
-          <w:sz w:val="20"/>
-        </w:rPr>
-        <w:t xml:space="preserve"> where needed for stream processing, smoothing burst traffic and isolating downstream instability from customer-facing APIs.</w:t>
-      </w:r>
-    </w:p>
-    <w:p>
-      <w:pPr>
-        <w:pStyle w:val="NormalWeb"/>
-        <w:numPr>
-          <w:ilvl w:val="0"/>
-          <w:numId w:val="3"/>
-        </w:numPr>
-        <w:jc w:val="both"/>
-        <w:rPr>
-          <w:rFonts w:ascii="Arial" w:hAnsi="Arial" w:cs="Arial"/>
-          <w:sz w:val="20"/>
-        </w:rPr>
-      </w:pPr>
-      <w:r>
-        <w:rPr>
-          <w:rFonts w:ascii="Arial" w:hAnsi="Arial" w:cs="Arial"/>
-          <w:sz w:val="20"/>
-        </w:rPr>
-        <w:t xml:space="preserve">Improved data performance through schema refinements and query tuning across </w:t>
-      </w:r>
-      <w:proofErr w:type="spellStart"/>
-      <w:r>
-        <w:rPr>
-          <w:rStyle w:val="Strong"/>
-          <w:rFonts w:ascii="Arial" w:hAnsi="Arial" w:cs="Arial"/>
-          <w:sz w:val="20"/>
-        </w:rPr>
-        <w:t>PostgreSQL</w:t>
-      </w:r>
-      <w:proofErr w:type="spellEnd"/>
-      <w:r>
-        <w:rPr>
-          <w:rFonts w:ascii="Arial" w:hAnsi="Arial" w:cs="Arial"/>
-          <w:sz w:val="20"/>
-        </w:rPr>
-        <w:t xml:space="preserve"> and </w:t>
-      </w:r>
-      <w:r>
-        <w:rPr>
-          <w:rStyle w:val="Strong"/>
-          <w:rFonts w:ascii="Arial" w:hAnsi="Arial" w:cs="Arial"/>
-          <w:sz w:val="20"/>
-        </w:rPr>
-        <w:t>SQL Server</w:t>
-      </w:r>
-      <w:r>
-        <w:rPr>
-          <w:rFonts w:ascii="Arial" w:hAnsi="Arial" w:cs="Arial"/>
-          <w:sz w:val="20"/>
-        </w:rPr>
-        <w:t>, optimizing indexes and ORM usage to reduce p95 latency on critical endpoints.</w:t>
-      </w:r>
-    </w:p>
-    <w:p>
-      <w:pPr>
-        <w:pStyle w:val="NormalWeb"/>
-        <w:numPr>
-          <w:ilvl w:val="0"/>
-          <w:numId w:val="3"/>
-        </w:numPr>
-        <w:jc w:val="both"/>
-        <w:rPr>
-          <w:rFonts w:ascii="Arial" w:hAnsi="Arial" w:cs="Arial"/>
-          <w:sz w:val="20"/>
-        </w:rPr>
-      </w:pPr>
-      <w:r>
-        <w:rPr>
-          <w:rFonts w:ascii="Arial" w:hAnsi="Arial" w:cs="Arial"/>
-          <w:sz w:val="20"/>
-        </w:rPr>
-        <w:t xml:space="preserve">Added caching layers using </w:t>
-      </w:r>
-      <w:proofErr w:type="spellStart"/>
-      <w:r>
-        <w:rPr>
-          <w:rStyle w:val="Strong"/>
-          <w:rFonts w:ascii="Arial" w:hAnsi="Arial" w:cs="Arial"/>
-          <w:sz w:val="20"/>
-        </w:rPr>
-        <w:t>Redis</w:t>
-      </w:r>
-      <w:proofErr w:type="spellEnd"/>
-      <w:r>
-        <w:rPr>
-          <w:rStyle w:val="Strong"/>
-          <w:rFonts w:ascii="Arial" w:hAnsi="Arial" w:cs="Arial"/>
-          <w:sz w:val="20"/>
-        </w:rPr>
-        <w:t xml:space="preserve"> / </w:t>
-      </w:r>
-      <w:proofErr w:type="spellStart"/>
-      <w:r>
-        <w:rPr>
-          <w:rStyle w:val="Strong"/>
-          <w:rFonts w:ascii="Arial" w:hAnsi="Arial" w:cs="Arial"/>
-          <w:sz w:val="20"/>
-        </w:rPr>
-        <w:t>ElastiCache</w:t>
-      </w:r>
-      <w:proofErr w:type="spellEnd"/>
-      <w:r>
-        <w:rPr>
-          <w:rFonts w:ascii="Arial" w:hAnsi="Arial" w:cs="Arial"/>
-          <w:sz w:val="20"/>
-        </w:rPr>
-        <w:t xml:space="preserve"> and selective read-through strategies to protect databases during peak windows while preserving consistency for transactional flows.</w:t>
-      </w:r>
-    </w:p>
-    <w:p>
-      <w:pPr>
-        <w:pStyle w:val="NormalWeb"/>
-        <w:numPr>
-          <w:ilvl w:val="0"/>
-          <w:numId w:val="3"/>
-        </w:numPr>
-        <w:jc w:val="both"/>
-        <w:rPr>
-          <w:rFonts w:ascii="Arial" w:hAnsi="Arial" w:cs="Arial"/>
-          <w:sz w:val="20"/>
-        </w:rPr>
-      </w:pPr>
-      <w:r>
-        <w:rPr>
-          <w:rFonts w:ascii="Arial" w:hAnsi="Arial" w:cs="Arial"/>
-          <w:sz w:val="20"/>
-        </w:rPr>
-        <w:t xml:space="preserve">Implemented secure file upload and processing using </w:t>
-      </w:r>
-      <w:r>
-        <w:rPr>
-          <w:rStyle w:val="Strong"/>
-          <w:rFonts w:ascii="Arial" w:hAnsi="Arial" w:cs="Arial"/>
-          <w:sz w:val="20"/>
-        </w:rPr>
-        <w:t>S3</w:t>
-      </w:r>
-      <w:r>
-        <w:rPr>
-          <w:rFonts w:ascii="Arial" w:hAnsi="Arial" w:cs="Arial"/>
-          <w:sz w:val="20"/>
-        </w:rPr>
-        <w:t xml:space="preserve"> with size limits, content validation, and scanning hooks, enforcing least-privilege access via </w:t>
-      </w:r>
-      <w:r>
-        <w:rPr>
-          <w:rStyle w:val="Strong"/>
-          <w:rFonts w:ascii="Arial" w:hAnsi="Arial" w:cs="Arial"/>
-          <w:sz w:val="20"/>
-        </w:rPr>
-        <w:t>IAM</w:t>
-      </w:r>
-      <w:r>
-        <w:rPr>
-          <w:rFonts w:ascii="Arial" w:hAnsi="Arial" w:cs="Arial"/>
-          <w:sz w:val="20"/>
-        </w:rPr>
-        <w:t xml:space="preserve"> and signed URLs.</w:t>
-      </w:r>
-    </w:p>
-    <w:p>
-      <w:pPr>
-        <w:pStyle w:val="NormalWeb"/>
-        <w:numPr>
-          <w:ilvl w:val="0"/>
-          <w:numId w:val="3"/>
-        </w:numPr>
-        <w:jc w:val="both"/>
-        <w:rPr>
-          <w:rFonts w:ascii="Arial" w:hAnsi="Arial" w:cs="Arial"/>
-          <w:sz w:val="20"/>
-        </w:rPr>
-      </w:pPr>
-      <w:r>
-        <w:rPr>
-          <w:rFonts w:ascii="Arial" w:hAnsi="Arial" w:cs="Arial"/>
-          <w:sz w:val="20"/>
-        </w:rPr>
-        <w:t xml:space="preserve">Delivered search experiences by indexing domain entities into </w:t>
-      </w:r>
-      <w:proofErr w:type="spellStart"/>
-      <w:r>
-        <w:rPr>
-          <w:rStyle w:val="Strong"/>
-          <w:rFonts w:ascii="Arial" w:hAnsi="Arial" w:cs="Arial"/>
-          <w:sz w:val="20"/>
-        </w:rPr>
-        <w:t>Elasticsearch</w:t>
-      </w:r>
-      <w:proofErr w:type="spellEnd"/>
-      <w:r>
-        <w:rPr>
-          <w:rStyle w:val="Strong"/>
-          <w:rFonts w:ascii="Arial" w:hAnsi="Arial" w:cs="Arial"/>
-          <w:sz w:val="20"/>
-        </w:rPr>
-        <w:t xml:space="preserve"> / OpenSearch</w:t>
-      </w:r>
-      <w:r>
-        <w:rPr>
-          <w:rFonts w:ascii="Arial" w:hAnsi="Arial" w:cs="Arial"/>
-          <w:sz w:val="20"/>
-        </w:rPr>
-        <w:t>, enabling fast filtering and operational troubleshooting across tenant datasets.</w:t>
-      </w:r>
-    </w:p>
-    <w:p>
-      <w:pPr>
-        <w:pStyle w:val="NormalWeb"/>
-        <w:numPr>
-          <w:ilvl w:val="0"/>
-          <w:numId w:val="3"/>
-        </w:numPr>
-        <w:jc w:val="both"/>
-        <w:rPr>
-          <w:rFonts w:ascii="Arial" w:hAnsi="Arial" w:cs="Arial"/>
-          <w:sz w:val="20"/>
-        </w:rPr>
-      </w:pPr>
-      <w:r>
-        <w:rPr>
-          <w:rFonts w:ascii="Arial" w:hAnsi="Arial" w:cs="Arial"/>
-          <w:sz w:val="20"/>
-        </w:rPr>
-        <w:t xml:space="preserve">Shipped analytics exports by landing curated datasets to </w:t>
-      </w:r>
-      <w:r>
-        <w:rPr>
-          <w:rStyle w:val="Strong"/>
-          <w:rFonts w:ascii="Arial" w:hAnsi="Arial" w:cs="Arial"/>
-          <w:sz w:val="20"/>
-        </w:rPr>
-        <w:t>Redshift</w:t>
-      </w:r>
-      <w:r>
-        <w:rPr>
-          <w:rFonts w:ascii="Arial" w:hAnsi="Arial" w:cs="Arial"/>
-          <w:sz w:val="20"/>
-        </w:rPr>
-        <w:t xml:space="preserve"> and integrating </w:t>
-      </w:r>
-      <w:proofErr w:type="spellStart"/>
-      <w:r>
-        <w:rPr>
-          <w:rStyle w:val="Strong"/>
-          <w:rFonts w:ascii="Arial" w:hAnsi="Arial" w:cs="Arial"/>
-          <w:sz w:val="20"/>
-        </w:rPr>
-        <w:t>BigQuery</w:t>
-      </w:r>
-      <w:proofErr w:type="spellEnd"/>
-      <w:r>
-        <w:rPr>
-          <w:rFonts w:ascii="Arial" w:hAnsi="Arial" w:cs="Arial"/>
-          <w:sz w:val="20"/>
-        </w:rPr>
-        <w:t xml:space="preserve"> consumption via event/analytics pipelines for customer reporting and downstream BI tooling.</w:t>
-      </w:r>
-    </w:p>
-    <w:p>
-      <w:pPr>
-        <w:pStyle w:val="NormalWeb"/>
-        <w:numPr>
-          <w:ilvl w:val="0"/>
-          <w:numId w:val="3"/>
-        </w:numPr>
-        <w:jc w:val="both"/>
-        <w:rPr>
-          <w:rFonts w:ascii="Arial" w:hAnsi="Arial" w:cs="Arial"/>
-          <w:sz w:val="20"/>
-        </w:rPr>
-      </w:pPr>
-      <w:r>
-        <w:rPr>
-          <w:rFonts w:ascii="Arial" w:hAnsi="Arial" w:cs="Arial"/>
-          <w:sz w:val="20"/>
-        </w:rPr>
-        <w:t xml:space="preserve">Containerized services with </w:t>
-      </w:r>
-      <w:proofErr w:type="spellStart"/>
-      <w:r>
-        <w:rPr>
-          <w:rStyle w:val="Strong"/>
-          <w:rFonts w:ascii="Arial" w:hAnsi="Arial" w:cs="Arial"/>
-          <w:sz w:val="20"/>
-        </w:rPr>
-        <w:t>Docker</w:t>
-      </w:r>
-      <w:proofErr w:type="spellEnd"/>
-      <w:r>
-        <w:rPr>
-          <w:rFonts w:ascii="Arial" w:hAnsi="Arial" w:cs="Arial"/>
-          <w:sz w:val="20"/>
-        </w:rPr>
-        <w:t xml:space="preserve"> and deployed on </w:t>
-      </w:r>
-      <w:r>
-        <w:rPr>
-          <w:rStyle w:val="Strong"/>
-          <w:rFonts w:ascii="Arial" w:hAnsi="Arial" w:cs="Arial"/>
-          <w:sz w:val="20"/>
-        </w:rPr>
-        <w:t>ECS/EKS</w:t>
-      </w:r>
-      <w:r>
-        <w:rPr>
-          <w:rFonts w:ascii="Arial" w:hAnsi="Arial" w:cs="Arial"/>
-          <w:sz w:val="20"/>
-        </w:rPr>
-        <w:t xml:space="preserve"> using </w:t>
-      </w:r>
-      <w:r>
-        <w:rPr>
-          <w:rStyle w:val="Strong"/>
-          <w:rFonts w:ascii="Arial" w:hAnsi="Arial" w:cs="Arial"/>
-          <w:sz w:val="20"/>
-        </w:rPr>
-        <w:t>Helm</w:t>
-      </w:r>
-      <w:r>
-        <w:rPr>
-          <w:rFonts w:ascii="Arial" w:hAnsi="Arial" w:cs="Arial"/>
-          <w:sz w:val="20"/>
-        </w:rPr>
-        <w:t xml:space="preserve">, introducing safer rollouts, predictable environments, and environment separation across </w:t>
-      </w:r>
-      <w:proofErr w:type="spellStart"/>
-      <w:r>
-        <w:rPr>
-          <w:rFonts w:ascii="Arial" w:hAnsi="Arial" w:cs="Arial"/>
-          <w:sz w:val="20"/>
-        </w:rPr>
-        <w:t>dev</w:t>
-      </w:r>
-      <w:proofErr w:type="spellEnd"/>
-      <w:r>
-        <w:rPr>
-          <w:rFonts w:ascii="Arial" w:hAnsi="Arial" w:cs="Arial"/>
-          <w:sz w:val="20"/>
-        </w:rPr>
-        <w:t>/stage/prod.</w:t>
-      </w:r>
-    </w:p>
-    <w:p>
-      <w:pPr>
-        <w:pStyle w:val="NormalWeb"/>
-        <w:numPr>
-          <w:ilvl w:val="0"/>
-          <w:numId w:val="3"/>
-        </w:numPr>
-        <w:jc w:val="both"/>
-        <w:rPr>
-          <w:rFonts w:ascii="Arial" w:hAnsi="Arial" w:cs="Arial"/>
-          <w:sz w:val="20"/>
-        </w:rPr>
-      </w:pPr>
-      <w:r>
-        <w:rPr>
-          <w:rFonts w:ascii="Arial" w:hAnsi="Arial" w:cs="Arial"/>
-          <w:sz w:val="20"/>
-        </w:rPr>
-        <w:t xml:space="preserve">Built </w:t>
-      </w:r>
-      <w:proofErr w:type="spellStart"/>
-      <w:r>
-        <w:rPr>
-          <w:rFonts w:ascii="Arial" w:hAnsi="Arial" w:cs="Arial"/>
-          <w:sz w:val="20"/>
-        </w:rPr>
-        <w:t>IaC</w:t>
-      </w:r>
-      <w:proofErr w:type="spellEnd"/>
-      <w:r>
-        <w:rPr>
-          <w:rFonts w:ascii="Arial" w:hAnsi="Arial" w:cs="Arial"/>
-          <w:sz w:val="20"/>
-        </w:rPr>
-        <w:t xml:space="preserve"> foundations using </w:t>
-      </w:r>
-      <w:proofErr w:type="spellStart"/>
-      <w:r>
-        <w:rPr>
-          <w:rStyle w:val="Strong"/>
-          <w:rFonts w:ascii="Arial" w:hAnsi="Arial" w:cs="Arial"/>
-          <w:sz w:val="20"/>
-        </w:rPr>
-        <w:t>Terraform</w:t>
-      </w:r>
-      <w:proofErr w:type="spellEnd"/>
-      <w:r>
-        <w:rPr>
-          <w:rFonts w:ascii="Arial" w:hAnsi="Arial" w:cs="Arial"/>
-          <w:sz w:val="20"/>
-        </w:rPr>
-        <w:t xml:space="preserve"> and </w:t>
-      </w:r>
-      <w:proofErr w:type="spellStart"/>
-      <w:r>
-        <w:rPr>
-          <w:rStyle w:val="Strong"/>
-          <w:rFonts w:ascii="Arial" w:hAnsi="Arial" w:cs="Arial"/>
-          <w:sz w:val="20"/>
-        </w:rPr>
-        <w:t>CloudFormation</w:t>
-      </w:r>
-      <w:proofErr w:type="spellEnd"/>
-      <w:r>
-        <w:rPr>
-          <w:rFonts w:ascii="Arial" w:hAnsi="Arial" w:cs="Arial"/>
-          <w:sz w:val="20"/>
-        </w:rPr>
-        <w:t xml:space="preserve"> for repeatable infrastructure provisioning across </w:t>
-      </w:r>
-      <w:proofErr w:type="spellStart"/>
-      <w:r>
-        <w:rPr>
-          <w:rFonts w:ascii="Arial" w:hAnsi="Arial" w:cs="Arial"/>
-          <w:sz w:val="20"/>
-        </w:rPr>
-        <w:t>compute</w:t>
-      </w:r>
-      <w:proofErr w:type="spellEnd"/>
-      <w:r>
-        <w:rPr>
-          <w:rFonts w:ascii="Arial" w:hAnsi="Arial" w:cs="Arial"/>
-          <w:sz w:val="20"/>
-        </w:rPr>
-        <w:t xml:space="preserve">, networking, data stores, and </w:t>
-      </w:r>
-      <w:proofErr w:type="spellStart"/>
-      <w:r>
-        <w:rPr>
-          <w:rFonts w:ascii="Arial" w:hAnsi="Arial" w:cs="Arial"/>
-          <w:sz w:val="20"/>
-        </w:rPr>
-        <w:t>observability</w:t>
-      </w:r>
-      <w:proofErr w:type="spellEnd"/>
-      <w:r>
-        <w:rPr>
-          <w:rFonts w:ascii="Arial" w:hAnsi="Arial" w:cs="Arial"/>
-          <w:sz w:val="20"/>
-        </w:rPr>
-        <w:t xml:space="preserve"> components.</w:t>
-      </w:r>
-    </w:p>
-    <w:p>
-      <w:pPr>
-        <w:pStyle w:val="NormalWeb"/>
-        <w:numPr>
-          <w:ilvl w:val="0"/>
-          <w:numId w:val="3"/>
-        </w:numPr>
-        <w:jc w:val="both"/>
-        <w:rPr>
-          <w:rFonts w:ascii="Arial" w:hAnsi="Arial" w:cs="Arial"/>
-          <w:sz w:val="20"/>
-        </w:rPr>
-      </w:pPr>
-      <w:r>
-        <w:rPr>
-          <w:rFonts w:ascii="Arial" w:hAnsi="Arial" w:cs="Arial"/>
-          <w:sz w:val="20"/>
-        </w:rPr>
-        <w:lastRenderedPageBreak/>
-        <w:t xml:space="preserve">Established production </w:t>
-      </w:r>
-      <w:proofErr w:type="spellStart"/>
-      <w:r>
-        <w:rPr>
-          <w:rFonts w:ascii="Arial" w:hAnsi="Arial" w:cs="Arial"/>
-          <w:sz w:val="20"/>
-        </w:rPr>
-        <w:t>observability</w:t>
-      </w:r>
-      <w:proofErr w:type="spellEnd"/>
-      <w:r>
-        <w:rPr>
-          <w:rFonts w:ascii="Arial" w:hAnsi="Arial" w:cs="Arial"/>
-          <w:sz w:val="20"/>
-        </w:rPr>
-        <w:t xml:space="preserve"> using </w:t>
-      </w:r>
-      <w:proofErr w:type="spellStart"/>
-      <w:r>
-        <w:rPr>
-          <w:rStyle w:val="Strong"/>
-          <w:rFonts w:ascii="Arial" w:hAnsi="Arial" w:cs="Arial"/>
-          <w:sz w:val="20"/>
-        </w:rPr>
-        <w:t>OpenTelemetry</w:t>
-      </w:r>
-      <w:proofErr w:type="spellEnd"/>
-      <w:r>
-        <w:rPr>
-          <w:rFonts w:ascii="Arial" w:hAnsi="Arial" w:cs="Arial"/>
-          <w:sz w:val="20"/>
-        </w:rPr>
-        <w:t xml:space="preserve"> traces/metrics/logs routed to </w:t>
-      </w:r>
-      <w:proofErr w:type="spellStart"/>
-      <w:r>
-        <w:rPr>
-          <w:rStyle w:val="Strong"/>
-          <w:rFonts w:ascii="Arial" w:hAnsi="Arial" w:cs="Arial"/>
-          <w:sz w:val="20"/>
-        </w:rPr>
-        <w:t>Datadog</w:t>
-      </w:r>
-      <w:proofErr w:type="spellEnd"/>
-      <w:r>
-        <w:rPr>
-          <w:rFonts w:ascii="Arial" w:hAnsi="Arial" w:cs="Arial"/>
-          <w:sz w:val="20"/>
-        </w:rPr>
-        <w:t xml:space="preserve">, </w:t>
-      </w:r>
-      <w:r>
-        <w:rPr>
-          <w:rStyle w:val="Strong"/>
-          <w:rFonts w:ascii="Arial" w:hAnsi="Arial" w:cs="Arial"/>
-          <w:sz w:val="20"/>
-        </w:rPr>
-        <w:t>Prometheus/</w:t>
-      </w:r>
-      <w:proofErr w:type="spellStart"/>
-      <w:r>
-        <w:rPr>
-          <w:rStyle w:val="Strong"/>
-          <w:rFonts w:ascii="Arial" w:hAnsi="Arial" w:cs="Arial"/>
-          <w:sz w:val="20"/>
-        </w:rPr>
-        <w:t>Grafana</w:t>
-      </w:r>
-      <w:proofErr w:type="spellEnd"/>
-      <w:r>
-        <w:rPr>
-          <w:rFonts w:ascii="Arial" w:hAnsi="Arial" w:cs="Arial"/>
-          <w:sz w:val="20"/>
-        </w:rPr>
-        <w:t xml:space="preserve">, </w:t>
-      </w:r>
-      <w:r>
-        <w:rPr>
-          <w:rStyle w:val="Strong"/>
-          <w:rFonts w:ascii="Arial" w:hAnsi="Arial" w:cs="Arial"/>
-          <w:sz w:val="20"/>
-        </w:rPr>
-        <w:t>ELK/EFK</w:t>
-      </w:r>
-      <w:r>
-        <w:rPr>
-          <w:rFonts w:ascii="Arial" w:hAnsi="Arial" w:cs="Arial"/>
-          <w:sz w:val="20"/>
-        </w:rPr>
-        <w:t xml:space="preserve">, and </w:t>
-      </w:r>
-      <w:proofErr w:type="spellStart"/>
-      <w:r>
-        <w:rPr>
-          <w:rStyle w:val="Strong"/>
-          <w:rFonts w:ascii="Arial" w:hAnsi="Arial" w:cs="Arial"/>
-          <w:sz w:val="20"/>
-        </w:rPr>
-        <w:t>CloudWatch</w:t>
-      </w:r>
-      <w:proofErr w:type="spellEnd"/>
-      <w:r>
-        <w:rPr>
-          <w:rFonts w:ascii="Arial" w:hAnsi="Arial" w:cs="Arial"/>
-          <w:sz w:val="20"/>
-        </w:rPr>
-        <w:t xml:space="preserve"> for fast incident triage.</w:t>
-      </w:r>
-    </w:p>
-    <w:p>
-      <w:pPr>
-        <w:pStyle w:val="NormalWeb"/>
-        <w:numPr>
-          <w:ilvl w:val="0"/>
-          <w:numId w:val="3"/>
-        </w:numPr>
-        <w:jc w:val="both"/>
-        <w:rPr>
-          <w:rFonts w:ascii="Arial" w:hAnsi="Arial" w:cs="Arial"/>
-          <w:sz w:val="20"/>
-        </w:rPr>
-      </w:pPr>
-      <w:r>
-        <w:rPr>
-          <w:rFonts w:ascii="Arial" w:hAnsi="Arial" w:cs="Arial"/>
-          <w:sz w:val="20"/>
-        </w:rPr>
-        <w:t xml:space="preserve">Strengthened delivery quality with CI pipelines and test gates using </w:t>
-      </w:r>
-      <w:proofErr w:type="spellStart"/>
-      <w:r>
-        <w:rPr>
-          <w:rStyle w:val="Strong"/>
-          <w:rFonts w:ascii="Arial" w:hAnsi="Arial" w:cs="Arial"/>
-          <w:sz w:val="20"/>
-        </w:rPr>
-        <w:t>GitHub</w:t>
-      </w:r>
-      <w:proofErr w:type="spellEnd"/>
-      <w:r>
-        <w:rPr>
-          <w:rStyle w:val="Strong"/>
-          <w:rFonts w:ascii="Arial" w:hAnsi="Arial" w:cs="Arial"/>
-          <w:sz w:val="20"/>
-        </w:rPr>
-        <w:t xml:space="preserve"> Actions / Jenkins</w:t>
-      </w:r>
-      <w:r>
-        <w:rPr>
-          <w:rFonts w:ascii="Arial" w:hAnsi="Arial" w:cs="Arial"/>
-          <w:sz w:val="20"/>
-        </w:rPr>
-        <w:t xml:space="preserve">, plus </w:t>
-      </w:r>
-      <w:r>
-        <w:rPr>
-          <w:rStyle w:val="Strong"/>
-          <w:rFonts w:ascii="Arial" w:hAnsi="Arial" w:cs="Arial"/>
-          <w:sz w:val="20"/>
-        </w:rPr>
-        <w:t>contract tests (Pact-style)</w:t>
-      </w:r>
-      <w:r>
-        <w:rPr>
-          <w:rFonts w:ascii="Arial" w:hAnsi="Arial" w:cs="Arial"/>
-          <w:sz w:val="20"/>
-        </w:rPr>
-        <w:t xml:space="preserve"> and UI automation in </w:t>
-      </w:r>
-      <w:r>
-        <w:rPr>
-          <w:rStyle w:val="Strong"/>
-          <w:rFonts w:ascii="Arial" w:hAnsi="Arial" w:cs="Arial"/>
-          <w:sz w:val="20"/>
-        </w:rPr>
-        <w:t>Cypress / Playwright</w:t>
-      </w:r>
-      <w:r>
-        <w:rPr>
-          <w:rFonts w:ascii="Arial" w:hAnsi="Arial" w:cs="Arial"/>
-          <w:sz w:val="20"/>
-        </w:rPr>
-        <w:t>.</w:t>
-      </w:r>
-    </w:p>
-    <w:p>
-      <w:pPr>
-        <w:pBdr>
-          <w:bottom w:val="dashed" w:sz="4" w:space="0" w:color="CFD2CD"/>
-        </w:pBdr>
-        <w:spacing w:after="120"/>
-      </w:pPr>
-    </w:p>
-    <w:p>
-      <w:r>
-        <w:rPr>
-          <w:rFonts w:ascii="Arial" w:eastAsia="Arial" w:hAnsi="Arial" w:cs="Arial"/>
-          <w:b/>
-          <w:bCs/>
-          <w:color w:val="111111"/>
-          <w:sz w:val="23"/>
-          <w:szCs w:val="23"/>
-        </w:rPr>
-        <w:t>Full Stack Engineer</w:t>
-      </w:r>
-    </w:p>
-    <w:p>
-      <w:proofErr w:type="spellStart"/>
-      <w:r>
-        <w:rPr>
-          <w:rFonts w:ascii="Arial" w:eastAsia="Arial" w:hAnsi="Arial" w:cs="Arial"/>
-          <w:b/>
-          <w:bCs/>
-          <w:color w:val="6F8F6B"/>
-          <w:sz w:val="21"/>
-          <w:szCs w:val="21"/>
-        </w:rPr>
-        <w:t>Webiz</w:t>
-      </w:r>
-      <w:proofErr w:type="spellEnd"/>
-      <w:r>
-        <w:rPr>
-          <w:rFonts w:ascii="Arial" w:eastAsia="Arial" w:hAnsi="Arial" w:cs="Arial"/>
-          <w:b/>
-          <w:bCs/>
-          <w:color w:val="6F8F6B"/>
-          <w:sz w:val="21"/>
-          <w:szCs w:val="21"/>
-        </w:rPr>
-        <w:t xml:space="preserve"> Digital</w:t>
-      </w:r>
-    </w:p>
-    <w:p>
-      <w:r>
-        <w:rPr>
-          <w:rFonts w:ascii="Arial" w:eastAsia="Arial" w:hAnsi="Arial" w:cs="Arial"/>
-          <w:color w:val="4B5563"/>
-          <w:sz w:val="19"/>
-          <w:szCs w:val="19"/>
-        </w:rPr>
-        <w:t>July 2017 - January 2020</w:t>
-      </w:r>
-    </w:p>
-    <w:p>
-      <w:pPr>
-        <w:pStyle w:val="NormalWeb"/>
-        <w:numPr>
-          <w:ilvl w:val="0"/>
-          <w:numId w:val="5"/>
-        </w:numPr>
-        <w:jc w:val="both"/>
-        <w:rPr>
-          <w:rFonts w:ascii="Arial" w:hAnsi="Arial" w:cs="Arial"/>
-          <w:sz w:val="20"/>
-        </w:rPr>
-      </w:pPr>
-      <w:r>
-        <w:rPr>
-          <w:rFonts w:ascii="Arial" w:hAnsi="Arial" w:cs="Arial"/>
-          <w:sz w:val="20"/>
-        </w:rPr>
-        <w:t xml:space="preserve">Built and maintained full-stack applications using </w:t>
-      </w:r>
-      <w:r>
-        <w:rPr>
-          <w:rStyle w:val="Strong"/>
-          <w:rFonts w:ascii="Arial" w:hAnsi="Arial" w:cs="Arial"/>
-          <w:sz w:val="20"/>
-        </w:rPr>
-        <w:t>.NET</w:t>
-      </w:r>
-      <w:r>
-        <w:rPr>
-          <w:rFonts w:ascii="Arial" w:hAnsi="Arial" w:cs="Arial"/>
-          <w:sz w:val="20"/>
-        </w:rPr>
-        <w:t xml:space="preserve"> services and </w:t>
-      </w:r>
-      <w:r>
-        <w:rPr>
-          <w:rStyle w:val="Strong"/>
-          <w:rFonts w:ascii="Arial" w:hAnsi="Arial" w:cs="Arial"/>
-          <w:sz w:val="20"/>
-        </w:rPr>
-        <w:t>Angular</w:t>
-      </w:r>
-      <w:r>
-        <w:rPr>
-          <w:rFonts w:ascii="Arial" w:hAnsi="Arial" w:cs="Arial"/>
-          <w:sz w:val="20"/>
-        </w:rPr>
-        <w:t xml:space="preserve"> frontends, delivering secure portals with role-based workflows and tenant-aware behavior.</w:t>
-      </w:r>
-    </w:p>
-    <w:p>
-      <w:pPr>
-        <w:pStyle w:val="NormalWeb"/>
-        <w:numPr>
-          <w:ilvl w:val="0"/>
-          <w:numId w:val="5"/>
-        </w:numPr>
-        <w:jc w:val="both"/>
-        <w:rPr>
-          <w:rFonts w:ascii="Arial" w:hAnsi="Arial" w:cs="Arial"/>
-          <w:sz w:val="20"/>
-        </w:rPr>
-      </w:pPr>
-      <w:r>
-        <w:rPr>
-          <w:rFonts w:ascii="Arial" w:hAnsi="Arial" w:cs="Arial"/>
-          <w:sz w:val="20"/>
-        </w:rPr>
-        <w:t>Implemented service-layer domain logic with strong validation, structured error models, and consistent API response shapes to reduce frontend ambiguity and integration defects.</w:t>
-      </w:r>
-    </w:p>
-    <w:p>
-      <w:pPr>
-        <w:pStyle w:val="NormalWeb"/>
-        <w:numPr>
-          <w:ilvl w:val="0"/>
-          <w:numId w:val="5"/>
-        </w:numPr>
-        <w:jc w:val="both"/>
-        <w:rPr>
-          <w:rFonts w:ascii="Arial" w:hAnsi="Arial" w:cs="Arial"/>
-          <w:sz w:val="20"/>
-        </w:rPr>
-      </w:pPr>
-      <w:r>
-        <w:rPr>
-          <w:rFonts w:ascii="Arial" w:hAnsi="Arial" w:cs="Arial"/>
-          <w:sz w:val="20"/>
-        </w:rPr>
-        <w:t xml:space="preserve">Developed reactive UI modules using </w:t>
-      </w:r>
-      <w:proofErr w:type="spellStart"/>
-      <w:r>
-        <w:rPr>
-          <w:rStyle w:val="Strong"/>
-          <w:rFonts w:ascii="Arial" w:hAnsi="Arial" w:cs="Arial"/>
-          <w:sz w:val="20"/>
-        </w:rPr>
-        <w:t>RxJS</w:t>
-      </w:r>
-      <w:proofErr w:type="spellEnd"/>
-      <w:r>
-        <w:rPr>
-          <w:rFonts w:ascii="Arial" w:hAnsi="Arial" w:cs="Arial"/>
-          <w:sz w:val="20"/>
-        </w:rPr>
-        <w:t xml:space="preserve"> patterns and reusable component abstractions, reducing duplicated logic and improving delivery speed for new features.</w:t>
-      </w:r>
-    </w:p>
-    <w:p>
-      <w:pPr>
-        <w:pStyle w:val="NormalWeb"/>
-        <w:numPr>
-          <w:ilvl w:val="0"/>
-          <w:numId w:val="5"/>
-        </w:numPr>
-        <w:jc w:val="both"/>
-        <w:rPr>
-          <w:rFonts w:ascii="Arial" w:hAnsi="Arial" w:cs="Arial"/>
-          <w:sz w:val="20"/>
-        </w:rPr>
-      </w:pPr>
-      <w:r>
-        <w:rPr>
-          <w:rFonts w:ascii="Arial" w:hAnsi="Arial" w:cs="Arial"/>
-          <w:sz w:val="20"/>
-        </w:rPr>
-        <w:t xml:space="preserve">Designed reporting and export endpoints with streaming/pagination to deliver large datasets reliably without timeouts, backed by tuned queries in </w:t>
-      </w:r>
-      <w:r>
-        <w:rPr>
-          <w:rStyle w:val="Strong"/>
-          <w:rFonts w:ascii="Arial" w:hAnsi="Arial" w:cs="Arial"/>
-          <w:sz w:val="20"/>
-        </w:rPr>
-        <w:t>SQL Server</w:t>
-      </w:r>
-      <w:r>
-        <w:rPr>
-          <w:rFonts w:ascii="Arial" w:hAnsi="Arial" w:cs="Arial"/>
-          <w:sz w:val="20"/>
-        </w:rPr>
-        <w:t xml:space="preserve"> and </w:t>
-      </w:r>
-      <w:proofErr w:type="spellStart"/>
-      <w:r>
-        <w:rPr>
-          <w:rStyle w:val="Strong"/>
-          <w:rFonts w:ascii="Arial" w:hAnsi="Arial" w:cs="Arial"/>
-          <w:sz w:val="20"/>
-        </w:rPr>
-        <w:t>PostgreSQL</w:t>
-      </w:r>
-      <w:proofErr w:type="spellEnd"/>
-      <w:r>
-        <w:rPr>
-          <w:rFonts w:ascii="Arial" w:hAnsi="Arial" w:cs="Arial"/>
-          <w:sz w:val="20"/>
-        </w:rPr>
-        <w:t>.</w:t>
-      </w:r>
-    </w:p>
-    <w:p>
-      <w:pPr>
-        <w:pStyle w:val="NormalWeb"/>
-        <w:numPr>
-          <w:ilvl w:val="0"/>
-          <w:numId w:val="5"/>
-        </w:numPr>
-        <w:jc w:val="both"/>
-        <w:rPr>
-          <w:rFonts w:ascii="Arial" w:hAnsi="Arial" w:cs="Arial"/>
-          <w:sz w:val="20"/>
-        </w:rPr>
-      </w:pPr>
-      <w:r>
-        <w:rPr>
-          <w:rFonts w:ascii="Arial" w:hAnsi="Arial" w:cs="Arial"/>
-          <w:sz w:val="20"/>
-        </w:rPr>
-        <w:t xml:space="preserve">Integrated third-party systems via </w:t>
-      </w:r>
-      <w:proofErr w:type="spellStart"/>
-      <w:r>
-        <w:rPr>
-          <w:rStyle w:val="Strong"/>
-          <w:rFonts w:ascii="Arial" w:hAnsi="Arial" w:cs="Arial"/>
-          <w:sz w:val="20"/>
-        </w:rPr>
-        <w:t>webhooks</w:t>
-      </w:r>
-      <w:proofErr w:type="spellEnd"/>
-      <w:r>
-        <w:rPr>
-          <w:rFonts w:ascii="Arial" w:hAnsi="Arial" w:cs="Arial"/>
-          <w:sz w:val="20"/>
-        </w:rPr>
-        <w:t xml:space="preserve"> and adapter layers, adding signature verification, payload normalization, retry policies, and dead-letter handling for resilience.</w:t>
-      </w:r>
-    </w:p>
-    <w:p>
-      <w:pPr>
-        <w:pStyle w:val="NormalWeb"/>
-        <w:numPr>
-          <w:ilvl w:val="0"/>
-          <w:numId w:val="5"/>
-        </w:numPr>
-        <w:jc w:val="both"/>
-        <w:rPr>
-          <w:rFonts w:ascii="Arial" w:hAnsi="Arial" w:cs="Arial"/>
-          <w:sz w:val="20"/>
-        </w:rPr>
-      </w:pPr>
-      <w:r>
-        <w:rPr>
-          <w:rFonts w:ascii="Arial" w:hAnsi="Arial" w:cs="Arial"/>
-          <w:sz w:val="20"/>
-        </w:rPr>
-        <w:t xml:space="preserve">Added caching where safe using </w:t>
-      </w:r>
-      <w:proofErr w:type="spellStart"/>
-      <w:r>
-        <w:rPr>
-          <w:rStyle w:val="Strong"/>
-          <w:rFonts w:ascii="Arial" w:hAnsi="Arial" w:cs="Arial"/>
-          <w:sz w:val="20"/>
-        </w:rPr>
-        <w:t>Redis</w:t>
-      </w:r>
-      <w:proofErr w:type="spellEnd"/>
-      <w:r>
-        <w:rPr>
-          <w:rFonts w:ascii="Arial" w:hAnsi="Arial" w:cs="Arial"/>
-          <w:sz w:val="20"/>
-        </w:rPr>
-        <w:t xml:space="preserve"> patterns to reduce repeated computation and protect relational stores during load spikes and high-traffic admin usage.</w:t>
-      </w:r>
-    </w:p>
-    <w:p>
-      <w:pPr>
-        <w:pStyle w:val="NormalWeb"/>
-        <w:numPr>
-          <w:ilvl w:val="0"/>
-          <w:numId w:val="5"/>
-        </w:numPr>
-        <w:jc w:val="both"/>
-        <w:rPr>
-          <w:rFonts w:ascii="Arial" w:hAnsi="Arial" w:cs="Arial"/>
-          <w:sz w:val="20"/>
-        </w:rPr>
-      </w:pPr>
-      <w:r>
-        <w:rPr>
-          <w:rFonts w:ascii="Arial" w:hAnsi="Arial" w:cs="Arial"/>
-          <w:sz w:val="20"/>
-        </w:rPr>
-        <w:t xml:space="preserve">Supported background execution using queue-based processing with </w:t>
-      </w:r>
-      <w:r>
-        <w:rPr>
-          <w:rStyle w:val="Strong"/>
-          <w:rFonts w:ascii="Arial" w:hAnsi="Arial" w:cs="Arial"/>
-          <w:sz w:val="20"/>
-        </w:rPr>
-        <w:t>AWS SQS/SNS</w:t>
-      </w:r>
-      <w:r>
-        <w:rPr>
-          <w:rFonts w:ascii="Arial" w:hAnsi="Arial" w:cs="Arial"/>
-          <w:sz w:val="20"/>
-        </w:rPr>
-        <w:t xml:space="preserve"> and </w:t>
-      </w:r>
-      <w:proofErr w:type="spellStart"/>
-      <w:r>
-        <w:rPr>
-          <w:rFonts w:ascii="Arial" w:hAnsi="Arial" w:cs="Arial"/>
-          <w:sz w:val="20"/>
-        </w:rPr>
-        <w:t>cron</w:t>
-      </w:r>
-      <w:proofErr w:type="spellEnd"/>
-      <w:r>
-        <w:rPr>
-          <w:rFonts w:ascii="Arial" w:hAnsi="Arial" w:cs="Arial"/>
-          <w:sz w:val="20"/>
-        </w:rPr>
-        <w:t>-style schedulers, improving responsiveness for long-running operations.</w:t>
-      </w:r>
-    </w:p>
-    <w:p>
-      <w:pPr>
-        <w:pStyle w:val="NormalWeb"/>
-        <w:numPr>
-          <w:ilvl w:val="0"/>
-          <w:numId w:val="5"/>
-        </w:numPr>
-        <w:jc w:val="both"/>
-        <w:rPr>
-          <w:rFonts w:ascii="Arial" w:hAnsi="Arial" w:cs="Arial"/>
-          <w:sz w:val="20"/>
-        </w:rPr>
-      </w:pPr>
-      <w:r>
-        <w:rPr>
-          <w:rFonts w:ascii="Arial" w:hAnsi="Arial" w:cs="Arial"/>
-          <w:sz w:val="20"/>
-        </w:rPr>
-        <w:t xml:space="preserve">Introduced CI/CD improvements using </w:t>
-      </w:r>
-      <w:proofErr w:type="spellStart"/>
-      <w:r>
-        <w:rPr>
-          <w:rStyle w:val="Strong"/>
-          <w:rFonts w:ascii="Arial" w:hAnsi="Arial" w:cs="Arial"/>
-          <w:sz w:val="20"/>
-        </w:rPr>
-        <w:t>GitLab</w:t>
-      </w:r>
-      <w:proofErr w:type="spellEnd"/>
-      <w:r>
-        <w:rPr>
-          <w:rStyle w:val="Strong"/>
-          <w:rFonts w:ascii="Arial" w:hAnsi="Arial" w:cs="Arial"/>
-          <w:sz w:val="20"/>
-        </w:rPr>
-        <w:t xml:space="preserve"> CI / Azure </w:t>
-      </w:r>
-      <w:proofErr w:type="spellStart"/>
-      <w:r>
-        <w:rPr>
-          <w:rStyle w:val="Strong"/>
-          <w:rFonts w:ascii="Arial" w:hAnsi="Arial" w:cs="Arial"/>
-          <w:sz w:val="20"/>
-        </w:rPr>
-        <w:t>DevOps</w:t>
-      </w:r>
-      <w:proofErr w:type="spellEnd"/>
-      <w:r>
-        <w:rPr>
-          <w:rFonts w:ascii="Arial" w:hAnsi="Arial" w:cs="Arial"/>
-          <w:sz w:val="20"/>
-        </w:rPr>
-        <w:t xml:space="preserve"> patterns, automating </w:t>
-      </w:r>
-      <w:proofErr w:type="gramStart"/>
-      <w:r>
-        <w:rPr>
-          <w:rFonts w:ascii="Arial" w:hAnsi="Arial" w:cs="Arial"/>
-          <w:sz w:val="20"/>
-        </w:rPr>
-        <w:t>builds,</w:t>
-      </w:r>
-      <w:proofErr w:type="gramEnd"/>
-      <w:r>
-        <w:rPr>
-          <w:rFonts w:ascii="Arial" w:hAnsi="Arial" w:cs="Arial"/>
-          <w:sz w:val="20"/>
-        </w:rPr>
-        <w:t xml:space="preserve"> tests, packaging, and repeatable deployments with clear rollback steps.</w:t>
-      </w:r>
-    </w:p>
-    <w:p>
-      <w:pPr>
-        <w:pStyle w:val="NormalWeb"/>
-        <w:numPr>
-          <w:ilvl w:val="0"/>
-          <w:numId w:val="5"/>
-        </w:numPr>
-        <w:jc w:val="both"/>
-        <w:rPr>
-          <w:rFonts w:ascii="Arial" w:hAnsi="Arial" w:cs="Arial"/>
-          <w:sz w:val="20"/>
-        </w:rPr>
-      </w:pPr>
-      <w:r>
-        <w:rPr>
-          <w:rFonts w:ascii="Arial" w:hAnsi="Arial" w:cs="Arial"/>
-          <w:sz w:val="20"/>
-        </w:rPr>
-        <w:t xml:space="preserve">Hardened authentication flows with </w:t>
-      </w:r>
-      <w:r>
-        <w:rPr>
-          <w:rStyle w:val="Strong"/>
-          <w:rFonts w:ascii="Arial" w:hAnsi="Arial" w:cs="Arial"/>
-          <w:sz w:val="20"/>
-        </w:rPr>
-        <w:t>OAuth2</w:t>
-      </w:r>
-      <w:r>
-        <w:rPr>
-          <w:rFonts w:ascii="Arial" w:hAnsi="Arial" w:cs="Arial"/>
-          <w:sz w:val="20"/>
-        </w:rPr>
-        <w:t xml:space="preserve"> and </w:t>
-      </w:r>
-      <w:r>
-        <w:rPr>
-          <w:rStyle w:val="Strong"/>
-          <w:rFonts w:ascii="Arial" w:hAnsi="Arial" w:cs="Arial"/>
-          <w:sz w:val="20"/>
-        </w:rPr>
-        <w:t>JWT</w:t>
-      </w:r>
-      <w:r>
-        <w:rPr>
-          <w:rFonts w:ascii="Arial" w:hAnsi="Arial" w:cs="Arial"/>
-          <w:sz w:val="20"/>
-        </w:rPr>
-        <w:t>, plus rate limiting and tenant scoping to reduce abuse vectors and keep APIs stable under burst usage.</w:t>
-      </w:r>
-    </w:p>
-    <w:p>
-      <w:pPr>
-        <w:pStyle w:val="NormalWeb"/>
-        <w:numPr>
-          <w:ilvl w:val="0"/>
-          <w:numId w:val="5"/>
-        </w:numPr>
-        <w:jc w:val="both"/>
-        <w:rPr>
-          <w:rFonts w:ascii="Arial" w:hAnsi="Arial" w:cs="Arial"/>
-          <w:sz w:val="20"/>
-        </w:rPr>
-      </w:pPr>
-      <w:r>
-        <w:rPr>
-          <w:rFonts w:ascii="Arial" w:hAnsi="Arial" w:cs="Arial"/>
-          <w:sz w:val="20"/>
-        </w:rPr>
-        <w:t xml:space="preserve">Improved incident response by standardizing structured logs, correlation IDs, and dashboards through </w:t>
-      </w:r>
-      <w:r>
-        <w:rPr>
-          <w:rStyle w:val="Strong"/>
-          <w:rFonts w:ascii="Arial" w:hAnsi="Arial" w:cs="Arial"/>
-          <w:sz w:val="20"/>
-        </w:rPr>
-        <w:t xml:space="preserve">Application Insights / </w:t>
-      </w:r>
-      <w:proofErr w:type="spellStart"/>
-      <w:r>
-        <w:rPr>
-          <w:rStyle w:val="Strong"/>
-          <w:rFonts w:ascii="Arial" w:hAnsi="Arial" w:cs="Arial"/>
-          <w:sz w:val="20"/>
-        </w:rPr>
-        <w:t>CloudWatch</w:t>
-      </w:r>
-      <w:proofErr w:type="spellEnd"/>
-      <w:r>
-        <w:rPr>
-          <w:rFonts w:ascii="Arial" w:hAnsi="Arial" w:cs="Arial"/>
-          <w:sz w:val="20"/>
-        </w:rPr>
-        <w:t>-style monitoring.</w:t>
-      </w:r>
-    </w:p>
-    <w:p>
-      <w:pPr>
-        <w:pStyle w:val="NormalWeb"/>
-        <w:numPr>
-          <w:ilvl w:val="0"/>
-          <w:numId w:val="5"/>
-        </w:numPr>
-        <w:jc w:val="both"/>
-        <w:rPr>
-          <w:rFonts w:ascii="Arial" w:hAnsi="Arial" w:cs="Arial"/>
-          <w:sz w:val="20"/>
-        </w:rPr>
-      </w:pPr>
-      <w:r>
-        <w:rPr>
-          <w:rFonts w:ascii="Arial" w:hAnsi="Arial" w:cs="Arial"/>
-          <w:sz w:val="20"/>
-        </w:rPr>
-        <w:t xml:space="preserve">Increased test coverage for backend flows and UI journeys using </w:t>
-      </w:r>
-      <w:r>
-        <w:rPr>
-          <w:rStyle w:val="Strong"/>
-          <w:rFonts w:ascii="Arial" w:hAnsi="Arial" w:cs="Arial"/>
-          <w:sz w:val="20"/>
-        </w:rPr>
-        <w:t>Mocha/Chai</w:t>
-      </w:r>
-      <w:r>
-        <w:rPr>
-          <w:rFonts w:ascii="Arial" w:hAnsi="Arial" w:cs="Arial"/>
-          <w:sz w:val="20"/>
-        </w:rPr>
-        <w:t xml:space="preserve"> and browser automation, reducing regressions during high-change release periods.</w:t>
-      </w:r>
-    </w:p>
-    <w:p>
-      <w:pPr>
-        <w:pStyle w:val="NormalWeb"/>
-        <w:numPr>
-          <w:ilvl w:val="0"/>
-          <w:numId w:val="5"/>
-        </w:numPr>
-        <w:jc w:val="both"/>
-        <w:rPr>
-          <w:rFonts w:ascii="Arial" w:hAnsi="Arial" w:cs="Arial"/>
-          <w:sz w:val="20"/>
-        </w:rPr>
-      </w:pPr>
-      <w:r>
-        <w:rPr>
-          <w:rFonts w:ascii="Arial" w:hAnsi="Arial" w:cs="Arial"/>
-          <w:sz w:val="20"/>
-        </w:rPr>
-        <w:t xml:space="preserve">Collaborated closely with product/design to deliver accessible UI behavior, improving </w:t>
-      </w:r>
-      <w:r>
-        <w:rPr>
-          <w:rStyle w:val="Strong"/>
-          <w:rFonts w:ascii="Arial" w:hAnsi="Arial" w:cs="Arial"/>
-          <w:sz w:val="20"/>
-        </w:rPr>
-        <w:t>WCAG</w:t>
-      </w:r>
-      <w:r>
-        <w:rPr>
-          <w:rFonts w:ascii="Arial" w:hAnsi="Arial" w:cs="Arial"/>
-          <w:sz w:val="20"/>
-        </w:rPr>
-        <w:t xml:space="preserve"> alignment and cross-browser consistency across critical workflows.</w:t>
-      </w:r>
-    </w:p>
-    <w:p>
-      <w:pPr>
-        <w:pStyle w:val="NormalWeb"/>
-        <w:numPr>
-          <w:ilvl w:val="0"/>
-          <w:numId w:val="5"/>
-        </w:numPr>
-        <w:jc w:val="both"/>
-        <w:rPr>
-          <w:rFonts w:ascii="Arial" w:hAnsi="Arial" w:cs="Arial"/>
-          <w:sz w:val="20"/>
-        </w:rPr>
-      </w:pPr>
-      <w:r>
-        <w:rPr>
-          <w:rFonts w:ascii="Arial" w:hAnsi="Arial" w:cs="Arial"/>
-          <w:sz w:val="20"/>
-        </w:rPr>
-        <w:t xml:space="preserve">Contributed to containerized development and deployments using </w:t>
-      </w:r>
-      <w:proofErr w:type="spellStart"/>
-      <w:r>
-        <w:rPr>
-          <w:rStyle w:val="Strong"/>
-          <w:rFonts w:ascii="Arial" w:hAnsi="Arial" w:cs="Arial"/>
-          <w:sz w:val="20"/>
-        </w:rPr>
-        <w:t>Docker</w:t>
-      </w:r>
-      <w:proofErr w:type="spellEnd"/>
-      <w:r>
-        <w:rPr>
-          <w:rFonts w:ascii="Arial" w:hAnsi="Arial" w:cs="Arial"/>
-          <w:sz w:val="20"/>
-        </w:rPr>
-        <w:t xml:space="preserve"> and </w:t>
-      </w:r>
-      <w:proofErr w:type="spellStart"/>
-      <w:r>
-        <w:rPr>
-          <w:rStyle w:val="Strong"/>
-          <w:rFonts w:ascii="Arial" w:hAnsi="Arial" w:cs="Arial"/>
-          <w:sz w:val="20"/>
-        </w:rPr>
-        <w:t>Kubernetes</w:t>
-      </w:r>
-      <w:proofErr w:type="spellEnd"/>
-      <w:r>
-        <w:rPr>
-          <w:rFonts w:ascii="Arial" w:hAnsi="Arial" w:cs="Arial"/>
-          <w:sz w:val="20"/>
-        </w:rPr>
-        <w:t xml:space="preserve"> concepts, reducing environment drift between local and production.</w:t>
-      </w:r>
-    </w:p>
-    <w:p>
-      <w:pPr>
-        <w:pBdr>
-          <w:bottom w:val="dashed" w:sz="4" w:space="0" w:color="CFD2CD"/>
-        </w:pBdr>
-        <w:spacing w:after="120"/>
-      </w:pPr>
-      <w:r>
-        <w:t xml:space="preserve"> </w:t>
-      </w:r>
-    </w:p>
-    <w:p>
-      <w:r>
-        <w:rPr>
-          <w:rFonts w:ascii="Arial" w:eastAsia="Arial" w:hAnsi="Arial" w:cs="Arial"/>
-          <w:b/>
-          <w:bCs/>
-          <w:color w:val="111111"/>
-          <w:sz w:val="23"/>
-          <w:szCs w:val="23"/>
-        </w:rPr>
-        <w:t>Software Developer</w:t>
-      </w:r>
-    </w:p>
-    <w:p>
-      <w:proofErr w:type="gramStart"/>
-      <w:r>
-        <w:rPr>
-          <w:rFonts w:ascii="Arial" w:eastAsia="Arial" w:hAnsi="Arial" w:cs="Arial"/>
-          <w:b/>
-          <w:bCs/>
-          <w:color w:val="6F8F6B"/>
-          <w:sz w:val="21"/>
-          <w:szCs w:val="21"/>
-        </w:rPr>
         <w:t>Centric Tech Inc.</w:t>
       </w:r>
       <w:proofErr w:type="gramEnd"/>
@@ -3949,7 +3417,6 @@
         </w:rPr>
         <w:t xml:space="preserve">Implemented UI improvements with </w:t>
       </w:r>
-      <w:proofErr w:type="spellStart"/>
       <w:r>
         <w:rPr>
           <w:rStyle w:val="Strong"/>
@@ -3958,7 +3425,6 @@
         </w:rPr>
         <w:t>AngularJS</w:t>
       </w:r>
-      <w:proofErr w:type="spellEnd"/>
       <w:r>
         <w:rPr>
           <w:rFonts w:ascii="Arial" w:hAnsi="Arial" w:cs="Arial"/>
@@ -4029,23 +3495,13 @@
         </w:rPr>
         <w:t xml:space="preserve">Added caching strategies using </w:t>
       </w:r>
-      <w:proofErr w:type="spellStart"/>
-      <w:r>
-        <w:rPr>
-          <w:rStyle w:val="Strong"/>
-          <w:rFonts w:ascii="Arial" w:hAnsi="Arial" w:cs="Arial"/>
-          <w:sz w:val="20"/>
-        </w:rPr>
-        <w:t>Redis</w:t>
-      </w:r>
-      <w:proofErr w:type="spellEnd"/>
-      <w:r>
-        <w:rPr>
-          <w:rStyle w:val="Strong"/>
-          <w:rFonts w:ascii="Arial" w:hAnsi="Arial" w:cs="Arial"/>
-          <w:sz w:val="20"/>
-        </w:rPr>
-        <w:t>-style</w:t>
+      <w:r>
+        <w:rPr>
+          <w:rStyle w:val="Strong"/>
+          <w:rFonts w:ascii="Arial" w:hAnsi="Arial" w:cs="Arial"/>
+          <w:sz w:val="20"/>
+        </w:rPr>
+        <w:t>Redis-style</w:t>
       </w:r>
       <w:r>
         <w:rPr>
@@ -4094,23 +3550,7 @@
           <w:rFonts w:ascii="Arial" w:hAnsi="Arial" w:cs="Arial"/>
           <w:sz w:val="20"/>
         </w:rPr>
-        <w:t xml:space="preserve">Supported deployment and release processes by documenting </w:t>
-      </w:r>
-      <w:proofErr w:type="spellStart"/>
-      <w:r>
-        <w:rPr>
-          <w:rFonts w:ascii="Arial" w:hAnsi="Arial" w:cs="Arial"/>
-          <w:sz w:val="20"/>
-        </w:rPr>
-        <w:t>runbooks</w:t>
-      </w:r>
-      <w:proofErr w:type="spellEnd"/>
-      <w:r>
-        <w:rPr>
-          <w:rFonts w:ascii="Arial" w:hAnsi="Arial" w:cs="Arial"/>
-          <w:sz w:val="20"/>
-        </w:rPr>
-        <w:t>, standardizing environment configuration, and improving repeatability across environments.</w:t>
+        <w:t>Supported deployment and release processes by documenting runbooks, standardizing environment configuration, and improving repeatability across environments.</w:t>
       </w:r>
     </w:p>
     <w:p>
@@ -4388,7 +3828,6 @@
         </w:rPr>
         <w:t xml:space="preserve">, </w:t>
       </w:r>
-      <w:proofErr w:type="spellStart"/>
       <w:r>
         <w:rPr>
           <w:rStyle w:val="Strong"/>
@@ -4397,7 +3836,6 @@
         </w:rPr>
         <w:t>EventBridge</w:t>
       </w:r>
-      <w:proofErr w:type="spellEnd"/>
       <w:r>
         <w:rPr>
           <w:rFonts w:ascii="Arial" w:hAnsi="Arial" w:cs="Arial"/>
@@ -4442,7 +3880,6 @@
         </w:rPr>
         <w:t xml:space="preserve">Stored data in </w:t>
       </w:r>
-      <w:proofErr w:type="spellStart"/>
       <w:r>
         <w:rPr>
           <w:rStyle w:val="Strong"/>
@@ -4451,7 +3888,6 @@
         </w:rPr>
         <w:t>PostgreSQL</w:t>
       </w:r>
-      <w:proofErr w:type="spellEnd"/>
       <w:r>
         <w:rPr>
           <w:rFonts w:ascii="Arial" w:hAnsi="Arial" w:cs="Arial"/>
@@ -4459,7 +3895,6 @@
         </w:rPr>
         <w:t xml:space="preserve"> and </w:t>
       </w:r>
-      <w:proofErr w:type="spellStart"/>
       <w:r>
         <w:rPr>
           <w:rStyle w:val="Strong"/>
@@ -4468,7 +3903,6 @@
         </w:rPr>
         <w:t>DynamoDB</w:t>
       </w:r>
-      <w:proofErr w:type="spellEnd"/>
       <w:r>
         <w:rPr>
           <w:rFonts w:ascii="Arial" w:hAnsi="Arial" w:cs="Arial"/>
@@ -4476,34 +3910,14 @@
         </w:rPr>
         <w:t xml:space="preserve">, with caching via </w:t>
       </w:r>
-      <w:proofErr w:type="spellStart"/>
-      <w:r>
-        <w:rPr>
-          <w:rStyle w:val="Strong"/>
-          <w:rFonts w:ascii="Arial" w:hAnsi="Arial" w:cs="Arial"/>
-          <w:sz w:val="20"/>
-        </w:rPr>
-        <w:t>Redis</w:t>
-      </w:r>
-      <w:proofErr w:type="spellEnd"/>
-      <w:r>
-        <w:rPr>
-          <w:rStyle w:val="Strong"/>
-          <w:rFonts w:ascii="Arial" w:hAnsi="Arial" w:cs="Arial"/>
-          <w:sz w:val="20"/>
-        </w:rPr>
-        <w:t xml:space="preserve"> / </w:t>
-      </w:r>
-      <w:proofErr w:type="spellStart"/>
-      <w:r>
-        <w:rPr>
-          <w:rStyle w:val="Strong"/>
-          <w:rFonts w:ascii="Arial" w:hAnsi="Arial" w:cs="Arial"/>
-          <w:sz w:val="20"/>
-        </w:rPr>
-        <w:t>ElastiCache</w:t>
-      </w:r>
-      <w:proofErr w:type="spellEnd"/>
+      <w:r>
+        <w:rPr>
+          <w:rStyle w:val="Strong"/>
+          <w:rFonts w:ascii="Arial" w:hAnsi="Arial" w:cs="Arial"/>
+          <w:sz w:val="20"/>
+        </w:rPr>
+        <w:t>Redis / ElastiCache</w:t>
+      </w:r>
       <w:r>
         <w:rPr>
           <w:rFonts w:ascii="Arial" w:hAnsi="Arial" w:cs="Arial"/>
@@ -4533,23 +3947,13 @@
         </w:rPr>
         <w:t xml:space="preserve">Implemented search with </w:t>
       </w:r>
-      <w:proofErr w:type="spellStart"/>
-      <w:r>
-        <w:rPr>
-          <w:rStyle w:val="Strong"/>
-          <w:rFonts w:ascii="Arial" w:hAnsi="Arial" w:cs="Arial"/>
-          <w:sz w:val="20"/>
-        </w:rPr>
-        <w:t>Elasticsearch</w:t>
-      </w:r>
-      <w:proofErr w:type="spellEnd"/>
-      <w:r>
-        <w:rPr>
-          <w:rStyle w:val="Strong"/>
-          <w:rFonts w:ascii="Arial" w:hAnsi="Arial" w:cs="Arial"/>
-          <w:sz w:val="20"/>
-        </w:rPr>
-        <w:t xml:space="preserve"> / OpenSearch</w:t>
+      <w:r>
+        <w:rPr>
+          <w:rStyle w:val="Strong"/>
+          <w:rFonts w:ascii="Arial" w:hAnsi="Arial" w:cs="Arial"/>
+          <w:sz w:val="20"/>
+        </w:rPr>
+        <w:t>Elasticsearch / OpenSearch</w:t>
       </w:r>
       <w:r>
         <w:rPr>
@@ -4573,7 +3977,6 @@
         </w:rPr>
         <w:t xml:space="preserve"> with </w:t>
       </w:r>
-      <w:proofErr w:type="spellStart"/>
       <w:r>
         <w:rPr>
           <w:rStyle w:val="Strong"/>
@@ -4582,7 +3985,6 @@
         </w:rPr>
         <w:t>BigQuery</w:t>
       </w:r>
-      <w:proofErr w:type="spellEnd"/>
       <w:r>
         <w:rPr>
           <w:rFonts w:ascii="Arial" w:hAnsi="Arial" w:cs="Arial"/>
@@ -4627,7 +4029,6 @@
         </w:rPr>
         <w:t xml:space="preserve"> with </w:t>
       </w:r>
-      <w:proofErr w:type="spellStart"/>
       <w:r>
         <w:rPr>
           <w:rStyle w:val="Strong"/>
@@ -4636,15 +4037,13 @@
         </w:rPr>
         <w:t>Docker</w:t>
       </w:r>
-      <w:proofErr w:type="spellEnd"/>
-      <w:r>
-        <w:rPr>
-          <w:rFonts w:ascii="Arial" w:hAnsi="Arial" w:cs="Arial"/>
-          <w:sz w:val="20"/>
-        </w:rPr>
-        <w:t xml:space="preserve">, </w:t>
-      </w:r>
-      <w:proofErr w:type="spellStart"/>
+      <w:r>
+        <w:rPr>
+          <w:rFonts w:ascii="Arial" w:hAnsi="Arial" w:cs="Arial"/>
+          <w:sz w:val="20"/>
+        </w:rPr>
+        <w:t xml:space="preserve">, </w:t>
+      </w:r>
       <w:r>
         <w:rPr>
           <w:rStyle w:val="Strong"/>
@@ -4653,7 +4052,6 @@
         </w:rPr>
         <w:t>Kubernetes</w:t>
       </w:r>
-      <w:proofErr w:type="spellEnd"/>
       <w:r>
         <w:rPr>
           <w:rFonts w:ascii="Arial" w:hAnsi="Arial" w:cs="Arial"/>
@@ -4676,23 +4074,13 @@
         </w:rPr>
         <w:t xml:space="preserve">, and </w:t>
       </w:r>
-      <w:proofErr w:type="spellStart"/>
-      <w:r>
-        <w:rPr>
-          <w:rStyle w:val="Strong"/>
-          <w:rFonts w:ascii="Arial" w:hAnsi="Arial" w:cs="Arial"/>
-          <w:sz w:val="20"/>
-        </w:rPr>
-        <w:t>GitOps</w:t>
-      </w:r>
-      <w:proofErr w:type="spellEnd"/>
-      <w:r>
-        <w:rPr>
-          <w:rStyle w:val="Strong"/>
-          <w:rFonts w:ascii="Arial" w:hAnsi="Arial" w:cs="Arial"/>
-          <w:sz w:val="20"/>
-        </w:rPr>
-        <w:t xml:space="preserve"> / Argo CD</w:t>
+      <w:r>
+        <w:rPr>
+          <w:rStyle w:val="Strong"/>
+          <w:rFonts w:ascii="Arial" w:hAnsi="Arial" w:cs="Arial"/>
+          <w:sz w:val="20"/>
+        </w:rPr>
+        <w:t>GitOps / Argo CD</w:t>
       </w:r>
       <w:r>
         <w:rPr>
@@ -4701,34 +4089,14 @@
         </w:rPr>
         <w:t xml:space="preserve">, using </w:t>
       </w:r>
-      <w:proofErr w:type="spellStart"/>
-      <w:r>
-        <w:rPr>
-          <w:rStyle w:val="Strong"/>
-          <w:rFonts w:ascii="Arial" w:hAnsi="Arial" w:cs="Arial"/>
-          <w:sz w:val="20"/>
-        </w:rPr>
-        <w:t>Terraform</w:t>
-      </w:r>
-      <w:proofErr w:type="spellEnd"/>
-      <w:r>
-        <w:rPr>
-          <w:rStyle w:val="Strong"/>
-          <w:rFonts w:ascii="Arial" w:hAnsi="Arial" w:cs="Arial"/>
-          <w:sz w:val="20"/>
-        </w:rPr>
-        <w:t xml:space="preserve"> / </w:t>
-      </w:r>
-      <w:proofErr w:type="spellStart"/>
-      <w:r>
-        <w:rPr>
-          <w:rStyle w:val="Strong"/>
-          <w:rFonts w:ascii="Arial" w:hAnsi="Arial" w:cs="Arial"/>
-          <w:sz w:val="20"/>
-        </w:rPr>
-        <w:t>CloudFormation</w:t>
-      </w:r>
-      <w:proofErr w:type="spellEnd"/>
+      <w:r>
+        <w:rPr>
+          <w:rStyle w:val="Strong"/>
+          <w:rFonts w:ascii="Arial" w:hAnsi="Arial" w:cs="Arial"/>
+          <w:sz w:val="20"/>
+        </w:rPr>
+        <w:t>Terraform / CloudFormation</w:t>
+      </w:r>
       <w:r>
         <w:rPr>
           <w:rFonts w:ascii="Arial" w:hAnsi="Arial" w:cs="Arial"/>
@@ -4756,25 +4124,8 @@
           <w:rFonts w:ascii="Arial" w:hAnsi="Arial" w:cs="Arial"/>
           <w:sz w:val="20"/>
         </w:rPr>
-        <w:t xml:space="preserve">Added </w:t>
-      </w:r>
-      <w:proofErr w:type="spellStart"/>
-      <w:r>
-        <w:rPr>
-          <w:rFonts w:ascii="Arial" w:hAnsi="Arial" w:cs="Arial"/>
-          <w:sz w:val="20"/>
-        </w:rPr>
-        <w:t>observability</w:t>
-      </w:r>
-      <w:proofErr w:type="spellEnd"/>
-      <w:r>
-        <w:rPr>
-          <w:rFonts w:ascii="Arial" w:hAnsi="Arial" w:cs="Arial"/>
-          <w:sz w:val="20"/>
-        </w:rPr>
-        <w:t xml:space="preserve"> with </w:t>
-      </w:r>
-      <w:proofErr w:type="spellStart"/>
+        <w:t xml:space="preserve">Added observability with </w:t>
+      </w:r>
       <w:r>
         <w:rPr>
           <w:rStyle w:val="Strong"/>
@@ -4783,15 +4134,13 @@
         </w:rPr>
         <w:t>OpenTelemetry</w:t>
       </w:r>
-      <w:proofErr w:type="spellEnd"/>
-      <w:r>
-        <w:rPr>
-          <w:rFonts w:ascii="Arial" w:hAnsi="Arial" w:cs="Arial"/>
-          <w:sz w:val="20"/>
-        </w:rPr>
-        <w:t xml:space="preserve">, </w:t>
-      </w:r>
-      <w:proofErr w:type="spellStart"/>
+      <w:r>
+        <w:rPr>
+          <w:rFonts w:ascii="Arial" w:hAnsi="Arial" w:cs="Arial"/>
+          <w:sz w:val="20"/>
+        </w:rPr>
+        <w:t xml:space="preserve">, </w:t>
+      </w:r>
       <w:r>
         <w:rPr>
           <w:rStyle w:val="Strong"/>
@@ -4800,32 +4149,21 @@
         </w:rPr>
         <w:t>Datadog</w:t>
       </w:r>
-      <w:proofErr w:type="spellEnd"/>
-      <w:r>
-        <w:rPr>
-          <w:rFonts w:ascii="Arial" w:hAnsi="Arial" w:cs="Arial"/>
-          <w:sz w:val="20"/>
-        </w:rPr>
-        <w:t xml:space="preserve">, </w:t>
-      </w:r>
-      <w:r>
-        <w:rPr>
-          <w:rStyle w:val="Strong"/>
-          <w:rFonts w:ascii="Arial" w:hAnsi="Arial" w:cs="Arial"/>
-          <w:sz w:val="20"/>
-        </w:rPr>
-        <w:t>Prometheus/</w:t>
-      </w:r>
-      <w:proofErr w:type="spellStart"/>
-      <w:r>
-        <w:rPr>
-          <w:rStyle w:val="Strong"/>
-          <w:rFonts w:ascii="Arial" w:hAnsi="Arial" w:cs="Arial"/>
-          <w:sz w:val="20"/>
-        </w:rPr>
-        <w:t>Grafana</w:t>
-      </w:r>
-      <w:proofErr w:type="spellEnd"/>
+      <w:r>
+        <w:rPr>
+          <w:rFonts w:ascii="Arial" w:hAnsi="Arial" w:cs="Arial"/>
+          <w:sz w:val="20"/>
+        </w:rPr>
+        <w:t xml:space="preserve">, </w:t>
+      </w:r>
+      <w:r>
+        <w:rPr>
+          <w:rStyle w:val="Strong"/>
+          <w:rFonts w:ascii="Arial" w:hAnsi="Arial" w:cs="Arial"/>
+          <w:sz w:val="20"/>
+        </w:rPr>
+        <w:t>Prometheus/Grafana</w:t>
+      </w:r>
       <w:r>
         <w:rPr>
           <w:rFonts w:ascii="Arial" w:hAnsi="Arial" w:cs="Arial"/>
@@ -4848,7 +4186,6 @@
         </w:rPr>
         <w:t xml:space="preserve">, and </w:t>
       </w:r>
-      <w:proofErr w:type="spellStart"/>
       <w:r>
         <w:rPr>
           <w:rStyle w:val="Strong"/>
@@ -4857,7 +4194,6 @@
         </w:rPr>
         <w:t>CloudWatch</w:t>
       </w:r>
-      <w:proofErr w:type="spellEnd"/>
       <w:r>
         <w:rPr>
           <w:rFonts w:ascii="Arial" w:hAnsi="Arial" w:cs="Arial"/>
@@ -4921,7 +4257,6 @@
           <w:sz w:val="20"/>
         </w:rPr>
       </w:pPr>
-      <w:proofErr w:type="spellStart"/>
       <w:r>
         <w:rPr>
           <w:rStyle w:val="Strong"/>
@@ -4930,40 +4265,7 @@
           <w:color w:val="auto"/>
           <w:sz w:val="20"/>
         </w:rPr>
-        <w:t>GitOps</w:t>
-      </w:r>
-      <w:proofErr w:type="spellEnd"/>
-      <w:r>
-        <w:rPr>
-          <w:rStyle w:val="Strong"/>
-          <w:rFonts w:ascii="Arial" w:hAnsi="Arial" w:cs="Arial"/>
-          <w:bCs w:val="0"/>
-          <w:color w:val="auto"/>
-          <w:sz w:val="20"/>
-        </w:rPr>
-        <w:t xml:space="preserve"> Delivery &amp; </w:t>
-      </w:r>
-      <w:proofErr w:type="spellStart"/>
-      <w:r>
-        <w:rPr>
-          <w:rStyle w:val="Strong"/>
-          <w:rFonts w:ascii="Arial" w:hAnsi="Arial" w:cs="Arial"/>
-          <w:bCs w:val="0"/>
-          <w:color w:val="auto"/>
-          <w:sz w:val="20"/>
-        </w:rPr>
-        <w:t>Observability</w:t>
-      </w:r>
-      <w:proofErr w:type="spellEnd"/>
-      <w:r>
-        <w:rPr>
-          <w:rStyle w:val="Strong"/>
-          <w:rFonts w:ascii="Arial" w:hAnsi="Arial" w:cs="Arial"/>
-          <w:bCs w:val="0"/>
-          <w:color w:val="auto"/>
-          <w:sz w:val="20"/>
-        </w:rPr>
-        <w:t xml:space="preserve"> Platform</w:t>
+        <w:t>GitOps Delivery &amp; Observability Platform</w:t>
       </w:r>
     </w:p>
     <w:p>
@@ -4987,48 +4289,28 @@
         </w:rPr>
         <w:t xml:space="preserve">Standardized CI/CD using </w:t>
       </w:r>
-      <w:proofErr w:type="spellStart"/>
-      <w:r>
-        <w:rPr>
-          <w:rStyle w:val="Strong"/>
-          <w:rFonts w:ascii="Arial" w:hAnsi="Arial" w:cs="Arial"/>
-          <w:sz w:val="20"/>
-        </w:rPr>
-        <w:t>GitHub</w:t>
-      </w:r>
-      <w:proofErr w:type="spellEnd"/>
-      <w:r>
-        <w:rPr>
-          <w:rStyle w:val="Strong"/>
-          <w:rFonts w:ascii="Arial" w:hAnsi="Arial" w:cs="Arial"/>
-          <w:sz w:val="20"/>
-        </w:rPr>
-        <w:t xml:space="preserve"> Actions</w:t>
-      </w:r>
-      <w:r>
-        <w:rPr>
-          <w:rFonts w:ascii="Arial" w:hAnsi="Arial" w:cs="Arial"/>
-          <w:sz w:val="20"/>
-        </w:rPr>
-        <w:t xml:space="preserve">, </w:t>
-      </w:r>
-      <w:proofErr w:type="spellStart"/>
-      <w:r>
-        <w:rPr>
-          <w:rStyle w:val="Strong"/>
-          <w:rFonts w:ascii="Arial" w:hAnsi="Arial" w:cs="Arial"/>
-          <w:sz w:val="20"/>
-        </w:rPr>
-        <w:t>GitLab</w:t>
-      </w:r>
-      <w:proofErr w:type="spellEnd"/>
-      <w:r>
-        <w:rPr>
-          <w:rStyle w:val="Strong"/>
-          <w:rFonts w:ascii="Arial" w:hAnsi="Arial" w:cs="Arial"/>
-          <w:sz w:val="20"/>
-        </w:rPr>
-        <w:t xml:space="preserve"> CI</w:t>
+      <w:r>
+        <w:rPr>
+          <w:rStyle w:val="Strong"/>
+          <w:rFonts w:ascii="Arial" w:hAnsi="Arial" w:cs="Arial"/>
+          <w:sz w:val="20"/>
+        </w:rPr>
+        <w:t>GitHub Actions</w:t>
+      </w:r>
+      <w:r>
+        <w:rPr>
+          <w:rFonts w:ascii="Arial" w:hAnsi="Arial" w:cs="Arial"/>
+          <w:sz w:val="20"/>
+        </w:rPr>
+        <w:t xml:space="preserve">, </w:t>
+      </w:r>
+      <w:r>
+        <w:rPr>
+          <w:rStyle w:val="Strong"/>
+          <w:rFonts w:ascii="Arial" w:hAnsi="Arial" w:cs="Arial"/>
+          <w:sz w:val="20"/>
+        </w:rPr>
+        <w:t>GitLab CI</w:t>
       </w:r>
       <w:r>
         <w:rPr>
@@ -5058,18 +4340,8 @@
           <w:rFonts w:ascii="Arial" w:hAnsi="Arial" w:cs="Arial"/>
           <w:sz w:val="20"/>
         </w:rPr>
-        <w:t xml:space="preserve">Azure </w:t>
-      </w:r>
-      <w:proofErr w:type="spellStart"/>
-      <w:r>
-        <w:rPr>
-          <w:rStyle w:val="Strong"/>
-          <w:rFonts w:ascii="Arial" w:hAnsi="Arial" w:cs="Arial"/>
-          <w:sz w:val="20"/>
-        </w:rPr>
-        <w:t>DevOps</w:t>
-      </w:r>
-      <w:proofErr w:type="spellEnd"/>
+        <w:t>Azure DevOps</w:t>
+      </w:r>
       <w:r>
         <w:rPr>
           <w:rFonts w:ascii="Arial" w:hAnsi="Arial" w:cs="Arial"/>
@@ -5077,7 +4349,6 @@
         </w:rPr>
         <w:t xml:space="preserve">, and </w:t>
       </w:r>
-      <w:proofErr w:type="spellStart"/>
       <w:r>
         <w:rPr>
           <w:rStyle w:val="Strong"/>
@@ -5086,7 +4357,6 @@
         </w:rPr>
         <w:t>CircleCI</w:t>
       </w:r>
-      <w:proofErr w:type="spellEnd"/>
       <w:r>
         <w:rPr>
           <w:rFonts w:ascii="Arial" w:hAnsi="Arial" w:cs="Arial"/>
@@ -5198,34 +4468,14 @@
         </w:rPr>
         <w:t xml:space="preserve">, </w:t>
       </w:r>
-      <w:proofErr w:type="spellStart"/>
-      <w:r>
-        <w:rPr>
-          <w:rStyle w:val="Strong"/>
-          <w:rFonts w:ascii="Arial" w:hAnsi="Arial" w:cs="Arial"/>
-          <w:sz w:val="20"/>
-        </w:rPr>
-        <w:t>Okta</w:t>
-      </w:r>
-      <w:proofErr w:type="spellEnd"/>
-      <w:r>
-        <w:rPr>
-          <w:rStyle w:val="Strong"/>
-          <w:rFonts w:ascii="Arial" w:hAnsi="Arial" w:cs="Arial"/>
-          <w:sz w:val="20"/>
-        </w:rPr>
-        <w:t xml:space="preserve">/Auth0/AWS </w:t>
-      </w:r>
-      <w:proofErr w:type="spellStart"/>
-      <w:r>
-        <w:rPr>
-          <w:rStyle w:val="Strong"/>
-          <w:rFonts w:ascii="Arial" w:hAnsi="Arial" w:cs="Arial"/>
-          <w:sz w:val="20"/>
-        </w:rPr>
-        <w:t>Cognito</w:t>
-      </w:r>
-      <w:proofErr w:type="spellEnd"/>
+      <w:r>
+        <w:rPr>
+          <w:rStyle w:val="Strong"/>
+          <w:rFonts w:ascii="Arial" w:hAnsi="Arial" w:cs="Arial"/>
+          <w:sz w:val="20"/>
+        </w:rPr>
+        <w:t>Okta/Auth0/AWS Cognito</w:t>
+      </w:r>
       <w:r>
         <w:rPr>
           <w:rFonts w:ascii="Arial" w:hAnsi="Arial" w:cs="Arial"/>

--- a/Tyler/.Net Angular/Tyler_Roberts.docx
+++ b/Tyler/.Net Angular/Tyler_Roberts.docx
@@ -48,7 +48,6 @@
       <w:pPr>
         <w:spacing w:after="160"/>
       </w:pPr>
-      <w:bookmarkStart w:id="0" w:name="_GoBack"/>
       <w:r>
         <w:rPr>
           <w:rFonts w:ascii="Arial" w:eastAsia="Arial" w:hAnsi="Arial" w:cs="Arial"/>
@@ -56,46 +55,11 @@
           <w:sz w:val="19"/>
           <w:szCs w:val="19"/>
         </w:rPr>
-        <w:t>tylerrobertsdev@outlook.com</w:t>
-      </w:r>
-      <w:r>
-        <w:rPr>
-          <w:rFonts w:ascii="Arial" w:eastAsia="Arial" w:hAnsi="Arial" w:cs="Arial"/>
-          <w:color w:val="4B5563"/>
-          <w:sz w:val="19"/>
-          <w:szCs w:val="19"/>
-        </w:rPr>
-        <w:t xml:space="preserve"> | </w:t>
-      </w:r>
-      <w:r>
-        <w:rPr>
-          <w:rFonts w:ascii="Arial" w:eastAsia="Arial" w:hAnsi="Arial" w:cs="Arial"/>
-          <w:color w:val="4B5563"/>
-          <w:sz w:val="19"/>
-          <w:szCs w:val="19"/>
-        </w:rPr>
-        <w:t>linkedin.com/in/tyler-roberts-1454473b4</w:t>
-      </w:r>
-      <w:r>
-        <w:rPr>
-          <w:rFonts w:ascii="Arial" w:eastAsia="Arial" w:hAnsi="Arial" w:cs="Arial"/>
-          <w:color w:val="4B5563"/>
-          <w:sz w:val="19"/>
-          <w:szCs w:val="19"/>
-        </w:rPr>
-        <w:t xml:space="preserve"> | Florida, United States | </w:t>
-      </w:r>
-      <w:r>
-        <w:rPr>
-          <w:rFonts w:ascii="Arial" w:eastAsia="Arial" w:hAnsi="Arial" w:cs="Arial"/>
-          <w:color w:val="4B5563"/>
-          <w:sz w:val="19"/>
-          <w:szCs w:val="19"/>
-        </w:rPr>
-        <w:t>+1 (321) 376-7095</w:t>
-      </w:r>
-    </w:p>
-    <w:bookmarkEnd w:id="0"/>
+        <w:t>tyler.r.dev@outlook.com | linkedin.com/in/tyler-r-5788a13ba | Florida, United States | +1 (321) 376-7095</w:t>
+      </w:r>
+      <w:bookmarkStart w:id="0" w:name="_GoBack"/>
+      <w:bookmarkEnd w:id="0"/>
+    </w:p>
     <w:p>
       <w:pPr>
         <w:pBdr>
@@ -142,21 +106,12 @@
         </w:rPr>
         <w:t xml:space="preserve"> building enterprise web platforms across </w:t>
       </w:r>
-      <w:proofErr w:type="spellStart"/>
-      <w:r>
-        <w:rPr>
-          <w:rStyle w:val="Strong"/>
-          <w:sz w:val="22"/>
-        </w:rPr>
-        <w:t>SaaS</w:t>
-      </w:r>
-      <w:proofErr w:type="spellEnd"/>
-      <w:r>
-        <w:rPr>
-          <w:rStyle w:val="Strong"/>
-          <w:sz w:val="22"/>
-        </w:rPr>
-        <w:t>, business operations, workflow automation, and data-driven applications</w:t>
+      <w:r>
+        <w:rPr>
+          <w:rStyle w:val="Strong"/>
+          <w:sz w:val="22"/>
+        </w:rPr>
+        <w:t>SaaS, business operations, workflow automation, and data-driven applications</w:t>
       </w:r>
       <w:r>
         <w:rPr>
@@ -325,21 +280,7 @@
         <w:rPr>
           <w:sz w:val="22"/>
         </w:rPr>
-        <w:t xml:space="preserve">, and implementing </w:t>
-      </w:r>
-      <w:proofErr w:type="spellStart"/>
-      <w:r>
-        <w:rPr>
-          <w:sz w:val="22"/>
-        </w:rPr>
-        <w:t>observability</w:t>
-      </w:r>
-      <w:proofErr w:type="spellEnd"/>
-      <w:r>
-        <w:rPr>
-          <w:sz w:val="22"/>
-        </w:rPr>
-        <w:t>, CI/CD, and secure authentication patterns that support long-term product growth.</w:t>
+        <w:t>, and implementing observability, CI/CD, and secure authentication patterns that support long-term product growth.</w:t>
       </w:r>
     </w:p>
     <w:p>
@@ -722,13 +663,39 @@
         </w:rPr>
         <w:t xml:space="preserve">, </w:t>
       </w:r>
+      <w:r>
+        <w:rPr>
+          <w:rStyle w:val="Strong"/>
+          <w:sz w:val="22"/>
+        </w:rPr>
+        <w:t>PostgreSQL</w:t>
+      </w:r>
+      <w:r>
+        <w:rPr>
+          <w:sz w:val="22"/>
+        </w:rPr>
+        <w:t xml:space="preserve">, </w:t>
+      </w:r>
+      <w:r>
+        <w:rPr>
+          <w:rStyle w:val="Strong"/>
+          <w:sz w:val="22"/>
+        </w:rPr>
+        <w:t>MySQL</w:t>
+      </w:r>
+      <w:r>
+        <w:rPr>
+          <w:sz w:val="22"/>
+        </w:rPr>
+        <w:t xml:space="preserve">, </w:t>
+      </w:r>
       <w:proofErr w:type="spellStart"/>
       <w:r>
         <w:rPr>
           <w:rStyle w:val="Strong"/>
           <w:sz w:val="22"/>
         </w:rPr>
-        <w:t>PostgreSQL</w:t>
+        <w:t>Redis</w:t>
       </w:r>
       <w:proofErr w:type="spellEnd"/>
       <w:r>
@@ -742,38 +709,8 @@
           <w:rStyle w:val="Strong"/>
           <w:sz w:val="22"/>
         </w:rPr>
-        <w:t>MySQL</w:t>
-      </w:r>
-      <w:r>
-        <w:rPr>
-          <w:sz w:val="22"/>
-        </w:rPr>
-        <w:t xml:space="preserve">, </w:t>
-      </w:r>
-      <w:proofErr w:type="spellStart"/>
-      <w:r>
-        <w:rPr>
-          <w:rStyle w:val="Strong"/>
-          <w:sz w:val="22"/>
-        </w:rPr>
-        <w:t>Redis</w:t>
-      </w:r>
-      <w:proofErr w:type="spellEnd"/>
-      <w:r>
-        <w:rPr>
-          <w:sz w:val="22"/>
-        </w:rPr>
-        <w:t xml:space="preserve">, </w:t>
-      </w:r>
-      <w:proofErr w:type="spellStart"/>
-      <w:r>
-        <w:rPr>
-          <w:rStyle w:val="Strong"/>
-          <w:sz w:val="22"/>
-        </w:rPr>
         <w:t>MongoDB</w:t>
       </w:r>
-      <w:proofErr w:type="spellEnd"/>
       <w:r>
         <w:rPr>
           <w:sz w:val="22"/>
@@ -853,17 +790,8 @@
           <w:rStyle w:val="Strong"/>
           <w:sz w:val="22"/>
         </w:rPr>
-        <w:t xml:space="preserve">Cloud &amp; </w:t>
-      </w:r>
-      <w:proofErr w:type="spellStart"/>
-      <w:r>
-        <w:rPr>
-          <w:rStyle w:val="Strong"/>
-          <w:sz w:val="22"/>
-        </w:rPr>
-        <w:t>DevOps</w:t>
-      </w:r>
-      <w:proofErr w:type="spellEnd"/>
+        <w:t>Cloud &amp; DevOps</w:t>
+      </w:r>
       <w:r>
         <w:rPr>
           <w:sz w:val="22"/>
@@ -901,17 +829,8 @@
           <w:rStyle w:val="Strong"/>
           <w:sz w:val="22"/>
         </w:rPr>
-        <w:t xml:space="preserve">Azure </w:t>
-      </w:r>
-      <w:proofErr w:type="spellStart"/>
-      <w:r>
-        <w:rPr>
-          <w:rStyle w:val="Strong"/>
-          <w:sz w:val="22"/>
-        </w:rPr>
-        <w:t>DevOps</w:t>
-      </w:r>
-      <w:proofErr w:type="spellEnd"/>
+        <w:t>Azure DevOps</w:t>
+      </w:r>
       <w:r>
         <w:rPr>
           <w:sz w:val="22"/>
@@ -983,7 +902,6 @@
         </w:rPr>
         <w:t xml:space="preserve">, </w:t>
       </w:r>
-      <w:proofErr w:type="spellStart"/>
       <w:r>
         <w:rPr>
           <w:rStyle w:val="Strong"/>
@@ -991,14 +909,12 @@
         </w:rPr>
         <w:t>Docker</w:t>
       </w:r>
-      <w:proofErr w:type="spellEnd"/>
-      <w:r>
-        <w:rPr>
-          <w:sz w:val="22"/>
-        </w:rPr>
-        <w:t xml:space="preserve">, </w:t>
-      </w:r>
-      <w:proofErr w:type="spellStart"/>
+      <w:r>
+        <w:rPr>
+          <w:sz w:val="22"/>
+        </w:rPr>
+        <w:t xml:space="preserve">, </w:t>
+      </w:r>
       <w:r>
         <w:rPr>
           <w:rStyle w:val="Strong"/>
@@ -1006,14 +922,12 @@
         </w:rPr>
         <w:t>Kubernetes</w:t>
       </w:r>
-      <w:proofErr w:type="spellEnd"/>
-      <w:r>
-        <w:rPr>
-          <w:sz w:val="22"/>
-        </w:rPr>
-        <w:t xml:space="preserve">, </w:t>
-      </w:r>
-      <w:proofErr w:type="spellStart"/>
+      <w:r>
+        <w:rPr>
+          <w:sz w:val="22"/>
+        </w:rPr>
+        <w:t xml:space="preserve">, </w:t>
+      </w:r>
       <w:r>
         <w:rPr>
           <w:rStyle w:val="Strong"/>
@@ -1021,7 +935,6 @@
         </w:rPr>
         <w:t>Terraform</w:t>
       </w:r>
-      <w:proofErr w:type="spellEnd"/>
       <w:r>
         <w:rPr>
           <w:sz w:val="22"/>
@@ -1052,27 +965,33 @@
         <w:spacing w:before="0" w:beforeAutospacing="0" w:after="0" w:afterAutospacing="0"/>
         <w:jc w:val="both"/>
       </w:pPr>
+      <w:r>
+        <w:rPr>
+          <w:rStyle w:val="Strong"/>
+          <w:sz w:val="22"/>
+        </w:rPr>
+        <w:t>Observability, Testing &amp; Security</w:t>
+      </w:r>
+      <w:r>
+        <w:rPr>
+          <w:sz w:val="22"/>
+        </w:rPr>
+        <w:t xml:space="preserve"> — </w:t>
+      </w:r>
       <w:proofErr w:type="spellStart"/>
       <w:r>
         <w:rPr>
           <w:rStyle w:val="Strong"/>
           <w:sz w:val="22"/>
         </w:rPr>
-        <w:t>Observability</w:t>
+        <w:t>xUnit</w:t>
       </w:r>
       <w:proofErr w:type="spellEnd"/>
       <w:r>
         <w:rPr>
-          <w:rStyle w:val="Strong"/>
-          <w:sz w:val="22"/>
-        </w:rPr>
-        <w:t>, Testing &amp; Security</w:t>
-      </w:r>
-      <w:r>
-        <w:rPr>
-          <w:sz w:val="22"/>
-        </w:rPr>
-        <w:t xml:space="preserve"> — </w:t>
+          <w:sz w:val="22"/>
+        </w:rPr>
+        <w:t xml:space="preserve">, </w:t>
       </w:r>
       <w:proofErr w:type="spellStart"/>
       <w:r>
@@ -1080,7 +999,7 @@
           <w:rStyle w:val="Strong"/>
           <w:sz w:val="22"/>
         </w:rPr>
-        <w:t>xUnit</w:t>
+        <w:t>NUnit</w:t>
       </w:r>
       <w:proofErr w:type="spellEnd"/>
       <w:r>
@@ -1089,13 +1008,52 @@
         </w:rPr>
         <w:t xml:space="preserve">, </w:t>
       </w:r>
+      <w:r>
+        <w:rPr>
+          <w:rStyle w:val="Strong"/>
+          <w:sz w:val="22"/>
+        </w:rPr>
+        <w:t>Jest</w:t>
+      </w:r>
+      <w:r>
+        <w:rPr>
+          <w:sz w:val="22"/>
+        </w:rPr>
+        <w:t xml:space="preserve">, </w:t>
+      </w:r>
+      <w:r>
+        <w:rPr>
+          <w:rStyle w:val="Strong"/>
+          <w:sz w:val="22"/>
+        </w:rPr>
+        <w:t>Karma</w:t>
+      </w:r>
+      <w:r>
+        <w:rPr>
+          <w:sz w:val="22"/>
+        </w:rPr>
+        <w:t xml:space="preserve">, </w:t>
+      </w:r>
+      <w:r>
+        <w:rPr>
+          <w:rStyle w:val="Strong"/>
+          <w:sz w:val="22"/>
+        </w:rPr>
+        <w:t>Cypress</w:t>
+      </w:r>
+      <w:r>
+        <w:rPr>
+          <w:sz w:val="22"/>
+        </w:rPr>
+        <w:t xml:space="preserve">, </w:t>
+      </w:r>
       <w:proofErr w:type="spellStart"/>
       <w:r>
         <w:rPr>
           <w:rStyle w:val="Strong"/>
           <w:sz w:val="22"/>
         </w:rPr>
-        <w:t>NUnit</w:t>
+        <w:t>OpenTelemetry</w:t>
       </w:r>
       <w:proofErr w:type="spellEnd"/>
       <w:r>
@@ -1104,52 +1062,13 @@
         </w:rPr>
         <w:t xml:space="preserve">, </w:t>
       </w:r>
-      <w:r>
-        <w:rPr>
-          <w:rStyle w:val="Strong"/>
-          <w:sz w:val="22"/>
-        </w:rPr>
-        <w:t>Jest</w:t>
-      </w:r>
-      <w:r>
-        <w:rPr>
-          <w:sz w:val="22"/>
-        </w:rPr>
-        <w:t xml:space="preserve">, </w:t>
-      </w:r>
-      <w:r>
-        <w:rPr>
-          <w:rStyle w:val="Strong"/>
-          <w:sz w:val="22"/>
-        </w:rPr>
-        <w:t>Karma</w:t>
-      </w:r>
-      <w:r>
-        <w:rPr>
-          <w:sz w:val="22"/>
-        </w:rPr>
-        <w:t xml:space="preserve">, </w:t>
-      </w:r>
-      <w:r>
-        <w:rPr>
-          <w:rStyle w:val="Strong"/>
-          <w:sz w:val="22"/>
-        </w:rPr>
-        <w:t>Cypress</w:t>
-      </w:r>
-      <w:r>
-        <w:rPr>
-          <w:sz w:val="22"/>
-        </w:rPr>
-        <w:t xml:space="preserve">, </w:t>
-      </w:r>
       <w:proofErr w:type="spellStart"/>
       <w:r>
         <w:rPr>
           <w:rStyle w:val="Strong"/>
           <w:sz w:val="22"/>
         </w:rPr>
-        <w:t>OpenTelemetry</w:t>
+        <w:t>Datadog</w:t>
       </w:r>
       <w:proofErr w:type="spellEnd"/>
       <w:r>
@@ -1164,7 +1083,7 @@
           <w:rStyle w:val="Strong"/>
           <w:sz w:val="22"/>
         </w:rPr>
-        <w:t>Datadog</w:t>
+        <w:t>Grafana</w:t>
       </w:r>
       <w:proofErr w:type="spellEnd"/>
       <w:r>
@@ -1173,13 +1092,26 @@
         </w:rPr>
         <w:t xml:space="preserve">, </w:t>
       </w:r>
+      <w:r>
+        <w:rPr>
+          <w:rStyle w:val="Strong"/>
+          <w:sz w:val="22"/>
+        </w:rPr>
+        <w:t>Application Insights</w:t>
+      </w:r>
+      <w:r>
+        <w:rPr>
+          <w:sz w:val="22"/>
+        </w:rPr>
+        <w:t xml:space="preserve">, </w:t>
+      </w:r>
       <w:proofErr w:type="spellStart"/>
       <w:r>
         <w:rPr>
           <w:rStyle w:val="Strong"/>
           <w:sz w:val="22"/>
         </w:rPr>
-        <w:t>Grafana</w:t>
+        <w:t>Serilog</w:t>
       </w:r>
       <w:proofErr w:type="spellEnd"/>
       <w:r>
@@ -1193,34 +1125,6 @@
           <w:rStyle w:val="Strong"/>
           <w:sz w:val="22"/>
         </w:rPr>
-        <w:t>Application Insights</w:t>
-      </w:r>
-      <w:r>
-        <w:rPr>
-          <w:sz w:val="22"/>
-        </w:rPr>
-        <w:t xml:space="preserve">, </w:t>
-      </w:r>
-      <w:proofErr w:type="spellStart"/>
-      <w:r>
-        <w:rPr>
-          <w:rStyle w:val="Strong"/>
-          <w:sz w:val="22"/>
-        </w:rPr>
-        <w:t>Serilog</w:t>
-      </w:r>
-      <w:proofErr w:type="spellEnd"/>
-      <w:r>
-        <w:rPr>
-          <w:sz w:val="22"/>
-        </w:rPr>
-        <w:t xml:space="preserve">, </w:t>
-      </w:r>
-      <w:r>
-        <w:rPr>
-          <w:rStyle w:val="Strong"/>
-          <w:sz w:val="22"/>
-        </w:rPr>
         <w:t>OAuth2</w:t>
       </w:r>
       <w:r>
@@ -1229,21 +1133,12 @@
         </w:rPr>
         <w:t xml:space="preserve">, </w:t>
       </w:r>
-      <w:proofErr w:type="spellStart"/>
-      <w:r>
-        <w:rPr>
-          <w:rStyle w:val="Strong"/>
-          <w:sz w:val="22"/>
-        </w:rPr>
-        <w:t>OpenID</w:t>
-      </w:r>
-      <w:proofErr w:type="spellEnd"/>
-      <w:r>
-        <w:rPr>
-          <w:rStyle w:val="Strong"/>
-          <w:sz w:val="22"/>
-        </w:rPr>
-        <w:t xml:space="preserve"> Connect</w:t>
+      <w:r>
+        <w:rPr>
+          <w:rStyle w:val="Strong"/>
+          <w:sz w:val="22"/>
+        </w:rPr>
+        <w:t>OpenID Connect</w:t>
       </w:r>
       <w:r>
         <w:rPr>
@@ -1830,21 +1725,7 @@
         <w:rPr>
           <w:sz w:val="22"/>
         </w:rPr>
-        <w:t xml:space="preserve"> logging to improve </w:t>
-      </w:r>
-      <w:proofErr w:type="spellStart"/>
-      <w:r>
-        <w:rPr>
-          <w:sz w:val="22"/>
-        </w:rPr>
-        <w:t>observability</w:t>
-      </w:r>
-      <w:proofErr w:type="spellEnd"/>
-      <w:r>
-        <w:rPr>
-          <w:sz w:val="22"/>
-        </w:rPr>
-        <w:t xml:space="preserve"> across frontend and backend services, giving engineers clearer defect reproduction paths and cutting troubleshooting time by more than </w:t>
+        <w:t xml:space="preserve"> logging to improve observability across frontend and backend services, giving engineers clearer defect reproduction paths and cutting troubleshooting time by more than </w:t>
       </w:r>
       <w:r>
         <w:rPr>
@@ -1883,17 +1764,8 @@
           <w:rStyle w:val="Strong"/>
           <w:sz w:val="22"/>
         </w:rPr>
-        <w:t xml:space="preserve">Azure </w:t>
-      </w:r>
-      <w:proofErr w:type="spellStart"/>
-      <w:r>
-        <w:rPr>
-          <w:rStyle w:val="Strong"/>
-          <w:sz w:val="22"/>
-        </w:rPr>
-        <w:t>DevOps</w:t>
-      </w:r>
-      <w:proofErr w:type="spellEnd"/>
+        <w:t>Azure DevOps</w:t>
+      </w:r>
       <w:r>
         <w:rPr>
           <w:sz w:val="22"/>
@@ -2137,21 +2009,7 @@
         <w:rPr>
           <w:sz w:val="22"/>
         </w:rPr>
-        <w:t xml:space="preserve">Developed </w:t>
-      </w:r>
-      <w:proofErr w:type="spellStart"/>
-      <w:r>
-        <w:rPr>
-          <w:sz w:val="22"/>
-        </w:rPr>
-        <w:t>RESTful</w:t>
-      </w:r>
-      <w:proofErr w:type="spellEnd"/>
-      <w:r>
-        <w:rPr>
-          <w:sz w:val="22"/>
-        </w:rPr>
-        <w:t xml:space="preserve"> backend endpoints in </w:t>
+        <w:t xml:space="preserve">Developed RESTful backend endpoints in </w:t>
       </w:r>
       <w:r>
         <w:rPr>
@@ -2405,17 +2263,8 @@
           <w:rStyle w:val="Strong"/>
           <w:sz w:val="22"/>
         </w:rPr>
-        <w:t xml:space="preserve">Azure </w:t>
-      </w:r>
-      <w:proofErr w:type="spellStart"/>
-      <w:r>
-        <w:rPr>
-          <w:rStyle w:val="Strong"/>
-          <w:sz w:val="22"/>
-        </w:rPr>
-        <w:t>DevOps</w:t>
-      </w:r>
-      <w:proofErr w:type="spellEnd"/>
+        <w:t>Azure DevOps</w:t>
+      </w:r>
       <w:r>
         <w:rPr>
           <w:sz w:val="22"/>
@@ -2623,21 +2472,12 @@
         </w:rPr>
         <w:t xml:space="preserve">, </w:t>
       </w:r>
-      <w:proofErr w:type="spellStart"/>
-      <w:r>
-        <w:rPr>
-          <w:rStyle w:val="Strong"/>
-          <w:sz w:val="22"/>
-        </w:rPr>
-        <w:t>AngularJS</w:t>
-      </w:r>
-      <w:proofErr w:type="spellEnd"/>
-      <w:r>
-        <w:rPr>
-          <w:rStyle w:val="Strong"/>
-          <w:sz w:val="22"/>
-        </w:rPr>
-        <w:t xml:space="preserve"> / early Angular</w:t>
+      <w:r>
+        <w:rPr>
+          <w:rStyle w:val="Strong"/>
+          <w:sz w:val="22"/>
+        </w:rPr>
+        <w:t>AngularJS / early Angular</w:t>
       </w:r>
       <w:r>
         <w:rPr>
@@ -2760,7 +2600,6 @@
         </w:rPr>
         <w:t xml:space="preserve">Improved frontend behavior in older </w:t>
       </w:r>
-      <w:proofErr w:type="spellStart"/>
       <w:r>
         <w:rPr>
           <w:rStyle w:val="Strong"/>
@@ -2768,7 +2607,6 @@
         </w:rPr>
         <w:t>AngularJS</w:t>
       </w:r>
-      <w:proofErr w:type="spellEnd"/>
       <w:r>
         <w:rPr>
           <w:sz w:val="22"/>
